--- a/sistema_enrutamiento_tiendas/Proyecto_Modulo_2_-_Optimizacion_de_rutas_de_distribucion_usando_busqueda_tabu_final.docx
+++ b/sistema_enrutamiento_tiendas/Proyecto_Modulo_2_-_Optimizacion_de_rutas_de_distribucion_usando_busqueda_tabu_final.docx
@@ -11,24 +11,3249 @@
       </w:pPr>
       <w:r>
         <w:rPr>
+          <w:rFonts w:ascii="Times New Roman"/>
+          <w:noProof/>
+          <w:sz w:val="20"/>
+        </w:rPr>
+        <mc:AlternateContent>
+          <mc:Choice Requires="wpg">
+            <w:drawing>
+              <wp:inline distT="0" distB="0" distL="0" distR="0" wp14:anchorId="69F0BA0A" wp14:editId="60A0AFFF">
+                <wp:extent cx="7400290" cy="1548116"/>
+                <wp:effectExtent l="0" t="0" r="0" b="0"/>
+                <wp:docPr id="682019546" name="Group 1"/>
+                <wp:cNvGraphicFramePr>
+                  <a:graphicFrameLocks xmlns:a="http://schemas.openxmlformats.org/drawingml/2006/main"/>
+                </wp:cNvGraphicFramePr>
+                <a:graphic xmlns:a="http://schemas.openxmlformats.org/drawingml/2006/main">
+                  <a:graphicData uri="http://schemas.microsoft.com/office/word/2010/wordprocessingGroup">
+                    <wpg:wgp>
+                      <wpg:cNvGrpSpPr>
+                        <a:grpSpLocks/>
+                      </wpg:cNvGrpSpPr>
+                      <wpg:grpSpPr>
+                        <a:xfrm>
+                          <a:off x="0" y="0"/>
+                          <a:ext cx="7400290" cy="1548116"/>
+                          <a:chOff x="0" y="-152400"/>
+                          <a:chExt cx="7400290" cy="1548116"/>
+                        </a:xfrm>
+                      </wpg:grpSpPr>
+                      <pic:pic xmlns:pic="http://schemas.openxmlformats.org/drawingml/2006/picture">
+                        <pic:nvPicPr>
+                          <pic:cNvPr id="1172564992" name="Image 2" descr="Logotipo  El contenido generado por IA puede ser incorrecto."/>
+                          <pic:cNvPicPr/>
+                        </pic:nvPicPr>
+                        <pic:blipFill>
+                          <a:blip r:embed="rId7" cstate="print"/>
+                          <a:stretch>
+                            <a:fillRect/>
+                          </a:stretch>
+                        </pic:blipFill>
+                        <pic:spPr>
+                          <a:xfrm>
+                            <a:off x="0" y="0"/>
+                            <a:ext cx="1711960" cy="1395716"/>
+                          </a:xfrm>
+                          <a:prstGeom prst="rect">
+                            <a:avLst/>
+                          </a:prstGeom>
+                        </pic:spPr>
+                      </pic:pic>
+                      <wps:wsp>
+                        <wps:cNvPr id="1474461506" name="Graphic 3"/>
+                        <wps:cNvSpPr/>
+                        <wps:spPr>
+                          <a:xfrm>
+                            <a:off x="1742439" y="758698"/>
+                            <a:ext cx="5600700" cy="45085"/>
+                          </a:xfrm>
+                          <a:custGeom>
+                            <a:avLst/>
+                            <a:gdLst/>
+                            <a:ahLst/>
+                            <a:cxnLst/>
+                            <a:rect l="l" t="t" r="r" b="b"/>
+                            <a:pathLst>
+                              <a:path w="5600700" h="45085">
+                                <a:moveTo>
+                                  <a:pt x="5600700" y="0"/>
+                                </a:moveTo>
+                                <a:lnTo>
+                                  <a:pt x="0" y="0"/>
+                                </a:lnTo>
+                                <a:lnTo>
+                                  <a:pt x="0" y="45084"/>
+                                </a:lnTo>
+                                <a:lnTo>
+                                  <a:pt x="5600700" y="45084"/>
+                                </a:lnTo>
+                                <a:lnTo>
+                                  <a:pt x="5600700" y="0"/>
+                                </a:lnTo>
+                                <a:close/>
+                              </a:path>
+                            </a:pathLst>
+                          </a:custGeom>
+                          <a:solidFill>
+                            <a:srgbClr val="001F5F"/>
+                          </a:solidFill>
+                        </wps:spPr>
+                        <wps:bodyPr wrap="square" lIns="0" tIns="0" rIns="0" bIns="0" rtlCol="0">
+                          <a:prstTxWarp prst="textNoShape">
+                            <a:avLst/>
+                          </a:prstTxWarp>
+                          <a:noAutofit/>
+                        </wps:bodyPr>
+                      </wps:wsp>
+                      <wps:wsp>
+                        <wps:cNvPr id="751349725" name="Graphic 4"/>
+                        <wps:cNvSpPr/>
+                        <wps:spPr>
+                          <a:xfrm>
+                            <a:off x="1742439" y="758698"/>
+                            <a:ext cx="5600700" cy="45085"/>
+                          </a:xfrm>
+                          <a:custGeom>
+                            <a:avLst/>
+                            <a:gdLst/>
+                            <a:ahLst/>
+                            <a:cxnLst/>
+                            <a:rect l="l" t="t" r="r" b="b"/>
+                            <a:pathLst>
+                              <a:path w="5600700" h="45085">
+                                <a:moveTo>
+                                  <a:pt x="0" y="45084"/>
+                                </a:moveTo>
+                                <a:lnTo>
+                                  <a:pt x="5600700" y="45084"/>
+                                </a:lnTo>
+                                <a:lnTo>
+                                  <a:pt x="5600700" y="0"/>
+                                </a:lnTo>
+                                <a:lnTo>
+                                  <a:pt x="0" y="0"/>
+                                </a:lnTo>
+                                <a:lnTo>
+                                  <a:pt x="0" y="45084"/>
+                                </a:lnTo>
+                                <a:close/>
+                              </a:path>
+                            </a:pathLst>
+                          </a:custGeom>
+                          <a:ln w="12699">
+                            <a:solidFill>
+                              <a:srgbClr val="001F5F"/>
+                            </a:solidFill>
+                            <a:prstDash val="solid"/>
+                          </a:ln>
+                        </wps:spPr>
+                        <wps:bodyPr wrap="square" lIns="0" tIns="0" rIns="0" bIns="0" rtlCol="0">
+                          <a:prstTxWarp prst="textNoShape">
+                            <a:avLst/>
+                          </a:prstTxWarp>
+                          <a:noAutofit/>
+                        </wps:bodyPr>
+                      </wps:wsp>
+                      <wps:wsp>
+                        <wps:cNvPr id="163652018" name="Textbox 5"/>
+                        <wps:cNvSpPr txBox="1"/>
+                        <wps:spPr>
+                          <a:xfrm>
+                            <a:off x="50800" y="-152400"/>
+                            <a:ext cx="7349490" cy="1395730"/>
+                          </a:xfrm>
+                          <a:prstGeom prst="rect">
+                            <a:avLst/>
+                          </a:prstGeom>
+                        </wps:spPr>
+                        <wps:txbx>
+                          <w:txbxContent>
+                            <w:p>
+                              <w:pPr>
+                                <w:rPr>
+                                  <w:rFonts w:ascii="Times New Roman"/>
+                                  <w:sz w:val="27"/>
+                                </w:rPr>
+                              </w:pPr>
+                            </w:p>
+                            <w:p>
+                              <w:pPr>
+                                <w:spacing w:before="174"/>
+                                <w:rPr>
+                                  <w:rFonts w:ascii="Times New Roman"/>
+                                  <w:sz w:val="27"/>
+                                </w:rPr>
+                              </w:pPr>
+                            </w:p>
+                            <w:p>
+                              <w:pPr>
+                                <w:spacing w:line="415" w:lineRule="auto"/>
+                                <w:ind w:left="4240" w:hanging="1502"/>
+                                <w:rPr>
+                                  <w:rFonts w:ascii="Microsoft Sans Serif" w:hAnsi="Microsoft Sans Serif"/>
+                                  <w:sz w:val="27"/>
+                                </w:rPr>
+                              </w:pPr>
+                              <w:r>
+                                <w:rPr>
+                                  <w:rFonts w:ascii="Microsoft Sans Serif" w:hAnsi="Microsoft Sans Serif"/>
+                                  <w:w w:val="90"/>
+                                  <w:sz w:val="27"/>
+                                </w:rPr>
+                                <w:t>UNIVERSIDAD TECNOLÓGICA NACIONAL DE</w:t>
+                              </w:r>
+                              <w:r>
+                                <w:rPr>
+                                  <w:rFonts w:ascii="Microsoft Sans Serif" w:hAnsi="Microsoft Sans Serif"/>
+                                  <w:spacing w:val="-8"/>
+                                  <w:w w:val="90"/>
+                                  <w:sz w:val="27"/>
+                                </w:rPr>
+                                <w:t xml:space="preserve"> </w:t>
+                              </w:r>
+                              <w:r>
+                                <w:rPr>
+                                  <w:rFonts w:ascii="Microsoft Sans Serif" w:hAnsi="Microsoft Sans Serif"/>
+                                  <w:w w:val="90"/>
+                                  <w:sz w:val="27"/>
+                                </w:rPr>
+                                <w:t>MÉXICO CAMPUS CULIACÁN INGENIERÍA</w:t>
+                              </w:r>
+                              <w:r>
+                                <w:rPr>
+                                  <w:rFonts w:ascii="Microsoft Sans Serif" w:hAnsi="Microsoft Sans Serif"/>
+                                  <w:spacing w:val="40"/>
+                                  <w:sz w:val="27"/>
+                                </w:rPr>
+                                <w:t xml:space="preserve"> </w:t>
+                              </w:r>
+                              <w:r>
+                                <w:rPr>
+                                  <w:rFonts w:ascii="Microsoft Sans Serif" w:hAnsi="Microsoft Sans Serif"/>
+                                  <w:w w:val="90"/>
+                                  <w:sz w:val="27"/>
+                                </w:rPr>
+                                <w:t>EN SISTEMAS COMPUTACIONALES</w:t>
+                              </w:r>
+                            </w:p>
+                          </w:txbxContent>
+                        </wps:txbx>
+                        <wps:bodyPr wrap="square" lIns="0" tIns="0" rIns="0" bIns="0" rtlCol="0">
+                          <a:noAutofit/>
+                        </wps:bodyPr>
+                      </wps:wsp>
+                    </wpg:wgp>
+                  </a:graphicData>
+                </a:graphic>
+              </wp:inline>
+            </w:drawing>
+          </mc:Choice>
+          <mc:Fallback>
+            <w:pict>
+              <v:group w14:anchorId="69F0BA0A" id="Group 1" o:spid="_x0000_s1026" style="width:582.7pt;height:121.9pt;mso-position-horizontal-relative:char;mso-position-vertical-relative:line" coordorigin=",-1524" coordsize="74002,15481" o:gfxdata="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">
+                <v:shapetype id="_x0000_t75" coordsize="21600,21600" o:spt="75" o:preferrelative="t" path="m@4@5l@4@11@9@11@9@5xe" filled="f" stroked="f">
+                  <v:stroke joinstyle="miter"/>
+                  <v:formulas>
+                    <v:f eqn="if lineDrawn pixelLineWidth 0"/>
+                    <v:f eqn="sum @0 1 0"/>
+                    <v:f eqn="sum 0 0 @1"/>
+                    <v:f eqn="prod @2 1 2"/>
+                    <v:f eqn="prod @3 21600 pixelWidth"/>
+                    <v:f eqn="prod @3 21600 pixelHeight"/>
+                    <v:f eqn="sum @0 0 1"/>
+                    <v:f eqn="prod @6 1 2"/>
+                    <v:f eqn="prod @7 21600 pixelWidth"/>
+                    <v:f eqn="sum @8 21600 0"/>
+                    <v:f eqn="prod @7 21600 pixelHeight"/>
+                    <v:f eqn="sum @10 21600 0"/>
+                  </v:formulas>
+                  <v:path o:extrusionok="f" gradientshapeok="t" o:connecttype="rect"/>
+                  <o:lock v:ext="edit" aspectratio="t"/>
+                </v:shapetype>
+                <v:shape id="Image 2" o:spid="_x0000_s1027" type="#_x0000_t75" alt="Logotipo  El contenido generado por IA puede ser incorrecto." style="position:absolute;width:17119;height:13957;visibility:visible;mso-wrap-style:square" o:gfxdata="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">
+                  <v:imagedata r:id="rId8" o:title="Logotipo  El contenido generado por IA puede ser incorrecto"/>
+                </v:shape>
+                <v:shape id="Graphic 3" o:spid="_x0000_s1028" style="position:absolute;left:17424;top:7586;width:56007;height:451;visibility:visible;mso-wrap-style:square;v-text-anchor:top" coordsize="5600700,45085" o:gfxdata="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" path="m5600700,l,,,45084r5600700,l5600700,xe" fillcolor="#001f5f" stroked="f">
+                  <v:path arrowok="t"/>
+                </v:shape>
+                <v:shape id="Graphic 4" o:spid="_x0000_s1029" style="position:absolute;left:17424;top:7586;width:56007;height:451;visibility:visible;mso-wrap-style:square;v-text-anchor:top" coordsize="5600700,45085" o:gfxdata="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" path="m,45084r5600700,l5600700,,,,,45084xe" filled="f" strokecolor="#001f5f" strokeweight=".35275mm">
+                  <v:path arrowok="t"/>
+                </v:shape>
+                <v:shapetype id="_x0000_t202" coordsize="21600,21600" o:spt="202" path="m,l,21600r21600,l21600,xe">
+                  <v:stroke joinstyle="miter"/>
+                  <v:path gradientshapeok="t" o:connecttype="rect"/>
+                </v:shapetype>
+                <v:shape id="Textbox 5" o:spid="_x0000_s1030" type="#_x0000_t202" style="position:absolute;left:508;top:-1524;width:73494;height:13957;visibility:visible;mso-wrap-style:square;v-text-anchor:top" o:gfxdata="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" filled="f" stroked="f">
+                  <v:textbox inset="0,0,0,0">
+                    <w:txbxContent>
+                      <w:p>
+                        <w:pPr>
+                          <w:rPr>
+                            <w:rFonts w:ascii="Times New Roman"/>
+                            <w:sz w:val="27"/>
+                          </w:rPr>
+                        </w:pPr>
+                      </w:p>
+                      <w:p>
+                        <w:pPr>
+                          <w:spacing w:before="174"/>
+                          <w:rPr>
+                            <w:rFonts w:ascii="Times New Roman"/>
+                            <w:sz w:val="27"/>
+                          </w:rPr>
+                        </w:pPr>
+                      </w:p>
+                      <w:p>
+                        <w:pPr>
+                          <w:spacing w:line="415" w:lineRule="auto"/>
+                          <w:ind w:left="4240" w:hanging="1502"/>
+                          <w:rPr>
+                            <w:rFonts w:ascii="Microsoft Sans Serif" w:hAnsi="Microsoft Sans Serif"/>
+                            <w:sz w:val="27"/>
+                          </w:rPr>
+                        </w:pPr>
+                        <w:r>
+                          <w:rPr>
+                            <w:rFonts w:ascii="Microsoft Sans Serif" w:hAnsi="Microsoft Sans Serif"/>
+                            <w:w w:val="90"/>
+                            <w:sz w:val="27"/>
+                          </w:rPr>
+                          <w:t>UNIVERSIDAD TECNOLÓGICA NACIONAL DE</w:t>
+                        </w:r>
+                        <w:r>
+                          <w:rPr>
+                            <w:rFonts w:ascii="Microsoft Sans Serif" w:hAnsi="Microsoft Sans Serif"/>
+                            <w:spacing w:val="-8"/>
+                            <w:w w:val="90"/>
+                            <w:sz w:val="27"/>
+                          </w:rPr>
+                          <w:t xml:space="preserve"> </w:t>
+                        </w:r>
+                        <w:r>
+                          <w:rPr>
+                            <w:rFonts w:ascii="Microsoft Sans Serif" w:hAnsi="Microsoft Sans Serif"/>
+                            <w:w w:val="90"/>
+                            <w:sz w:val="27"/>
+                          </w:rPr>
+                          <w:t>MÉXICO CAMPUS CULIACÁN INGENIERÍA</w:t>
+                        </w:r>
+                        <w:r>
+                          <w:rPr>
+                            <w:rFonts w:ascii="Microsoft Sans Serif" w:hAnsi="Microsoft Sans Serif"/>
+                            <w:spacing w:val="40"/>
+                            <w:sz w:val="27"/>
+                          </w:rPr>
+                          <w:t xml:space="preserve"> </w:t>
+                        </w:r>
+                        <w:r>
+                          <w:rPr>
+                            <w:rFonts w:ascii="Microsoft Sans Serif" w:hAnsi="Microsoft Sans Serif"/>
+                            <w:w w:val="90"/>
+                            <w:sz w:val="27"/>
+                          </w:rPr>
+                          <w:t>EN SISTEMAS COMPUTACIONALES</w:t>
+                        </w:r>
+                      </w:p>
+                    </w:txbxContent>
+                  </v:textbox>
+                </v:shape>
+                <w10:anchorlock/>
+              </v:group>
+            </w:pict>
+          </mc:Fallback>
+        </mc:AlternateContent>
+      </w:r>
+    </w:p>
+    <w:p>
+      <w:pPr>
+        <w:pStyle w:val="Textoindependiente"/>
+        <w:ind w:left="276"/>
+        <w:rPr>
+          <w:rFonts w:ascii="Times New Roman"/>
+          <w:sz w:val="20"/>
+        </w:rPr>
+      </w:pPr>
+      <w:bookmarkStart w:id="0" w:name="_Hlk206874845"/>
+      <w:r>
+        <w:rPr>
+          <w:rFonts w:ascii="Arial" w:hAnsi="Arial"/>
+          <w:b/>
+          <w:noProof/>
+          <w:sz w:val="27"/>
+        </w:rPr>
+        <mc:AlternateContent>
+          <mc:Choice Requires="wpg">
+            <w:drawing>
+              <wp:anchor distT="0" distB="0" distL="0" distR="0" simplePos="0" relativeHeight="251659264" behindDoc="0" locked="0" layoutInCell="1" allowOverlap="1" wp14:anchorId="602CAF53" wp14:editId="54364FB7">
+                <wp:simplePos x="0" y="0"/>
+                <wp:positionH relativeFrom="margin">
+                  <wp:align>left</wp:align>
+                </wp:positionH>
+                <wp:positionV relativeFrom="paragraph">
+                  <wp:posOffset>50800</wp:posOffset>
+                </wp:positionV>
+                <wp:extent cx="1973580" cy="7929245"/>
+                <wp:effectExtent l="0" t="0" r="7620" b="14605"/>
+                <wp:wrapNone/>
+                <wp:docPr id="6" name="Group 6"/>
+                <wp:cNvGraphicFramePr>
+                  <a:graphicFrameLocks xmlns:a="http://schemas.openxmlformats.org/drawingml/2006/main"/>
+                </wp:cNvGraphicFramePr>
+                <a:graphic xmlns:a="http://schemas.openxmlformats.org/drawingml/2006/main">
+                  <a:graphicData uri="http://schemas.microsoft.com/office/word/2010/wordprocessingGroup">
+                    <wpg:wgp>
+                      <wpg:cNvGrpSpPr>
+                        <a:grpSpLocks/>
+                      </wpg:cNvGrpSpPr>
+                      <wpg:grpSpPr>
+                        <a:xfrm>
+                          <a:off x="0" y="0"/>
+                          <a:ext cx="1973580" cy="7929245"/>
+                          <a:chOff x="0" y="0"/>
+                          <a:chExt cx="1973580" cy="7929245"/>
+                        </a:xfrm>
+                      </wpg:grpSpPr>
+                      <wps:wsp>
+                        <wps:cNvPr id="7" name="Graphic 7"/>
+                        <wps:cNvSpPr/>
+                        <wps:spPr>
+                          <a:xfrm>
+                            <a:off x="6350" y="5727874"/>
+                            <a:ext cx="1960880" cy="2195195"/>
+                          </a:xfrm>
+                          <a:custGeom>
+                            <a:avLst/>
+                            <a:gdLst/>
+                            <a:ahLst/>
+                            <a:cxnLst/>
+                            <a:rect l="l" t="t" r="r" b="b"/>
+                            <a:pathLst>
+                              <a:path w="1960880" h="2195195">
+                                <a:moveTo>
+                                  <a:pt x="0" y="0"/>
+                                </a:moveTo>
+                                <a:lnTo>
+                                  <a:pt x="0" y="2194768"/>
+                                </a:lnTo>
+                                <a:lnTo>
+                                  <a:pt x="1960684" y="2194768"/>
+                                </a:lnTo>
+                                <a:lnTo>
+                                  <a:pt x="0" y="0"/>
+                                </a:lnTo>
+                                <a:close/>
+                              </a:path>
+                            </a:pathLst>
+                          </a:custGeom>
+                          <a:solidFill>
+                            <a:srgbClr val="0D2841"/>
+                          </a:solidFill>
+                        </wps:spPr>
+                        <wps:bodyPr wrap="square" lIns="0" tIns="0" rIns="0" bIns="0" rtlCol="0">
+                          <a:prstTxWarp prst="textNoShape">
+                            <a:avLst/>
+                          </a:prstTxWarp>
+                          <a:noAutofit/>
+                        </wps:bodyPr>
+                      </wps:wsp>
+                      <wps:wsp>
+                        <wps:cNvPr id="8" name="Graphic 8"/>
+                        <wps:cNvSpPr/>
+                        <wps:spPr>
+                          <a:xfrm>
+                            <a:off x="6350" y="5727874"/>
+                            <a:ext cx="1960880" cy="2195195"/>
+                          </a:xfrm>
+                          <a:custGeom>
+                            <a:avLst/>
+                            <a:gdLst/>
+                            <a:ahLst/>
+                            <a:cxnLst/>
+                            <a:rect l="l" t="t" r="r" b="b"/>
+                            <a:pathLst>
+                              <a:path w="1960880" h="2195195">
+                                <a:moveTo>
+                                  <a:pt x="0" y="0"/>
+                                </a:moveTo>
+                                <a:lnTo>
+                                  <a:pt x="1960684" y="2194768"/>
+                                </a:lnTo>
+                              </a:path>
+                            </a:pathLst>
+                          </a:custGeom>
+                          <a:ln w="12700">
+                            <a:solidFill>
+                              <a:srgbClr val="001F5F"/>
+                            </a:solidFill>
+                            <a:prstDash val="solid"/>
+                          </a:ln>
+                        </wps:spPr>
+                        <wps:bodyPr wrap="square" lIns="0" tIns="0" rIns="0" bIns="0" rtlCol="0">
+                          <a:prstTxWarp prst="textNoShape">
+                            <a:avLst/>
+                          </a:prstTxWarp>
+                          <a:noAutofit/>
+                        </wps:bodyPr>
+                      </wps:wsp>
+                      <wps:wsp>
+                        <wps:cNvPr id="9" name="Graphic 9"/>
+                        <wps:cNvSpPr/>
+                        <wps:spPr>
+                          <a:xfrm>
+                            <a:off x="446404" y="6350"/>
+                            <a:ext cx="45085" cy="6153785"/>
+                          </a:xfrm>
+                          <a:custGeom>
+                            <a:avLst/>
+                            <a:gdLst/>
+                            <a:ahLst/>
+                            <a:cxnLst/>
+                            <a:rect l="l" t="t" r="r" b="b"/>
+                            <a:pathLst>
+                              <a:path w="45085" h="6153785">
+                                <a:moveTo>
+                                  <a:pt x="45084" y="0"/>
+                                </a:moveTo>
+                                <a:lnTo>
+                                  <a:pt x="0" y="0"/>
+                                </a:lnTo>
+                                <a:lnTo>
+                                  <a:pt x="0" y="6153785"/>
+                                </a:lnTo>
+                                <a:lnTo>
+                                  <a:pt x="45084" y="6153785"/>
+                                </a:lnTo>
+                                <a:lnTo>
+                                  <a:pt x="45084" y="0"/>
+                                </a:lnTo>
+                                <a:close/>
+                              </a:path>
+                            </a:pathLst>
+                          </a:custGeom>
+                          <a:solidFill>
+                            <a:srgbClr val="001F5F"/>
+                          </a:solidFill>
+                        </wps:spPr>
+                        <wps:bodyPr wrap="square" lIns="0" tIns="0" rIns="0" bIns="0" rtlCol="0">
+                          <a:prstTxWarp prst="textNoShape">
+                            <a:avLst/>
+                          </a:prstTxWarp>
+                          <a:noAutofit/>
+                        </wps:bodyPr>
+                      </wps:wsp>
+                      <wps:wsp>
+                        <wps:cNvPr id="10" name="Graphic 10"/>
+                        <wps:cNvSpPr/>
+                        <wps:spPr>
+                          <a:xfrm>
+                            <a:off x="446404" y="6350"/>
+                            <a:ext cx="45085" cy="6153785"/>
+                          </a:xfrm>
+                          <a:custGeom>
+                            <a:avLst/>
+                            <a:gdLst/>
+                            <a:ahLst/>
+                            <a:cxnLst/>
+                            <a:rect l="l" t="t" r="r" b="b"/>
+                            <a:pathLst>
+                              <a:path w="45085" h="6153785">
+                                <a:moveTo>
+                                  <a:pt x="0" y="6153785"/>
+                                </a:moveTo>
+                                <a:lnTo>
+                                  <a:pt x="45084" y="6153785"/>
+                                </a:lnTo>
+                                <a:lnTo>
+                                  <a:pt x="45084" y="0"/>
+                                </a:lnTo>
+                                <a:lnTo>
+                                  <a:pt x="0" y="0"/>
+                                </a:lnTo>
+                                <a:lnTo>
+                                  <a:pt x="0" y="6153785"/>
+                                </a:lnTo>
+                                <a:close/>
+                              </a:path>
+                            </a:pathLst>
+                          </a:custGeom>
+                          <a:ln w="12700">
+                            <a:solidFill>
+                              <a:srgbClr val="001F5F"/>
+                            </a:solidFill>
+                            <a:prstDash val="solid"/>
+                          </a:ln>
+                        </wps:spPr>
+                        <wps:bodyPr wrap="square" lIns="0" tIns="0" rIns="0" bIns="0" rtlCol="0">
+                          <a:prstTxWarp prst="textNoShape">
+                            <a:avLst/>
+                          </a:prstTxWarp>
+                          <a:noAutofit/>
+                        </wps:bodyPr>
+                      </wps:wsp>
+                      <wps:wsp>
+                        <wps:cNvPr id="11" name="Graphic 11"/>
+                        <wps:cNvSpPr/>
+                        <wps:spPr>
+                          <a:xfrm>
+                            <a:off x="582929" y="13970"/>
+                            <a:ext cx="45085" cy="6146165"/>
+                          </a:xfrm>
+                          <a:custGeom>
+                            <a:avLst/>
+                            <a:gdLst/>
+                            <a:ahLst/>
+                            <a:cxnLst/>
+                            <a:rect l="l" t="t" r="r" b="b"/>
+                            <a:pathLst>
+                              <a:path w="45085" h="6146165">
+                                <a:moveTo>
+                                  <a:pt x="45084" y="0"/>
+                                </a:moveTo>
+                                <a:lnTo>
+                                  <a:pt x="0" y="0"/>
+                                </a:lnTo>
+                                <a:lnTo>
+                                  <a:pt x="0" y="6146165"/>
+                                </a:lnTo>
+                                <a:lnTo>
+                                  <a:pt x="45084" y="6146165"/>
+                                </a:lnTo>
+                                <a:lnTo>
+                                  <a:pt x="45084" y="0"/>
+                                </a:lnTo>
+                                <a:close/>
+                              </a:path>
+                            </a:pathLst>
+                          </a:custGeom>
+                          <a:solidFill>
+                            <a:srgbClr val="006FC0"/>
+                          </a:solidFill>
+                        </wps:spPr>
+                        <wps:bodyPr wrap="square" lIns="0" tIns="0" rIns="0" bIns="0" rtlCol="0">
+                          <a:prstTxWarp prst="textNoShape">
+                            <a:avLst/>
+                          </a:prstTxWarp>
+                          <a:noAutofit/>
+                        </wps:bodyPr>
+                      </wps:wsp>
+                      <wps:wsp>
+                        <wps:cNvPr id="12" name="Graphic 12"/>
+                        <wps:cNvSpPr/>
+                        <wps:spPr>
+                          <a:xfrm>
+                            <a:off x="582929" y="13970"/>
+                            <a:ext cx="45085" cy="6146165"/>
+                          </a:xfrm>
+                          <a:custGeom>
+                            <a:avLst/>
+                            <a:gdLst/>
+                            <a:ahLst/>
+                            <a:cxnLst/>
+                            <a:rect l="l" t="t" r="r" b="b"/>
+                            <a:pathLst>
+                              <a:path w="45085" h="6146165">
+                                <a:moveTo>
+                                  <a:pt x="0" y="6146165"/>
+                                </a:moveTo>
+                                <a:lnTo>
+                                  <a:pt x="45084" y="6146165"/>
+                                </a:lnTo>
+                                <a:lnTo>
+                                  <a:pt x="45084" y="0"/>
+                                </a:lnTo>
+                                <a:lnTo>
+                                  <a:pt x="0" y="0"/>
+                                </a:lnTo>
+                                <a:lnTo>
+                                  <a:pt x="0" y="6146165"/>
+                                </a:lnTo>
+                                <a:close/>
+                              </a:path>
+                            </a:pathLst>
+                          </a:custGeom>
+                          <a:ln w="12700">
+                            <a:solidFill>
+                              <a:srgbClr val="006FC0"/>
+                            </a:solidFill>
+                            <a:prstDash val="solid"/>
+                          </a:ln>
+                        </wps:spPr>
+                        <wps:bodyPr wrap="square" lIns="0" tIns="0" rIns="0" bIns="0" rtlCol="0">
+                          <a:prstTxWarp prst="textNoShape">
+                            <a:avLst/>
+                          </a:prstTxWarp>
+                          <a:noAutofit/>
+                        </wps:bodyPr>
+                      </wps:wsp>
+                      <wps:wsp>
+                        <wps:cNvPr id="13" name="Graphic 13"/>
+                        <wps:cNvSpPr/>
+                        <wps:spPr>
+                          <a:xfrm>
+                            <a:off x="728344" y="6985"/>
+                            <a:ext cx="45085" cy="6153785"/>
+                          </a:xfrm>
+                          <a:custGeom>
+                            <a:avLst/>
+                            <a:gdLst/>
+                            <a:ahLst/>
+                            <a:cxnLst/>
+                            <a:rect l="l" t="t" r="r" b="b"/>
+                            <a:pathLst>
+                              <a:path w="45085" h="6153785">
+                                <a:moveTo>
+                                  <a:pt x="45084" y="0"/>
+                                </a:moveTo>
+                                <a:lnTo>
+                                  <a:pt x="0" y="0"/>
+                                </a:lnTo>
+                                <a:lnTo>
+                                  <a:pt x="0" y="6153784"/>
+                                </a:lnTo>
+                                <a:lnTo>
+                                  <a:pt x="45084" y="6153784"/>
+                                </a:lnTo>
+                                <a:lnTo>
+                                  <a:pt x="45084" y="0"/>
+                                </a:lnTo>
+                                <a:close/>
+                              </a:path>
+                            </a:pathLst>
+                          </a:custGeom>
+                          <a:solidFill>
+                            <a:srgbClr val="001F5F"/>
+                          </a:solidFill>
+                        </wps:spPr>
+                        <wps:bodyPr wrap="square" lIns="0" tIns="0" rIns="0" bIns="0" rtlCol="0">
+                          <a:prstTxWarp prst="textNoShape">
+                            <a:avLst/>
+                          </a:prstTxWarp>
+                          <a:noAutofit/>
+                        </wps:bodyPr>
+                      </wps:wsp>
+                      <wps:wsp>
+                        <wps:cNvPr id="14" name="Graphic 14"/>
+                        <wps:cNvSpPr/>
+                        <wps:spPr>
+                          <a:xfrm>
+                            <a:off x="728344" y="6985"/>
+                            <a:ext cx="45085" cy="6153785"/>
+                          </a:xfrm>
+                          <a:custGeom>
+                            <a:avLst/>
+                            <a:gdLst/>
+                            <a:ahLst/>
+                            <a:cxnLst/>
+                            <a:rect l="l" t="t" r="r" b="b"/>
+                            <a:pathLst>
+                              <a:path w="45085" h="6153785">
+                                <a:moveTo>
+                                  <a:pt x="0" y="6153784"/>
+                                </a:moveTo>
+                                <a:lnTo>
+                                  <a:pt x="45084" y="6153784"/>
+                                </a:lnTo>
+                                <a:lnTo>
+                                  <a:pt x="45084" y="0"/>
+                                </a:lnTo>
+                                <a:lnTo>
+                                  <a:pt x="0" y="0"/>
+                                </a:lnTo>
+                                <a:lnTo>
+                                  <a:pt x="0" y="6153784"/>
+                                </a:lnTo>
+                                <a:close/>
+                              </a:path>
+                            </a:pathLst>
+                          </a:custGeom>
+                          <a:ln w="12700">
+                            <a:solidFill>
+                              <a:srgbClr val="001F5F"/>
+                            </a:solidFill>
+                            <a:prstDash val="solid"/>
+                          </a:ln>
+                        </wps:spPr>
+                        <wps:bodyPr wrap="square" lIns="0" tIns="0" rIns="0" bIns="0" rtlCol="0">
+                          <a:prstTxWarp prst="textNoShape">
+                            <a:avLst/>
+                          </a:prstTxWarp>
+                          <a:noAutofit/>
+                        </wps:bodyPr>
+                      </wps:wsp>
+                      <pic:pic xmlns:pic="http://schemas.openxmlformats.org/drawingml/2006/picture">
+                        <pic:nvPicPr>
+                          <pic:cNvPr id="15" name="Image 15" descr="Logotipo  El contenido generado por IA puede ser incorrecto."/>
+                          <pic:cNvPicPr/>
+                        </pic:nvPicPr>
+                        <pic:blipFill>
+                          <a:blip r:embed="rId9" cstate="print"/>
+                          <a:stretch>
+                            <a:fillRect/>
+                          </a:stretch>
+                        </pic:blipFill>
+                        <pic:spPr>
+                          <a:xfrm>
+                            <a:off x="247649" y="6386055"/>
+                            <a:ext cx="1371600" cy="1315199"/>
+                          </a:xfrm>
+                          <a:prstGeom prst="rect">
+                            <a:avLst/>
+                          </a:prstGeom>
+                        </pic:spPr>
+                      </pic:pic>
+                    </wpg:wgp>
+                  </a:graphicData>
+                </a:graphic>
+              </wp:anchor>
+            </w:drawing>
+          </mc:Choice>
+          <mc:Fallback>
+            <w:pict>
+              <v:group w14:anchorId="4B570D05" id="Group 6" o:spid="_x0000_s1026" style="position:absolute;margin-left:0;margin-top:4pt;width:155.4pt;height:624.35pt;z-index:251659264;mso-wrap-distance-left:0;mso-wrap-distance-right:0;mso-position-horizontal:left;mso-position-horizontal-relative:margin" coordsize="19735,79292" o:gfxdata="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">
+                <v:shape id="Graphic 7" o:spid="_x0000_s1027" style="position:absolute;left:63;top:57278;width:19609;height:21952;visibility:visible;mso-wrap-style:square;v-text-anchor:top" coordsize="1960880,2195195" o:gfxdata="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" path="m,l,2194768r1960684,l,xe" fillcolor="#0d2841" stroked="f">
+                  <v:path arrowok="t"/>
+                </v:shape>
+                <v:shape id="Graphic 8" o:spid="_x0000_s1028" style="position:absolute;left:63;top:57278;width:19609;height:21952;visibility:visible;mso-wrap-style:square;v-text-anchor:top" coordsize="1960880,2195195" o:gfxdata="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" path="m,l1960684,2194768e" filled="f" strokecolor="#001f5f" strokeweight="1pt">
+                  <v:path arrowok="t"/>
+                </v:shape>
+                <v:shape id="Graphic 9" o:spid="_x0000_s1029" style="position:absolute;left:4464;top:63;width:450;height:61538;visibility:visible;mso-wrap-style:square;v-text-anchor:top" coordsize="45085,6153785" o:gfxdata="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" path="m45084,l,,,6153785r45084,l45084,xe" fillcolor="#001f5f" stroked="f">
+                  <v:path arrowok="t"/>
+                </v:shape>
+                <v:shape id="Graphic 10" o:spid="_x0000_s1030" style="position:absolute;left:4464;top:63;width:450;height:61538;visibility:visible;mso-wrap-style:square;v-text-anchor:top" coordsize="45085,6153785" o:gfxdata="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" path="m,6153785r45084,l45084,,,,,6153785xe" filled="f" strokecolor="#001f5f" strokeweight="1pt">
+                  <v:path arrowok="t"/>
+                </v:shape>
+                <v:shape id="Graphic 11" o:spid="_x0000_s1031" style="position:absolute;left:5829;top:139;width:451;height:61462;visibility:visible;mso-wrap-style:square;v-text-anchor:top" coordsize="45085,6146165" o:gfxdata="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" path="m45084,l,,,6146165r45084,l45084,xe" fillcolor="#006fc0" stroked="f">
+                  <v:path arrowok="t"/>
+                </v:shape>
+                <v:shape id="Graphic 12" o:spid="_x0000_s1032" style="position:absolute;left:5829;top:139;width:451;height:61462;visibility:visible;mso-wrap-style:square;v-text-anchor:top" coordsize="45085,6146165" o:gfxdata="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" path="m,6146165r45084,l45084,,,,,6146165xe" filled="f" strokecolor="#006fc0" strokeweight="1pt">
+                  <v:path arrowok="t"/>
+                </v:shape>
+                <v:shape id="Graphic 13" o:spid="_x0000_s1033" style="position:absolute;left:7283;top:69;width:451;height:61538;visibility:visible;mso-wrap-style:square;v-text-anchor:top" coordsize="45085,6153785" o:gfxdata="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" path="m45084,l,,,6153784r45084,l45084,xe" fillcolor="#001f5f" stroked="f">
+                  <v:path arrowok="t"/>
+                </v:shape>
+                <v:shape id="Graphic 14" o:spid="_x0000_s1034" style="position:absolute;left:7283;top:69;width:451;height:61538;visibility:visible;mso-wrap-style:square;v-text-anchor:top" coordsize="45085,6153785" o:gfxdata="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" path="m,6153784r45084,l45084,,,,,6153784xe" filled="f" strokecolor="#001f5f" strokeweight="1pt">
+                  <v:path arrowok="t"/>
+                </v:shape>
+                <v:shape id="Image 15" o:spid="_x0000_s1035" type="#_x0000_t75" alt="Logotipo  El contenido generado por IA puede ser incorrecto." style="position:absolute;left:2476;top:63860;width:13716;height:13152;visibility:visible;mso-wrap-style:square" o:gfxdata="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">
+                  <v:imagedata r:id="rId10" o:title="Logotipo  El contenido generado por IA puede ser incorrecto"/>
+                </v:shape>
+                <w10:wrap anchorx="margin"/>
+              </v:group>
+            </w:pict>
+          </mc:Fallback>
+        </mc:AlternateContent>
+      </w:r>
+    </w:p>
+    <w:p>
+      <w:pPr>
+        <w:pStyle w:val="Textoindependiente"/>
+        <w:spacing w:before="187"/>
+        <w:ind w:left="0"/>
+        <w:rPr>
+          <w:rFonts w:ascii="Times New Roman"/>
+          <w:sz w:val="27"/>
+        </w:rPr>
+      </w:pPr>
+      <w:r>
+        <w:rPr>
+          <w:rFonts w:ascii="Arial"/>
+          <w:b/>
+          <w:noProof/>
+          <w:sz w:val="27"/>
+        </w:rPr>
+        <mc:AlternateContent>
+          <mc:Choice Requires="wps">
+            <w:drawing>
+              <wp:anchor distT="45720" distB="45720" distL="114300" distR="114300" simplePos="0" relativeHeight="251661312" behindDoc="0" locked="0" layoutInCell="1" allowOverlap="1" wp14:anchorId="6B420885" wp14:editId="5F4DBC4B">
+                <wp:simplePos x="0" y="0"/>
+                <wp:positionH relativeFrom="column">
+                  <wp:posOffset>3250777</wp:posOffset>
+                </wp:positionH>
+                <wp:positionV relativeFrom="paragraph">
+                  <wp:posOffset>636481</wp:posOffset>
+                </wp:positionV>
+                <wp:extent cx="2929255" cy="1404620"/>
+                <wp:effectExtent l="0" t="0" r="0" b="0"/>
+                <wp:wrapSquare wrapText="bothSides"/>
+                <wp:docPr id="194301446" name="Cuadro de texto 2"/>
+                <wp:cNvGraphicFramePr>
+                  <a:graphicFrameLocks xmlns:a="http://schemas.openxmlformats.org/drawingml/2006/main"/>
+                </wp:cNvGraphicFramePr>
+                <a:graphic xmlns:a="http://schemas.openxmlformats.org/drawingml/2006/main">
+                  <a:graphicData uri="http://schemas.microsoft.com/office/word/2010/wordprocessingShape">
+                    <wps:wsp>
+                      <wps:cNvSpPr txBox="1">
+                        <a:spLocks noChangeArrowheads="1"/>
+                      </wps:cNvSpPr>
+                      <wps:spPr bwMode="auto">
+                        <a:xfrm>
+                          <a:off x="0" y="0"/>
+                          <a:ext cx="2929255" cy="1404620"/>
+                        </a:xfrm>
+                        <a:prstGeom prst="rect">
+                          <a:avLst/>
+                        </a:prstGeom>
+                        <a:noFill/>
+                        <a:ln w="9525">
+                          <a:noFill/>
+                          <a:miter lim="800000"/>
+                          <a:headEnd/>
+                          <a:tailEnd/>
+                        </a:ln>
+                      </wps:spPr>
+                      <wps:txbx>
+                        <w:txbxContent>
+                          <w:p>
+                            <w:pPr>
+                              <w:rPr>
+                                <w:rFonts w:ascii="Arial" w:hAnsi="Arial" w:cs="Arial"/>
+                                <w:sz w:val="36"/>
+                                <w:szCs w:val="36"/>
+                              </w:rPr>
+                            </w:pPr>
+                            <w:r>
+                              <w:rPr>
+                                <w:rFonts w:ascii="Arial" w:hAnsi="Arial" w:cs="Arial"/>
+                                <w:sz w:val="36"/>
+                                <w:szCs w:val="36"/>
+                              </w:rPr>
+                              <w:t>Zuriel Dathan Mora Félix</w:t>
+                            </w:r>
+                          </w:p>
+                        </w:txbxContent>
+                      </wps:txbx>
+                      <wps:bodyPr rot="0" vert="horz" wrap="square" lIns="91440" tIns="45720" rIns="91440" bIns="45720" anchor="t" anchorCtr="0">
+                        <a:spAutoFit/>
+                      </wps:bodyPr>
+                    </wps:wsp>
+                  </a:graphicData>
+                </a:graphic>
+                <wp14:sizeRelH relativeFrom="margin">
+                  <wp14:pctWidth>0</wp14:pctWidth>
+                </wp14:sizeRelH>
+                <wp14:sizeRelV relativeFrom="margin">
+                  <wp14:pctHeight>20000</wp14:pctHeight>
+                </wp14:sizeRelV>
+              </wp:anchor>
+            </w:drawing>
+          </mc:Choice>
+          <mc:Fallback>
+            <w:pict>
+              <v:shape w14:anchorId="6B420885" id="Cuadro de texto 2" o:spid="_x0000_s1031" type="#_x0000_t202" style="position:absolute;margin-left:255.95pt;margin-top:50.1pt;width:230.65pt;height:110.6pt;z-index:251661312;visibility:visible;mso-wrap-style:square;mso-width-percent:0;mso-height-percent:200;mso-wrap-distance-left:9pt;mso-wrap-distance-top:3.6pt;mso-wrap-distance-right:9pt;mso-wrap-distance-bottom:3.6pt;mso-position-horizontal:absolute;mso-position-horizontal-relative:text;mso-position-vertical:absolute;mso-position-vertical-relative:text;mso-width-percent:0;mso-height-percent:200;mso-width-relative:margin;mso-height-relative:margin;v-text-anchor:top" o:gfxdata="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" filled="f" stroked="f">
+                <v:textbox style="mso-fit-shape-to-text:t">
+                  <w:txbxContent>
+                    <w:p>
+                      <w:pPr>
+                        <w:rPr>
+                          <w:rFonts w:ascii="Arial" w:hAnsi="Arial" w:cs="Arial"/>
+                          <w:sz w:val="36"/>
+                          <w:szCs w:val="36"/>
+                        </w:rPr>
+                      </w:pPr>
+                      <w:r>
+                        <w:rPr>
+                          <w:rFonts w:ascii="Arial" w:hAnsi="Arial" w:cs="Arial"/>
+                          <w:sz w:val="36"/>
+                          <w:szCs w:val="36"/>
+                        </w:rPr>
+                        <w:t>Zuriel Dathan Mora Félix</w:t>
+                      </w:r>
+                    </w:p>
+                  </w:txbxContent>
+                </v:textbox>
+                <w10:wrap type="square"/>
+              </v:shape>
+            </w:pict>
+          </mc:Fallback>
+        </mc:AlternateContent>
+      </w:r>
+      <w:r>
+        <w:rPr>
+          <w:rFonts w:ascii="Arial"/>
+          <w:b/>
+          <w:noProof/>
+          <w:sz w:val="27"/>
+        </w:rPr>
+        <mc:AlternateContent>
+          <mc:Choice Requires="wps">
+            <w:drawing>
+              <wp:anchor distT="45720" distB="45720" distL="114300" distR="114300" simplePos="0" relativeHeight="251660288" behindDoc="0" locked="0" layoutInCell="1" allowOverlap="1" wp14:anchorId="443D6B54" wp14:editId="034B4671">
+                <wp:simplePos x="0" y="0"/>
+                <wp:positionH relativeFrom="column">
+                  <wp:posOffset>2901315</wp:posOffset>
+                </wp:positionH>
+                <wp:positionV relativeFrom="paragraph">
+                  <wp:posOffset>173143</wp:posOffset>
+                </wp:positionV>
+                <wp:extent cx="3832860" cy="1404620"/>
+                <wp:effectExtent l="0" t="0" r="0" b="0"/>
+                <wp:wrapSquare wrapText="bothSides"/>
+                <wp:docPr id="217" name="Cuadro de texto 2"/>
+                <wp:cNvGraphicFramePr>
+                  <a:graphicFrameLocks xmlns:a="http://schemas.openxmlformats.org/drawingml/2006/main"/>
+                </wp:cNvGraphicFramePr>
+                <a:graphic xmlns:a="http://schemas.openxmlformats.org/drawingml/2006/main">
+                  <a:graphicData uri="http://schemas.microsoft.com/office/word/2010/wordprocessingShape">
+                    <wps:wsp>
+                      <wps:cNvSpPr txBox="1">
+                        <a:spLocks noChangeArrowheads="1"/>
+                      </wps:cNvSpPr>
+                      <wps:spPr bwMode="auto">
+                        <a:xfrm>
+                          <a:off x="0" y="0"/>
+                          <a:ext cx="3832860" cy="1404620"/>
+                        </a:xfrm>
+                        <a:prstGeom prst="rect">
+                          <a:avLst/>
+                        </a:prstGeom>
+                        <a:noFill/>
+                        <a:ln w="9525">
+                          <a:noFill/>
+                          <a:miter lim="800000"/>
+                          <a:headEnd/>
+                          <a:tailEnd/>
+                        </a:ln>
+                      </wps:spPr>
+                      <wps:txbx>
+                        <w:txbxContent>
+                          <w:p>
+                            <w:pPr>
+                              <w:rPr>
+                                <w:rFonts w:ascii="Arial" w:hAnsi="Arial" w:cs="Arial"/>
+                                <w:sz w:val="36"/>
+                                <w:szCs w:val="36"/>
+                              </w:rPr>
+                            </w:pPr>
+                            <w:r>
+                              <w:rPr>
+                                <w:rFonts w:ascii="Arial" w:hAnsi="Arial" w:cs="Arial"/>
+                                <w:sz w:val="36"/>
+                                <w:szCs w:val="36"/>
+                              </w:rPr>
+                              <w:t>Tópicos de Inteligencia Artificial</w:t>
+                            </w:r>
+                          </w:p>
+                        </w:txbxContent>
+                      </wps:txbx>
+                      <wps:bodyPr rot="0" vert="horz" wrap="square" lIns="91440" tIns="45720" rIns="91440" bIns="45720" anchor="t" anchorCtr="0">
+                        <a:spAutoFit/>
+                      </wps:bodyPr>
+                    </wps:wsp>
+                  </a:graphicData>
+                </a:graphic>
+                <wp14:sizeRelH relativeFrom="margin">
+                  <wp14:pctWidth>0</wp14:pctWidth>
+                </wp14:sizeRelH>
+                <wp14:sizeRelV relativeFrom="margin">
+                  <wp14:pctHeight>20000</wp14:pctHeight>
+                </wp14:sizeRelV>
+              </wp:anchor>
+            </w:drawing>
+          </mc:Choice>
+          <mc:Fallback>
+            <w:pict>
+              <v:shape w14:anchorId="443D6B54" id="_x0000_s1032" type="#_x0000_t202" style="position:absolute;margin-left:228.45pt;margin-top:13.65pt;width:301.8pt;height:110.6pt;z-index:251660288;visibility:visible;mso-wrap-style:square;mso-width-percent:0;mso-height-percent:200;mso-wrap-distance-left:9pt;mso-wrap-distance-top:3.6pt;mso-wrap-distance-right:9pt;mso-wrap-distance-bottom:3.6pt;mso-position-horizontal:absolute;mso-position-horizontal-relative:text;mso-position-vertical:absolute;mso-position-vertical-relative:text;mso-width-percent:0;mso-height-percent:200;mso-width-relative:margin;mso-height-relative:margin;v-text-anchor:top" o:gfxdata="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" filled="f" stroked="f">
+                <v:textbox style="mso-fit-shape-to-text:t">
+                  <w:txbxContent>
+                    <w:p>
+                      <w:pPr>
+                        <w:rPr>
+                          <w:rFonts w:ascii="Arial" w:hAnsi="Arial" w:cs="Arial"/>
+                          <w:sz w:val="36"/>
+                          <w:szCs w:val="36"/>
+                        </w:rPr>
+                      </w:pPr>
+                      <w:r>
+                        <w:rPr>
+                          <w:rFonts w:ascii="Arial" w:hAnsi="Arial" w:cs="Arial"/>
+                          <w:sz w:val="36"/>
+                          <w:szCs w:val="36"/>
+                        </w:rPr>
+                        <w:t>Tópicos de Inteligencia Artificial</w:t>
+                      </w:r>
+                    </w:p>
+                  </w:txbxContent>
+                </v:textbox>
+                <w10:wrap type="square"/>
+              </v:shape>
+            </w:pict>
+          </mc:Fallback>
+        </mc:AlternateContent>
+      </w:r>
+    </w:p>
+    <w:p>
+      <w:pPr>
+        <w:spacing w:line="640" w:lineRule="auto"/>
+        <w:ind w:left="5501" w:right="2193" w:hanging="781"/>
+        <w:rPr>
+          <w:rFonts w:ascii="Arial" w:hAnsi="Arial"/>
+          <w:b/>
+          <w:spacing w:val="40"/>
+          <w:sz w:val="27"/>
+        </w:rPr>
+      </w:pPr>
+      <w:r>
+        <w:rPr>
+          <w:rFonts w:ascii="Arial"/>
+          <w:b/>
+          <w:noProof/>
+          <w:sz w:val="27"/>
+        </w:rPr>
+        <mc:AlternateContent>
+          <mc:Choice Requires="wps">
+            <w:drawing>
+              <wp:anchor distT="45720" distB="45720" distL="114300" distR="114300" simplePos="0" relativeHeight="251663360" behindDoc="0" locked="0" layoutInCell="1" allowOverlap="1" wp14:anchorId="79DA171E" wp14:editId="1C4A86DA">
+                <wp:simplePos x="0" y="0"/>
+                <wp:positionH relativeFrom="column">
+                  <wp:posOffset>3741844</wp:posOffset>
+                </wp:positionH>
+                <wp:positionV relativeFrom="paragraph">
+                  <wp:posOffset>760941</wp:posOffset>
+                </wp:positionV>
+                <wp:extent cx="1955800" cy="1404620"/>
+                <wp:effectExtent l="0" t="0" r="0" b="0"/>
+                <wp:wrapSquare wrapText="bothSides"/>
+                <wp:docPr id="1184114329" name="Cuadro de texto 2"/>
+                <wp:cNvGraphicFramePr>
+                  <a:graphicFrameLocks xmlns:a="http://schemas.openxmlformats.org/drawingml/2006/main"/>
+                </wp:cNvGraphicFramePr>
+                <a:graphic xmlns:a="http://schemas.openxmlformats.org/drawingml/2006/main">
+                  <a:graphicData uri="http://schemas.microsoft.com/office/word/2010/wordprocessingShape">
+                    <wps:wsp>
+                      <wps:cNvSpPr txBox="1">
+                        <a:spLocks noChangeArrowheads="1"/>
+                      </wps:cNvSpPr>
+                      <wps:spPr bwMode="auto">
+                        <a:xfrm>
+                          <a:off x="0" y="0"/>
+                          <a:ext cx="1955800" cy="1404620"/>
+                        </a:xfrm>
+                        <a:prstGeom prst="rect">
+                          <a:avLst/>
+                        </a:prstGeom>
+                        <a:noFill/>
+                        <a:ln w="9525">
+                          <a:noFill/>
+                          <a:miter lim="800000"/>
+                          <a:headEnd/>
+                          <a:tailEnd/>
+                        </a:ln>
+                      </wps:spPr>
+                      <wps:txbx>
+                        <w:txbxContent>
+                          <w:p>
+                            <w:pPr>
+                              <w:rPr>
+                                <w:rFonts w:ascii="Microsoft Sans Serif" w:hAnsi="Microsoft Sans Serif" w:cs="Microsoft Sans Serif"/>
+                                <w:sz w:val="32"/>
+                                <w:szCs w:val="32"/>
+                              </w:rPr>
+                            </w:pPr>
+                            <w:r>
+                              <w:rPr>
+                                <w:rFonts w:ascii="Microsoft Sans Serif" w:hAnsi="Microsoft Sans Serif" w:cs="Microsoft Sans Serif"/>
+                                <w:sz w:val="32"/>
+                                <w:szCs w:val="32"/>
+                              </w:rPr>
+                              <w:t>Hora de la Clase: 10 a.m. – 11 a.</w:t>
+                            </w:r>
+                            <w:r>
+                              <w:rPr>
+                                <w:rFonts w:ascii="Arial" w:hAnsi="Arial" w:cs="Arial"/>
+                                <w:sz w:val="32"/>
+                                <w:szCs w:val="32"/>
+                              </w:rPr>
+                              <w:t>m</w:t>
+                            </w:r>
+                            <w:r>
+                              <w:rPr>
+                                <w:rFonts w:ascii="Microsoft Sans Serif" w:hAnsi="Microsoft Sans Serif" w:cs="Microsoft Sans Serif"/>
+                                <w:sz w:val="32"/>
+                                <w:szCs w:val="32"/>
+                              </w:rPr>
+                              <w:t>.</w:t>
+                            </w:r>
+                          </w:p>
+                        </w:txbxContent>
+                      </wps:txbx>
+                      <wps:bodyPr rot="0" vert="horz" wrap="square" lIns="91440" tIns="45720" rIns="91440" bIns="45720" anchor="t" anchorCtr="0">
+                        <a:spAutoFit/>
+                      </wps:bodyPr>
+                    </wps:wsp>
+                  </a:graphicData>
+                </a:graphic>
+                <wp14:sizeRelH relativeFrom="margin">
+                  <wp14:pctWidth>0</wp14:pctWidth>
+                </wp14:sizeRelH>
+                <wp14:sizeRelV relativeFrom="margin">
+                  <wp14:pctHeight>20000</wp14:pctHeight>
+                </wp14:sizeRelV>
+              </wp:anchor>
+            </w:drawing>
+          </mc:Choice>
+          <mc:Fallback>
+            <w:pict>
+              <v:shape w14:anchorId="79DA171E" id="_x0000_s1033" type="#_x0000_t202" style="position:absolute;left:0;text-align:left;margin-left:294.65pt;margin-top:59.9pt;width:154pt;height:110.6pt;z-index:251663360;visibility:visible;mso-wrap-style:square;mso-width-percent:0;mso-height-percent:200;mso-wrap-distance-left:9pt;mso-wrap-distance-top:3.6pt;mso-wrap-distance-right:9pt;mso-wrap-distance-bottom:3.6pt;mso-position-horizontal:absolute;mso-position-horizontal-relative:text;mso-position-vertical:absolute;mso-position-vertical-relative:text;mso-width-percent:0;mso-height-percent:200;mso-width-relative:margin;mso-height-relative:margin;v-text-anchor:top" o:gfxdata="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" filled="f" stroked="f">
+                <v:textbox style="mso-fit-shape-to-text:t">
+                  <w:txbxContent>
+                    <w:p>
+                      <w:pPr>
+                        <w:rPr>
+                          <w:rFonts w:ascii="Microsoft Sans Serif" w:hAnsi="Microsoft Sans Serif" w:cs="Microsoft Sans Serif"/>
+                          <w:sz w:val="32"/>
+                          <w:szCs w:val="32"/>
+                        </w:rPr>
+                      </w:pPr>
+                      <w:r>
+                        <w:rPr>
+                          <w:rFonts w:ascii="Microsoft Sans Serif" w:hAnsi="Microsoft Sans Serif" w:cs="Microsoft Sans Serif"/>
+                          <w:sz w:val="32"/>
+                          <w:szCs w:val="32"/>
+                        </w:rPr>
+                        <w:t>Hora de la Clase: 10 a.m. – 11 a.</w:t>
+                      </w:r>
+                      <w:r>
+                        <w:rPr>
+                          <w:rFonts w:ascii="Arial" w:hAnsi="Arial" w:cs="Arial"/>
+                          <w:sz w:val="32"/>
+                          <w:szCs w:val="32"/>
+                        </w:rPr>
+                        <w:t>m</w:t>
+                      </w:r>
+                      <w:r>
+                        <w:rPr>
+                          <w:rFonts w:ascii="Microsoft Sans Serif" w:hAnsi="Microsoft Sans Serif" w:cs="Microsoft Sans Serif"/>
+                          <w:sz w:val="32"/>
+                          <w:szCs w:val="32"/>
+                        </w:rPr>
+                        <w:t>.</w:t>
+                      </w:r>
+                    </w:p>
+                  </w:txbxContent>
+                </v:textbox>
+                <w10:wrap type="square"/>
+              </v:shape>
+            </w:pict>
+          </mc:Fallback>
+        </mc:AlternateContent>
+      </w:r>
+    </w:p>
+    <w:p>
+      <w:pPr>
+        <w:pStyle w:val="Textoindependiente"/>
+        <w:ind w:left="0"/>
+        <w:rPr>
+          <w:rFonts w:ascii="Arial"/>
+          <w:b/>
+          <w:sz w:val="27"/>
+        </w:rPr>
+      </w:pPr>
+    </w:p>
+    <w:p>
+      <w:pPr>
+        <w:pStyle w:val="Textoindependiente"/>
+        <w:ind w:left="0"/>
+        <w:rPr>
+          <w:rFonts w:ascii="Arial"/>
+          <w:b/>
+          <w:sz w:val="27"/>
+        </w:rPr>
+      </w:pPr>
+    </w:p>
+    <w:p>
+      <w:pPr>
+        <w:pStyle w:val="Textoindependiente"/>
+        <w:ind w:left="0"/>
+        <w:rPr>
+          <w:rFonts w:ascii="Arial"/>
+          <w:b/>
+          <w:sz w:val="27"/>
+        </w:rPr>
+      </w:pPr>
+      <w:r>
+        <w:rPr>
+          <w:rFonts w:ascii="Arial"/>
+          <w:b/>
+          <w:noProof/>
+          <w:sz w:val="27"/>
+        </w:rPr>
+        <mc:AlternateContent>
+          <mc:Choice Requires="wps">
+            <w:drawing>
+              <wp:anchor distT="45720" distB="45720" distL="114300" distR="114300" simplePos="0" relativeHeight="251662336" behindDoc="0" locked="0" layoutInCell="1" allowOverlap="1" wp14:anchorId="48638CB5" wp14:editId="2E19E435">
+                <wp:simplePos x="0" y="0"/>
+                <wp:positionH relativeFrom="column">
+                  <wp:posOffset>3251200</wp:posOffset>
+                </wp:positionH>
+                <wp:positionV relativeFrom="paragraph">
+                  <wp:posOffset>151130</wp:posOffset>
+                </wp:positionV>
+                <wp:extent cx="2708910" cy="1404620"/>
+                <wp:effectExtent l="0" t="0" r="0" b="635"/>
+                <wp:wrapSquare wrapText="bothSides"/>
+                <wp:docPr id="862686189" name="Cuadro de texto 2"/>
+                <wp:cNvGraphicFramePr>
+                  <a:graphicFrameLocks xmlns:a="http://schemas.openxmlformats.org/drawingml/2006/main"/>
+                </wp:cNvGraphicFramePr>
+                <a:graphic xmlns:a="http://schemas.openxmlformats.org/drawingml/2006/main">
+                  <a:graphicData uri="http://schemas.microsoft.com/office/word/2010/wordprocessingShape">
+                    <wps:wsp>
+                      <wps:cNvSpPr txBox="1">
+                        <a:spLocks noChangeArrowheads="1"/>
+                      </wps:cNvSpPr>
+                      <wps:spPr bwMode="auto">
+                        <a:xfrm>
+                          <a:off x="0" y="0"/>
+                          <a:ext cx="2708910" cy="1404620"/>
+                        </a:xfrm>
+                        <a:prstGeom prst="rect">
+                          <a:avLst/>
+                        </a:prstGeom>
+                        <a:noFill/>
+                        <a:ln w="9525">
+                          <a:noFill/>
+                          <a:miter lim="800000"/>
+                          <a:headEnd/>
+                          <a:tailEnd/>
+                        </a:ln>
+                      </wps:spPr>
+                      <wps:txbx>
+                        <w:txbxContent>
+                          <w:p>
+                            <w:pPr>
+                              <w:rPr>
+                                <w:rFonts w:ascii="Microsoft Sans Serif" w:hAnsi="Microsoft Sans Serif" w:cs="Microsoft Sans Serif"/>
+                                <w:b/>
+                                <w:bCs/>
+                                <w:sz w:val="32"/>
+                                <w:szCs w:val="32"/>
+                              </w:rPr>
+                            </w:pPr>
+                          </w:p>
+                          <w:p>
+                            <w:pPr>
+                              <w:rPr>
+                                <w:rFonts w:ascii="Arial" w:hAnsi="Arial" w:cs="Arial"/>
+                                <w:sz w:val="32"/>
+                                <w:szCs w:val="32"/>
+                              </w:rPr>
+                            </w:pPr>
+                            <w:r>
+                              <w:rPr>
+                                <w:rFonts w:ascii="Arial" w:hAnsi="Arial" w:cs="Arial"/>
+                                <w:sz w:val="32"/>
+                                <w:szCs w:val="32"/>
+                              </w:rPr>
+                              <w:t xml:space="preserve">Actividad/Tarea: </w:t>
+                            </w:r>
+                            <w:r>
+                              <w:rPr>
+                                <w:rFonts w:ascii="Arial" w:hAnsi="Arial" w:cs="Arial"/>
+                                <w:sz w:val="32"/>
+                                <w:szCs w:val="32"/>
+                              </w:rPr>
+                              <w:t>Sistema de enrutamiento para tiendas de autoservicio</w:t>
+                            </w:r>
+                          </w:p>
+                          <w:p>
+                            <w:pPr>
+                              <w:rPr>
+                                <w:rFonts w:ascii="Arial" w:hAnsi="Arial" w:cs="Arial"/>
+                                <w:sz w:val="32"/>
+                                <w:szCs w:val="32"/>
+                              </w:rPr>
+                            </w:pPr>
+                            <w:r>
+                              <w:rPr>
+                                <w:rFonts w:ascii="Arial" w:hAnsi="Arial" w:cs="Arial"/>
+                                <w:sz w:val="32"/>
+                                <w:szCs w:val="32"/>
+                              </w:rPr>
+                              <w:t>Integrantes Equipo:</w:t>
+                            </w:r>
+                          </w:p>
+                          <w:p>
+                            <w:pPr>
+                              <w:pStyle w:val="Prrafodelista"/>
+                              <w:numPr>
+                                <w:ilvl w:val="0"/>
+                                <w:numId w:val="5"/>
+                              </w:numPr>
+                              <w:rPr>
+                                <w:rFonts w:ascii="Arial" w:hAnsi="Arial" w:cs="Arial"/>
+                                <w:sz w:val="32"/>
+                                <w:szCs w:val="32"/>
+                              </w:rPr>
+                            </w:pPr>
+                            <w:r>
+                              <w:rPr>
+                                <w:rFonts w:ascii="Arial" w:hAnsi="Arial" w:cs="Arial"/>
+                                <w:sz w:val="32"/>
+                                <w:szCs w:val="32"/>
+                              </w:rPr>
+                              <w:t>Cristian Eduardo Godinez Labrada</w:t>
+                            </w:r>
+                          </w:p>
+                          <w:p>
+                            <w:pPr>
+                              <w:pStyle w:val="Prrafodelista"/>
+                              <w:numPr>
+                                <w:ilvl w:val="0"/>
+                                <w:numId w:val="5"/>
+                              </w:numPr>
+                              <w:rPr>
+                                <w:rFonts w:ascii="Arial" w:hAnsi="Arial" w:cs="Arial"/>
+                                <w:sz w:val="32"/>
+                                <w:szCs w:val="32"/>
+                              </w:rPr>
+                            </w:pPr>
+                            <w:r>
+                              <w:rPr>
+                                <w:rFonts w:ascii="Arial" w:hAnsi="Arial" w:cs="Arial"/>
+                                <w:sz w:val="32"/>
+                                <w:szCs w:val="32"/>
+                              </w:rPr>
+                              <w:t>José Luis Valenzuela Araujo</w:t>
+                            </w:r>
+                          </w:p>
+                          <w:p>
+                            <w:pPr>
+                              <w:rPr>
+                                <w:rFonts w:ascii="Microsoft Sans Serif" w:hAnsi="Microsoft Sans Serif" w:cs="Microsoft Sans Serif"/>
+                                <w:b/>
+                                <w:bCs/>
+                                <w:sz w:val="28"/>
+                                <w:szCs w:val="28"/>
+                              </w:rPr>
+                            </w:pPr>
+                          </w:p>
+                          <w:p>
+                            <w:pPr>
+                              <w:rPr>
+                                <w:rFonts w:ascii="Microsoft Sans Serif" w:hAnsi="Microsoft Sans Serif" w:cs="Microsoft Sans Serif"/>
+                                <w:b/>
+                                <w:bCs/>
+                                <w:sz w:val="28"/>
+                                <w:szCs w:val="28"/>
+                              </w:rPr>
+                            </w:pPr>
+                          </w:p>
+                          <w:p>
+                            <w:pPr>
+                              <w:rPr>
+                                <w:rFonts w:ascii="Microsoft Sans Serif" w:hAnsi="Microsoft Sans Serif" w:cs="Microsoft Sans Serif"/>
+                                <w:b/>
+                                <w:bCs/>
+                                <w:sz w:val="28"/>
+                                <w:szCs w:val="28"/>
+                              </w:rPr>
+                            </w:pPr>
+                          </w:p>
+                        </w:txbxContent>
+                      </wps:txbx>
+                      <wps:bodyPr rot="0" vert="horz" wrap="square" lIns="91440" tIns="45720" rIns="91440" bIns="45720" anchor="t" anchorCtr="0">
+                        <a:spAutoFit/>
+                      </wps:bodyPr>
+                    </wps:wsp>
+                  </a:graphicData>
+                </a:graphic>
+                <wp14:sizeRelH relativeFrom="margin">
+                  <wp14:pctWidth>0</wp14:pctWidth>
+                </wp14:sizeRelH>
+                <wp14:sizeRelV relativeFrom="margin">
+                  <wp14:pctHeight>20000</wp14:pctHeight>
+                </wp14:sizeRelV>
+              </wp:anchor>
+            </w:drawing>
+          </mc:Choice>
+          <mc:Fallback>
+            <w:pict>
+              <v:shape w14:anchorId="48638CB5" id="_x0000_s1034" type="#_x0000_t202" style="position:absolute;margin-left:256pt;margin-top:11.9pt;width:213.3pt;height:110.6pt;z-index:251662336;visibility:visible;mso-wrap-style:square;mso-width-percent:0;mso-height-percent:200;mso-wrap-distance-left:9pt;mso-wrap-distance-top:3.6pt;mso-wrap-distance-right:9pt;mso-wrap-distance-bottom:3.6pt;mso-position-horizontal:absolute;mso-position-horizontal-relative:text;mso-position-vertical:absolute;mso-position-vertical-relative:text;mso-width-percent:0;mso-height-percent:200;mso-width-relative:margin;mso-height-relative:margin;v-text-anchor:top" o:gfxdata="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" filled="f" stroked="f">
+                <v:textbox style="mso-fit-shape-to-text:t">
+                  <w:txbxContent>
+                    <w:p>
+                      <w:pPr>
+                        <w:rPr>
+                          <w:rFonts w:ascii="Microsoft Sans Serif" w:hAnsi="Microsoft Sans Serif" w:cs="Microsoft Sans Serif"/>
+                          <w:b/>
+                          <w:bCs/>
+                          <w:sz w:val="32"/>
+                          <w:szCs w:val="32"/>
+                        </w:rPr>
+                      </w:pPr>
+                    </w:p>
+                    <w:p>
+                      <w:pPr>
+                        <w:rPr>
+                          <w:rFonts w:ascii="Arial" w:hAnsi="Arial" w:cs="Arial"/>
+                          <w:sz w:val="32"/>
+                          <w:szCs w:val="32"/>
+                        </w:rPr>
+                      </w:pPr>
+                      <w:r>
+                        <w:rPr>
+                          <w:rFonts w:ascii="Arial" w:hAnsi="Arial" w:cs="Arial"/>
+                          <w:sz w:val="32"/>
+                          <w:szCs w:val="32"/>
+                        </w:rPr>
+                        <w:t xml:space="preserve">Actividad/Tarea: </w:t>
+                      </w:r>
+                      <w:r>
+                        <w:rPr>
+                          <w:rFonts w:ascii="Arial" w:hAnsi="Arial" w:cs="Arial"/>
+                          <w:sz w:val="32"/>
+                          <w:szCs w:val="32"/>
+                        </w:rPr>
+                        <w:t>Sistema de enrutamiento para tiendas de autoservicio</w:t>
+                      </w:r>
+                    </w:p>
+                    <w:p>
+                      <w:pPr>
+                        <w:rPr>
+                          <w:rFonts w:ascii="Arial" w:hAnsi="Arial" w:cs="Arial"/>
+                          <w:sz w:val="32"/>
+                          <w:szCs w:val="32"/>
+                        </w:rPr>
+                      </w:pPr>
+                      <w:r>
+                        <w:rPr>
+                          <w:rFonts w:ascii="Arial" w:hAnsi="Arial" w:cs="Arial"/>
+                          <w:sz w:val="32"/>
+                          <w:szCs w:val="32"/>
+                        </w:rPr>
+                        <w:t>Integrantes Equipo:</w:t>
+                      </w:r>
+                    </w:p>
+                    <w:p>
+                      <w:pPr>
+                        <w:pStyle w:val="Prrafodelista"/>
+                        <w:numPr>
+                          <w:ilvl w:val="0"/>
+                          <w:numId w:val="5"/>
+                        </w:numPr>
+                        <w:rPr>
+                          <w:rFonts w:ascii="Arial" w:hAnsi="Arial" w:cs="Arial"/>
+                          <w:sz w:val="32"/>
+                          <w:szCs w:val="32"/>
+                        </w:rPr>
+                      </w:pPr>
+                      <w:r>
+                        <w:rPr>
+                          <w:rFonts w:ascii="Arial" w:hAnsi="Arial" w:cs="Arial"/>
+                          <w:sz w:val="32"/>
+                          <w:szCs w:val="32"/>
+                        </w:rPr>
+                        <w:t>Cristian Eduardo Godinez Labrada</w:t>
+                      </w:r>
+                    </w:p>
+                    <w:p>
+                      <w:pPr>
+                        <w:pStyle w:val="Prrafodelista"/>
+                        <w:numPr>
+                          <w:ilvl w:val="0"/>
+                          <w:numId w:val="5"/>
+                        </w:numPr>
+                        <w:rPr>
+                          <w:rFonts w:ascii="Arial" w:hAnsi="Arial" w:cs="Arial"/>
+                          <w:sz w:val="32"/>
+                          <w:szCs w:val="32"/>
+                        </w:rPr>
+                      </w:pPr>
+                      <w:r>
+                        <w:rPr>
+                          <w:rFonts w:ascii="Arial" w:hAnsi="Arial" w:cs="Arial"/>
+                          <w:sz w:val="32"/>
+                          <w:szCs w:val="32"/>
+                        </w:rPr>
+                        <w:t>José Luis Valenzuela Araujo</w:t>
+                      </w:r>
+                    </w:p>
+                    <w:p>
+                      <w:pPr>
+                        <w:rPr>
+                          <w:rFonts w:ascii="Microsoft Sans Serif" w:hAnsi="Microsoft Sans Serif" w:cs="Microsoft Sans Serif"/>
+                          <w:b/>
+                          <w:bCs/>
+                          <w:sz w:val="28"/>
+                          <w:szCs w:val="28"/>
+                        </w:rPr>
+                      </w:pPr>
+                    </w:p>
+                    <w:p>
+                      <w:pPr>
+                        <w:rPr>
+                          <w:rFonts w:ascii="Microsoft Sans Serif" w:hAnsi="Microsoft Sans Serif" w:cs="Microsoft Sans Serif"/>
+                          <w:b/>
+                          <w:bCs/>
+                          <w:sz w:val="28"/>
+                          <w:szCs w:val="28"/>
+                        </w:rPr>
+                      </w:pPr>
+                    </w:p>
+                    <w:p>
+                      <w:pPr>
+                        <w:rPr>
+                          <w:rFonts w:ascii="Microsoft Sans Serif" w:hAnsi="Microsoft Sans Serif" w:cs="Microsoft Sans Serif"/>
+                          <w:b/>
+                          <w:bCs/>
+                          <w:sz w:val="28"/>
+                          <w:szCs w:val="28"/>
+                        </w:rPr>
+                      </w:pPr>
+                    </w:p>
+                  </w:txbxContent>
+                </v:textbox>
+                <w10:wrap type="square"/>
+              </v:shape>
+            </w:pict>
+          </mc:Fallback>
+        </mc:AlternateContent>
+      </w:r>
+      <w:r>
+        <w:rPr>
+          <w:rFonts w:ascii="Arial"/>
+          <w:b/>
+          <w:noProof/>
+          <w:sz w:val="27"/>
+        </w:rPr>
+        <mc:AlternateContent>
+          <mc:Choice Requires="wps">
+            <w:drawing>
+              <wp:anchor distT="45720" distB="45720" distL="114300" distR="114300" simplePos="0" relativeHeight="251664384" behindDoc="0" locked="0" layoutInCell="1" allowOverlap="1" wp14:anchorId="325480AC" wp14:editId="6ED921E5">
+                <wp:simplePos x="0" y="0"/>
+                <wp:positionH relativeFrom="column">
+                  <wp:posOffset>3911176</wp:posOffset>
+                </wp:positionH>
+                <wp:positionV relativeFrom="paragraph">
+                  <wp:posOffset>7620</wp:posOffset>
+                </wp:positionV>
+                <wp:extent cx="1397000" cy="1404620"/>
+                <wp:effectExtent l="0" t="0" r="0" b="3810"/>
+                <wp:wrapSquare wrapText="bothSides"/>
+                <wp:docPr id="1777609657" name="Cuadro de texto 2"/>
+                <wp:cNvGraphicFramePr>
+                  <a:graphicFrameLocks xmlns:a="http://schemas.openxmlformats.org/drawingml/2006/main"/>
+                </wp:cNvGraphicFramePr>
+                <a:graphic xmlns:a="http://schemas.openxmlformats.org/drawingml/2006/main">
+                  <a:graphicData uri="http://schemas.microsoft.com/office/word/2010/wordprocessingShape">
+                    <wps:wsp>
+                      <wps:cNvSpPr txBox="1">
+                        <a:spLocks noChangeArrowheads="1"/>
+                      </wps:cNvSpPr>
+                      <wps:spPr bwMode="auto">
+                        <a:xfrm>
+                          <a:off x="0" y="0"/>
+                          <a:ext cx="1397000" cy="1404620"/>
+                        </a:xfrm>
+                        <a:prstGeom prst="rect">
+                          <a:avLst/>
+                        </a:prstGeom>
+                        <a:noFill/>
+                        <a:ln w="9525">
+                          <a:noFill/>
+                          <a:miter lim="800000"/>
+                          <a:headEnd/>
+                          <a:tailEnd/>
+                        </a:ln>
+                      </wps:spPr>
+                      <wps:txbx>
+                        <w:txbxContent>
+                          <w:p>
+                            <w:pPr>
+                              <w:rPr>
+                                <w:rFonts w:ascii="Arial" w:hAnsi="Arial" w:cs="Arial"/>
+                                <w:sz w:val="32"/>
+                                <w:szCs w:val="32"/>
+                              </w:rPr>
+                            </w:pPr>
+                            <w:r>
+                              <w:rPr>
+                                <w:rFonts w:ascii="Arial" w:hAnsi="Arial" w:cs="Arial"/>
+                                <w:sz w:val="32"/>
+                                <w:szCs w:val="32"/>
+                              </w:rPr>
+                              <w:t>Salón: EB06</w:t>
+                            </w:r>
+                          </w:p>
+                        </w:txbxContent>
+                      </wps:txbx>
+                      <wps:bodyPr rot="0" vert="horz" wrap="square" lIns="91440" tIns="45720" rIns="91440" bIns="45720" anchor="t" anchorCtr="0">
+                        <a:spAutoFit/>
+                      </wps:bodyPr>
+                    </wps:wsp>
+                  </a:graphicData>
+                </a:graphic>
+                <wp14:sizeRelH relativeFrom="margin">
+                  <wp14:pctWidth>0</wp14:pctWidth>
+                </wp14:sizeRelH>
+                <wp14:sizeRelV relativeFrom="margin">
+                  <wp14:pctHeight>20000</wp14:pctHeight>
+                </wp14:sizeRelV>
+              </wp:anchor>
+            </w:drawing>
+          </mc:Choice>
+          <mc:Fallback>
+            <w:pict>
+              <v:shape w14:anchorId="325480AC" id="_x0000_s1035" type="#_x0000_t202" style="position:absolute;margin-left:307.95pt;margin-top:.6pt;width:110pt;height:110.6pt;z-index:251664384;visibility:visible;mso-wrap-style:square;mso-width-percent:0;mso-height-percent:200;mso-wrap-distance-left:9pt;mso-wrap-distance-top:3.6pt;mso-wrap-distance-right:9pt;mso-wrap-distance-bottom:3.6pt;mso-position-horizontal:absolute;mso-position-horizontal-relative:text;mso-position-vertical:absolute;mso-position-vertical-relative:text;mso-width-percent:0;mso-height-percent:200;mso-width-relative:margin;mso-height-relative:margin;v-text-anchor:top" o:gfxdata="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" filled="f" stroked="f">
+                <v:textbox style="mso-fit-shape-to-text:t">
+                  <w:txbxContent>
+                    <w:p>
+                      <w:pPr>
+                        <w:rPr>
+                          <w:rFonts w:ascii="Arial" w:hAnsi="Arial" w:cs="Arial"/>
+                          <w:sz w:val="32"/>
+                          <w:szCs w:val="32"/>
+                        </w:rPr>
+                      </w:pPr>
+                      <w:r>
+                        <w:rPr>
+                          <w:rFonts w:ascii="Arial" w:hAnsi="Arial" w:cs="Arial"/>
+                          <w:sz w:val="32"/>
+                          <w:szCs w:val="32"/>
+                        </w:rPr>
+                        <w:t>Salón: EB06</w:t>
+                      </w:r>
+                    </w:p>
+                  </w:txbxContent>
+                </v:textbox>
+                <w10:wrap type="square"/>
+              </v:shape>
+            </w:pict>
+          </mc:Fallback>
+        </mc:AlternateContent>
+      </w:r>
+    </w:p>
+    <w:p>
+      <w:pPr>
+        <w:pStyle w:val="Textoindependiente"/>
+        <w:ind w:left="0"/>
+        <w:rPr>
+          <w:rFonts w:ascii="Arial"/>
+          <w:b/>
+          <w:sz w:val="27"/>
+        </w:rPr>
+      </w:pPr>
+    </w:p>
+    <w:p>
+      <w:pPr>
+        <w:pStyle w:val="Textoindependiente"/>
+        <w:ind w:left="0"/>
+        <w:rPr>
+          <w:rFonts w:ascii="Arial"/>
+          <w:b/>
+          <w:sz w:val="27"/>
+        </w:rPr>
+      </w:pPr>
+    </w:p>
+    <w:p>
+      <w:pPr>
+        <w:pStyle w:val="Textoindependiente"/>
+        <w:ind w:left="0"/>
+        <w:rPr>
+          <w:rFonts w:ascii="Arial"/>
+          <w:b/>
+          <w:sz w:val="27"/>
+        </w:rPr>
+      </w:pPr>
+    </w:p>
+    <w:p>
+      <w:pPr>
+        <w:pStyle w:val="Textoindependiente"/>
+        <w:ind w:left="0"/>
+        <w:rPr>
+          <w:rFonts w:ascii="Arial"/>
+          <w:b/>
+          <w:sz w:val="27"/>
+        </w:rPr>
+      </w:pPr>
+    </w:p>
+    <w:p>
+      <w:pPr>
+        <w:pStyle w:val="Textoindependiente"/>
+        <w:ind w:left="0"/>
+        <w:rPr>
+          <w:rFonts w:ascii="Arial"/>
+          <w:b/>
+          <w:sz w:val="27"/>
+        </w:rPr>
+      </w:pPr>
+    </w:p>
+    <w:p>
+      <w:pPr>
+        <w:pStyle w:val="Textoindependiente"/>
+        <w:ind w:left="0"/>
+        <w:rPr>
+          <w:rFonts w:ascii="Arial"/>
+          <w:b/>
+          <w:sz w:val="27"/>
+        </w:rPr>
+      </w:pPr>
+    </w:p>
+    <w:p>
+      <w:pPr>
+        <w:pStyle w:val="Textoindependiente"/>
+        <w:ind w:left="0"/>
+        <w:rPr>
+          <w:rFonts w:ascii="Arial"/>
+          <w:b/>
+          <w:sz w:val="27"/>
+        </w:rPr>
+      </w:pPr>
+    </w:p>
+    <w:p>
+      <w:pPr>
+        <w:pStyle w:val="Textoindependiente"/>
+        <w:ind w:left="0"/>
+        <w:rPr>
+          <w:rFonts w:ascii="Arial"/>
+          <w:b/>
+          <w:sz w:val="27"/>
+        </w:rPr>
+      </w:pPr>
+    </w:p>
+    <w:p>
+      <w:pPr>
+        <w:pStyle w:val="Textoindependiente"/>
+        <w:ind w:left="0"/>
+        <w:rPr>
+          <w:rFonts w:ascii="Arial"/>
+          <w:b/>
+          <w:sz w:val="27"/>
+        </w:rPr>
+      </w:pPr>
+    </w:p>
+    <w:p>
+      <w:pPr>
+        <w:pStyle w:val="Textoindependiente"/>
+        <w:ind w:left="0"/>
+        <w:rPr>
+          <w:rFonts w:ascii="Arial"/>
+          <w:b/>
+          <w:sz w:val="27"/>
+        </w:rPr>
+      </w:pPr>
+    </w:p>
+    <w:p>
+      <w:pPr>
+        <w:pStyle w:val="Textoindependiente"/>
+        <w:ind w:left="0"/>
+        <w:rPr>
+          <w:rFonts w:ascii="Arial"/>
+          <w:b/>
+          <w:sz w:val="27"/>
+        </w:rPr>
+      </w:pPr>
+    </w:p>
+    <w:p>
+      <w:pPr>
+        <w:pStyle w:val="Textoindependiente"/>
+        <w:ind w:left="0"/>
+        <w:rPr>
+          <w:rFonts w:ascii="Arial"/>
+          <w:b/>
+          <w:sz w:val="27"/>
+        </w:rPr>
+      </w:pPr>
+    </w:p>
+    <w:p>
+      <w:pPr>
+        <w:pStyle w:val="Textoindependiente"/>
+        <w:ind w:left="0"/>
+        <w:rPr>
+          <w:rFonts w:ascii="Arial"/>
+          <w:b/>
+          <w:sz w:val="27"/>
+        </w:rPr>
+      </w:pPr>
+    </w:p>
+    <w:p>
+      <w:pPr>
+        <w:pStyle w:val="Textoindependiente"/>
+        <w:ind w:left="0"/>
+        <w:rPr>
+          <w:rFonts w:ascii="Arial"/>
+          <w:b/>
+          <w:sz w:val="27"/>
+        </w:rPr>
+      </w:pPr>
+    </w:p>
+    <w:p>
+      <w:pPr>
+        <w:pStyle w:val="Textoindependiente"/>
+        <w:ind w:left="0"/>
+        <w:rPr>
+          <w:rFonts w:ascii="Arial"/>
+          <w:b/>
+          <w:sz w:val="27"/>
+        </w:rPr>
+      </w:pPr>
+    </w:p>
+    <w:p>
+      <w:pPr>
+        <w:pStyle w:val="Textoindependiente"/>
+        <w:ind w:left="0"/>
+        <w:rPr>
+          <w:rFonts w:ascii="Arial"/>
+          <w:b/>
+          <w:sz w:val="27"/>
+        </w:rPr>
+      </w:pPr>
+    </w:p>
+    <w:bookmarkEnd w:id="0"/>
+    <w:p>
+      <w:pPr>
+        <w:rPr>
+          <w:rFonts w:ascii="Arial" w:hAnsi="Arial"/>
+          <w:b/>
+          <w:sz w:val="27"/>
+        </w:rPr>
+        <w:sectPr>
+          <w:headerReference w:type="default" r:id="rId11"/>
+          <w:footerReference w:type="default" r:id="rId12"/>
+          <w:pgSz w:w="12240" w:h="15840"/>
+          <w:pgMar w:top="680" w:right="0" w:bottom="0" w:left="0" w:header="720" w:footer="720" w:gutter="0"/>
+          <w:pgNumType w:start="0"/>
+          <w:cols w:space="720"/>
+          <w:titlePg/>
+          <w:docGrid w:linePitch="326"/>
+        </w:sectPr>
+      </w:pPr>
+    </w:p>
+    <w:p>
+      <w:pPr>
+        <w:pStyle w:val="Ttulo"/>
+        <w:rPr>
+          <w:sz w:val="28"/>
+          <w:szCs w:val="28"/>
+          <w:lang w:val="es-ES"/>
+        </w:rPr>
+      </w:pPr>
+    </w:p>
+    <w:sdt>
+      <w:sdtPr>
+        <w:rPr>
+          <w:rFonts w:asciiTheme="minorHAnsi" w:eastAsiaTheme="minorHAnsi" w:hAnsiTheme="minorHAnsi" w:cstheme="minorBidi"/>
+          <w:color w:val="auto"/>
+          <w:kern w:val="2"/>
+          <w:sz w:val="24"/>
+          <w:szCs w:val="24"/>
+          <w:lang w:val="es-ES" w:eastAsia="en-US"/>
+          <w14:ligatures w14:val="standardContextual"/>
+        </w:rPr>
+        <w:id w:val="-43844714"/>
+        <w:docPartObj>
+          <w:docPartGallery w:val="Table of Contents"/>
+          <w:docPartUnique/>
+        </w:docPartObj>
+      </w:sdtPr>
+      <w:sdtEndPr>
+        <w:rPr>
+          <w:b/>
+          <w:bCs/>
+        </w:rPr>
+      </w:sdtEndPr>
+      <w:sdtContent>
+        <w:p>
+          <w:pPr>
+            <w:pStyle w:val="TtuloTDC"/>
+          </w:pPr>
+          <w:r>
+            <w:rPr>
+              <w:lang w:val="es-ES"/>
+            </w:rPr>
+            <w:t>Índice:</w:t>
+          </w:r>
+        </w:p>
+        <w:p>
+          <w:pPr>
+            <w:pStyle w:val="TDC1"/>
+            <w:tabs>
+              <w:tab w:val="right" w:leader="dot" w:pos="8828"/>
+            </w:tabs>
+            <w:rPr>
+              <w:rFonts w:eastAsiaTheme="minorEastAsia"/>
+              <w:noProof/>
+              <w:lang w:eastAsia="es-MX"/>
+            </w:rPr>
+          </w:pPr>
+          <w:r>
+            <w:fldChar w:fldCharType="begin"/>
+          </w:r>
+          <w:r>
+            <w:instrText xml:space="preserve"> TOC \o "1-3" \h \z \u </w:instrText>
+          </w:r>
+          <w:r>
+            <w:fldChar w:fldCharType="separate"/>
+          </w:r>
+          <w:hyperlink w:anchor="_Toc243085507" w:history="1">
+            <w:r>
+              <w:rPr>
+                <w:rStyle w:val="Hipervnculo"/>
+                <w:noProof/>
+                <w:lang w:val="es-ES"/>
+              </w:rPr>
+              <w:t>Optimización de rutas de distribución usando búsqueda tabú</w:t>
+            </w:r>
+            <w:r>
+              <w:rPr>
+                <w:noProof/>
+                <w:webHidden/>
+              </w:rPr>
+              <w:tab/>
+            </w:r>
+            <w:r>
+              <w:rPr>
+                <w:noProof/>
+                <w:webHidden/>
+              </w:rPr>
+              <w:fldChar w:fldCharType="begin"/>
+            </w:r>
+            <w:r>
+              <w:rPr>
+                <w:noProof/>
+                <w:webHidden/>
+              </w:rPr>
+              <w:instrText xml:space="preserve"> PAGEREF _Toc243085507 \h </w:instrText>
+            </w:r>
+            <w:r>
+              <w:rPr>
+                <w:noProof/>
+                <w:webHidden/>
+              </w:rPr>
+            </w:r>
+            <w:r>
+              <w:rPr>
+                <w:noProof/>
+                <w:webHidden/>
+              </w:rPr>
+              <w:fldChar w:fldCharType="separate"/>
+            </w:r>
+            <w:r>
+              <w:rPr>
+                <w:noProof/>
+                <w:webHidden/>
+              </w:rPr>
+              <w:t>1</w:t>
+            </w:r>
+            <w:r>
+              <w:rPr>
+                <w:noProof/>
+                <w:webHidden/>
+              </w:rPr>
+              <w:fldChar w:fldCharType="end"/>
+            </w:r>
+          </w:hyperlink>
+        </w:p>
+        <w:p>
+          <w:pPr>
+            <w:pStyle w:val="TDC2"/>
+            <w:tabs>
+              <w:tab w:val="right" w:leader="dot" w:pos="8828"/>
+            </w:tabs>
+            <w:rPr>
+              <w:rFonts w:eastAsiaTheme="minorEastAsia"/>
+              <w:noProof/>
+              <w:lang w:eastAsia="es-MX"/>
+            </w:rPr>
+          </w:pPr>
+          <w:hyperlink w:anchor="_Toc243085508" w:history="1">
+            <w:r>
+              <w:rPr>
+                <w:rStyle w:val="Hipervnculo"/>
+                <w:noProof/>
+                <w:lang w:val="es-ES"/>
+              </w:rPr>
+              <w:t>Introducción</w:t>
+            </w:r>
+            <w:r>
+              <w:rPr>
+                <w:noProof/>
+                <w:webHidden/>
+              </w:rPr>
+              <w:tab/>
+            </w:r>
+            <w:r>
+              <w:rPr>
+                <w:noProof/>
+                <w:webHidden/>
+              </w:rPr>
+              <w:fldChar w:fldCharType="begin"/>
+            </w:r>
+            <w:r>
+              <w:rPr>
+                <w:noProof/>
+                <w:webHidden/>
+              </w:rPr>
+              <w:instrText xml:space="preserve"> PAGEREF _Toc243085508 \h </w:instrText>
+            </w:r>
+            <w:r>
+              <w:rPr>
+                <w:noProof/>
+                <w:webHidden/>
+              </w:rPr>
+            </w:r>
+            <w:r>
+              <w:rPr>
+                <w:noProof/>
+                <w:webHidden/>
+              </w:rPr>
+              <w:fldChar w:fldCharType="separate"/>
+            </w:r>
+            <w:r>
+              <w:rPr>
+                <w:noProof/>
+                <w:webHidden/>
+              </w:rPr>
+              <w:t>1</w:t>
+            </w:r>
+            <w:r>
+              <w:rPr>
+                <w:noProof/>
+                <w:webHidden/>
+              </w:rPr>
+              <w:fldChar w:fldCharType="end"/>
+            </w:r>
+          </w:hyperlink>
+        </w:p>
+        <w:p>
+          <w:pPr>
+            <w:pStyle w:val="TDC2"/>
+            <w:tabs>
+              <w:tab w:val="right" w:leader="dot" w:pos="8828"/>
+            </w:tabs>
+            <w:rPr>
+              <w:rFonts w:eastAsiaTheme="minorEastAsia"/>
+              <w:noProof/>
+              <w:lang w:eastAsia="es-MX"/>
+            </w:rPr>
+          </w:pPr>
+          <w:hyperlink w:anchor="_Toc243085509" w:history="1">
+            <w:r>
+              <w:rPr>
+                <w:rStyle w:val="Hipervnculo"/>
+                <w:noProof/>
+                <w:lang w:val="es-ES"/>
+              </w:rPr>
+              <w:t>Objetivo general</w:t>
+            </w:r>
+            <w:r>
+              <w:rPr>
+                <w:noProof/>
+                <w:webHidden/>
+              </w:rPr>
+              <w:tab/>
+            </w:r>
+            <w:r>
+              <w:rPr>
+                <w:noProof/>
+                <w:webHidden/>
+              </w:rPr>
+              <w:fldChar w:fldCharType="begin"/>
+            </w:r>
+            <w:r>
+              <w:rPr>
+                <w:noProof/>
+                <w:webHidden/>
+              </w:rPr>
+              <w:instrText xml:space="preserve"> PAGEREF _Toc243085509 \h </w:instrText>
+            </w:r>
+            <w:r>
+              <w:rPr>
+                <w:noProof/>
+                <w:webHidden/>
+              </w:rPr>
+            </w:r>
+            <w:r>
+              <w:rPr>
+                <w:noProof/>
+                <w:webHidden/>
+              </w:rPr>
+              <w:fldChar w:fldCharType="separate"/>
+            </w:r>
+            <w:r>
+              <w:rPr>
+                <w:noProof/>
+                <w:webHidden/>
+              </w:rPr>
+              <w:t>2</w:t>
+            </w:r>
+            <w:r>
+              <w:rPr>
+                <w:noProof/>
+                <w:webHidden/>
+              </w:rPr>
+              <w:fldChar w:fldCharType="end"/>
+            </w:r>
+          </w:hyperlink>
+        </w:p>
+        <w:p>
+          <w:pPr>
+            <w:pStyle w:val="TDC2"/>
+            <w:tabs>
+              <w:tab w:val="right" w:leader="dot" w:pos="8828"/>
+            </w:tabs>
+            <w:rPr>
+              <w:rFonts w:eastAsiaTheme="minorEastAsia"/>
+              <w:noProof/>
+              <w:lang w:eastAsia="es-MX"/>
+            </w:rPr>
+          </w:pPr>
+          <w:hyperlink w:anchor="_Toc243085510" w:history="1">
+            <w:r>
+              <w:rPr>
+                <w:rStyle w:val="Hipervnculo"/>
+                <w:noProof/>
+                <w:lang w:val="es-ES"/>
+              </w:rPr>
+              <w:t>Objetivos específicos</w:t>
+            </w:r>
+            <w:r>
+              <w:rPr>
+                <w:noProof/>
+                <w:webHidden/>
+              </w:rPr>
+              <w:tab/>
+            </w:r>
+            <w:r>
+              <w:rPr>
+                <w:noProof/>
+                <w:webHidden/>
+              </w:rPr>
+              <w:fldChar w:fldCharType="begin"/>
+            </w:r>
+            <w:r>
+              <w:rPr>
+                <w:noProof/>
+                <w:webHidden/>
+              </w:rPr>
+              <w:instrText xml:space="preserve"> PAGEREF _Toc243085510 \h </w:instrText>
+            </w:r>
+            <w:r>
+              <w:rPr>
+                <w:noProof/>
+                <w:webHidden/>
+              </w:rPr>
+            </w:r>
+            <w:r>
+              <w:rPr>
+                <w:noProof/>
+                <w:webHidden/>
+              </w:rPr>
+              <w:fldChar w:fldCharType="separate"/>
+            </w:r>
+            <w:r>
+              <w:rPr>
+                <w:noProof/>
+                <w:webHidden/>
+              </w:rPr>
+              <w:t>2</w:t>
+            </w:r>
+            <w:r>
+              <w:rPr>
+                <w:noProof/>
+                <w:webHidden/>
+              </w:rPr>
+              <w:fldChar w:fldCharType="end"/>
+            </w:r>
+          </w:hyperlink>
+        </w:p>
+        <w:p>
+          <w:pPr>
+            <w:pStyle w:val="TDC2"/>
+            <w:tabs>
+              <w:tab w:val="right" w:leader="dot" w:pos="8828"/>
+            </w:tabs>
+            <w:rPr>
+              <w:rFonts w:eastAsiaTheme="minorEastAsia"/>
+              <w:noProof/>
+              <w:lang w:eastAsia="es-MX"/>
+            </w:rPr>
+          </w:pPr>
+          <w:hyperlink w:anchor="_Toc243085511" w:history="1">
+            <w:r>
+              <w:rPr>
+                <w:rStyle w:val="Hipervnculo"/>
+                <w:noProof/>
+                <w:lang w:val="es-ES"/>
+              </w:rPr>
+              <w:t>Justificación</w:t>
+            </w:r>
+            <w:r>
+              <w:rPr>
+                <w:noProof/>
+                <w:webHidden/>
+              </w:rPr>
+              <w:tab/>
+            </w:r>
+            <w:r>
+              <w:rPr>
+                <w:noProof/>
+                <w:webHidden/>
+              </w:rPr>
+              <w:fldChar w:fldCharType="begin"/>
+            </w:r>
+            <w:r>
+              <w:rPr>
+                <w:noProof/>
+                <w:webHidden/>
+              </w:rPr>
+              <w:instrText xml:space="preserve"> PAGEREF _Toc243085511 \h </w:instrText>
+            </w:r>
+            <w:r>
+              <w:rPr>
+                <w:noProof/>
+                <w:webHidden/>
+              </w:rPr>
+            </w:r>
+            <w:r>
+              <w:rPr>
+                <w:noProof/>
+                <w:webHidden/>
+              </w:rPr>
+              <w:fldChar w:fldCharType="separate"/>
+            </w:r>
+            <w:r>
+              <w:rPr>
+                <w:noProof/>
+                <w:webHidden/>
+              </w:rPr>
+              <w:t>2</w:t>
+            </w:r>
+            <w:r>
+              <w:rPr>
+                <w:noProof/>
+                <w:webHidden/>
+              </w:rPr>
+              <w:fldChar w:fldCharType="end"/>
+            </w:r>
+          </w:hyperlink>
+        </w:p>
+        <w:p>
+          <w:pPr>
+            <w:pStyle w:val="TDC2"/>
+            <w:tabs>
+              <w:tab w:val="right" w:leader="dot" w:pos="8828"/>
+            </w:tabs>
+            <w:rPr>
+              <w:rFonts w:eastAsiaTheme="minorEastAsia"/>
+              <w:noProof/>
+              <w:lang w:eastAsia="es-MX"/>
+            </w:rPr>
+          </w:pPr>
+          <w:hyperlink w:anchor="_Toc243085512" w:history="1">
+            <w:r>
+              <w:rPr>
+                <w:rStyle w:val="Hipervnculo"/>
+                <w:noProof/>
+                <w:lang w:val="es-ES"/>
+              </w:rPr>
+              <w:t>Alcance</w:t>
+            </w:r>
+            <w:r>
+              <w:rPr>
+                <w:noProof/>
+                <w:webHidden/>
+              </w:rPr>
+              <w:tab/>
+            </w:r>
+            <w:r>
+              <w:rPr>
+                <w:noProof/>
+                <w:webHidden/>
+              </w:rPr>
+              <w:fldChar w:fldCharType="begin"/>
+            </w:r>
+            <w:r>
+              <w:rPr>
+                <w:noProof/>
+                <w:webHidden/>
+              </w:rPr>
+              <w:instrText xml:space="preserve"> PAGEREF _Toc243085512 \h </w:instrText>
+            </w:r>
+            <w:r>
+              <w:rPr>
+                <w:noProof/>
+                <w:webHidden/>
+              </w:rPr>
+            </w:r>
+            <w:r>
+              <w:rPr>
+                <w:noProof/>
+                <w:webHidden/>
+              </w:rPr>
+              <w:fldChar w:fldCharType="separate"/>
+            </w:r>
+            <w:r>
+              <w:rPr>
+                <w:noProof/>
+                <w:webHidden/>
+              </w:rPr>
+              <w:t>3</w:t>
+            </w:r>
+            <w:r>
+              <w:rPr>
+                <w:noProof/>
+                <w:webHidden/>
+              </w:rPr>
+              <w:fldChar w:fldCharType="end"/>
+            </w:r>
+          </w:hyperlink>
+        </w:p>
+        <w:p>
+          <w:pPr>
+            <w:pStyle w:val="TDC2"/>
+            <w:tabs>
+              <w:tab w:val="right" w:leader="dot" w:pos="8828"/>
+            </w:tabs>
+            <w:rPr>
+              <w:rFonts w:eastAsiaTheme="minorEastAsia"/>
+              <w:noProof/>
+              <w:lang w:eastAsia="es-MX"/>
+            </w:rPr>
+          </w:pPr>
+          <w:hyperlink w:anchor="_Toc243085513" w:history="1">
+            <w:r>
+              <w:rPr>
+                <w:rStyle w:val="Hipervnculo"/>
+                <w:noProof/>
+                <w:lang w:val="es-ES"/>
+              </w:rPr>
+              <w:t>Desarrollo</w:t>
+            </w:r>
+            <w:r>
+              <w:rPr>
+                <w:noProof/>
+                <w:webHidden/>
+              </w:rPr>
+              <w:tab/>
+            </w:r>
+            <w:r>
+              <w:rPr>
+                <w:noProof/>
+                <w:webHidden/>
+              </w:rPr>
+              <w:fldChar w:fldCharType="begin"/>
+            </w:r>
+            <w:r>
+              <w:rPr>
+                <w:noProof/>
+                <w:webHidden/>
+              </w:rPr>
+              <w:instrText xml:space="preserve"> PAGEREF _Toc243085513 \h </w:instrText>
+            </w:r>
+            <w:r>
+              <w:rPr>
+                <w:noProof/>
+                <w:webHidden/>
+              </w:rPr>
+            </w:r>
+            <w:r>
+              <w:rPr>
+                <w:noProof/>
+                <w:webHidden/>
+              </w:rPr>
+              <w:fldChar w:fldCharType="separate"/>
+            </w:r>
+            <w:r>
+              <w:rPr>
+                <w:noProof/>
+                <w:webHidden/>
+              </w:rPr>
+              <w:t>4</w:t>
+            </w:r>
+            <w:r>
+              <w:rPr>
+                <w:noProof/>
+                <w:webHidden/>
+              </w:rPr>
+              <w:fldChar w:fldCharType="end"/>
+            </w:r>
+          </w:hyperlink>
+        </w:p>
+        <w:p>
+          <w:pPr>
+            <w:pStyle w:val="TDC2"/>
+            <w:tabs>
+              <w:tab w:val="right" w:leader="dot" w:pos="8828"/>
+            </w:tabs>
+            <w:rPr>
+              <w:rFonts w:eastAsiaTheme="minorEastAsia"/>
+              <w:noProof/>
+              <w:lang w:eastAsia="es-MX"/>
+            </w:rPr>
+          </w:pPr>
+          <w:hyperlink w:anchor="_Toc243085514" w:history="1">
+            <w:r>
+              <w:rPr>
+                <w:rStyle w:val="Hipervnculo"/>
+                <w:noProof/>
+              </w:rPr>
+              <w:t>Modelado del problema</w:t>
+            </w:r>
+            <w:r>
+              <w:rPr>
+                <w:noProof/>
+                <w:webHidden/>
+              </w:rPr>
+              <w:tab/>
+            </w:r>
+            <w:r>
+              <w:rPr>
+                <w:noProof/>
+                <w:webHidden/>
+              </w:rPr>
+              <w:fldChar w:fldCharType="begin"/>
+            </w:r>
+            <w:r>
+              <w:rPr>
+                <w:noProof/>
+                <w:webHidden/>
+              </w:rPr>
+              <w:instrText xml:space="preserve"> PAGEREF _Toc243085514 \h </w:instrText>
+            </w:r>
+            <w:r>
+              <w:rPr>
+                <w:noProof/>
+                <w:webHidden/>
+              </w:rPr>
+            </w:r>
+            <w:r>
+              <w:rPr>
+                <w:noProof/>
+                <w:webHidden/>
+              </w:rPr>
+              <w:fldChar w:fldCharType="separate"/>
+            </w:r>
+            <w:r>
+              <w:rPr>
+                <w:noProof/>
+                <w:webHidden/>
+              </w:rPr>
+              <w:t>4</w:t>
+            </w:r>
+            <w:r>
+              <w:rPr>
+                <w:noProof/>
+                <w:webHidden/>
+              </w:rPr>
+              <w:fldChar w:fldCharType="end"/>
+            </w:r>
+          </w:hyperlink>
+        </w:p>
+        <w:p>
+          <w:pPr>
+            <w:pStyle w:val="TDC2"/>
+            <w:tabs>
+              <w:tab w:val="right" w:leader="dot" w:pos="8828"/>
+            </w:tabs>
+            <w:rPr>
+              <w:rFonts w:eastAsiaTheme="minorEastAsia"/>
+              <w:noProof/>
+              <w:lang w:eastAsia="es-MX"/>
+            </w:rPr>
+          </w:pPr>
+          <w:hyperlink w:anchor="_Toc243085515" w:history="1">
+            <w:r>
+              <w:rPr>
+                <w:rStyle w:val="Hipervnculo"/>
+                <w:noProof/>
+              </w:rPr>
+              <w:t>Análisis de los datos</w:t>
+            </w:r>
+            <w:r>
+              <w:rPr>
+                <w:noProof/>
+                <w:webHidden/>
+              </w:rPr>
+              <w:tab/>
+            </w:r>
+            <w:r>
+              <w:rPr>
+                <w:noProof/>
+                <w:webHidden/>
+              </w:rPr>
+              <w:fldChar w:fldCharType="begin"/>
+            </w:r>
+            <w:r>
+              <w:rPr>
+                <w:noProof/>
+                <w:webHidden/>
+              </w:rPr>
+              <w:instrText xml:space="preserve"> PAGEREF _Toc243085515 \h </w:instrText>
+            </w:r>
+            <w:r>
+              <w:rPr>
+                <w:noProof/>
+                <w:webHidden/>
+              </w:rPr>
+            </w:r>
+            <w:r>
+              <w:rPr>
+                <w:noProof/>
+                <w:webHidden/>
+              </w:rPr>
+              <w:fldChar w:fldCharType="separate"/>
+            </w:r>
+            <w:r>
+              <w:rPr>
+                <w:noProof/>
+                <w:webHidden/>
+              </w:rPr>
+              <w:t>7</w:t>
+            </w:r>
+            <w:r>
+              <w:rPr>
+                <w:noProof/>
+                <w:webHidden/>
+              </w:rPr>
+              <w:fldChar w:fldCharType="end"/>
+            </w:r>
+          </w:hyperlink>
+        </w:p>
+        <w:p>
+          <w:pPr>
+            <w:pStyle w:val="TDC2"/>
+            <w:tabs>
+              <w:tab w:val="right" w:leader="dot" w:pos="8828"/>
+            </w:tabs>
+            <w:rPr>
+              <w:rFonts w:eastAsiaTheme="minorEastAsia"/>
+              <w:noProof/>
+              <w:lang w:eastAsia="es-MX"/>
+            </w:rPr>
+          </w:pPr>
+          <w:hyperlink w:anchor="_Toc243085516" w:history="1">
+            <w:r>
+              <w:rPr>
+                <w:rStyle w:val="Hipervnculo"/>
+                <w:noProof/>
+              </w:rPr>
+              <w:t>Algoritmo de búsqueda tabú</w:t>
+            </w:r>
+            <w:r>
+              <w:rPr>
+                <w:noProof/>
+                <w:webHidden/>
+              </w:rPr>
+              <w:tab/>
+            </w:r>
+            <w:r>
+              <w:rPr>
+                <w:noProof/>
+                <w:webHidden/>
+              </w:rPr>
+              <w:fldChar w:fldCharType="begin"/>
+            </w:r>
+            <w:r>
+              <w:rPr>
+                <w:noProof/>
+                <w:webHidden/>
+              </w:rPr>
+              <w:instrText xml:space="preserve"> PAGEREF _Toc243085516 \h </w:instrText>
+            </w:r>
+            <w:r>
+              <w:rPr>
+                <w:noProof/>
+                <w:webHidden/>
+              </w:rPr>
+            </w:r>
+            <w:r>
+              <w:rPr>
+                <w:noProof/>
+                <w:webHidden/>
+              </w:rPr>
+              <w:fldChar w:fldCharType="separate"/>
+            </w:r>
+            <w:r>
+              <w:rPr>
+                <w:noProof/>
+                <w:webHidden/>
+              </w:rPr>
+              <w:t>7</w:t>
+            </w:r>
+            <w:r>
+              <w:rPr>
+                <w:noProof/>
+                <w:webHidden/>
+              </w:rPr>
+              <w:fldChar w:fldCharType="end"/>
+            </w:r>
+          </w:hyperlink>
+        </w:p>
+        <w:p>
+          <w:pPr>
+            <w:pStyle w:val="TDC2"/>
+            <w:tabs>
+              <w:tab w:val="right" w:leader="dot" w:pos="8828"/>
+            </w:tabs>
+            <w:rPr>
+              <w:rFonts w:eastAsiaTheme="minorEastAsia"/>
+              <w:noProof/>
+              <w:lang w:eastAsia="es-MX"/>
+            </w:rPr>
+          </w:pPr>
+          <w:hyperlink w:anchor="_Toc243085517" w:history="1">
+            <w:r>
+              <w:rPr>
+                <w:rStyle w:val="Hipervnculo"/>
+                <w:noProof/>
+              </w:rPr>
+              <w:t>Implementación computacional</w:t>
+            </w:r>
+            <w:r>
+              <w:rPr>
+                <w:noProof/>
+                <w:webHidden/>
+              </w:rPr>
+              <w:tab/>
+            </w:r>
+            <w:r>
+              <w:rPr>
+                <w:noProof/>
+                <w:webHidden/>
+              </w:rPr>
+              <w:fldChar w:fldCharType="begin"/>
+            </w:r>
+            <w:r>
+              <w:rPr>
+                <w:noProof/>
+                <w:webHidden/>
+              </w:rPr>
+              <w:instrText xml:space="preserve"> PAGEREF _Toc243085517 \h </w:instrText>
+            </w:r>
+            <w:r>
+              <w:rPr>
+                <w:noProof/>
+                <w:webHidden/>
+              </w:rPr>
+            </w:r>
+            <w:r>
+              <w:rPr>
+                <w:noProof/>
+                <w:webHidden/>
+              </w:rPr>
+              <w:fldChar w:fldCharType="separate"/>
+            </w:r>
+            <w:r>
+              <w:rPr>
+                <w:noProof/>
+                <w:webHidden/>
+              </w:rPr>
+              <w:t>8</w:t>
+            </w:r>
+            <w:r>
+              <w:rPr>
+                <w:noProof/>
+                <w:webHidden/>
+              </w:rPr>
+              <w:fldChar w:fldCharType="end"/>
+            </w:r>
+          </w:hyperlink>
+        </w:p>
+        <w:p>
+          <w:pPr>
+            <w:pStyle w:val="TDC2"/>
+            <w:tabs>
+              <w:tab w:val="right" w:leader="dot" w:pos="8828"/>
+            </w:tabs>
+            <w:rPr>
+              <w:rFonts w:eastAsiaTheme="minorEastAsia"/>
+              <w:noProof/>
+              <w:lang w:eastAsia="es-MX"/>
+            </w:rPr>
+          </w:pPr>
+          <w:hyperlink w:anchor="_Toc243085518" w:history="1">
+            <w:r>
+              <w:rPr>
+                <w:rStyle w:val="Hipervnculo"/>
+                <w:noProof/>
+              </w:rPr>
+              <w:t>Resultados obtenidos</w:t>
+            </w:r>
+            <w:r>
+              <w:rPr>
+                <w:noProof/>
+                <w:webHidden/>
+              </w:rPr>
+              <w:tab/>
+            </w:r>
+            <w:r>
+              <w:rPr>
+                <w:noProof/>
+                <w:webHidden/>
+              </w:rPr>
+              <w:fldChar w:fldCharType="begin"/>
+            </w:r>
+            <w:r>
+              <w:rPr>
+                <w:noProof/>
+                <w:webHidden/>
+              </w:rPr>
+              <w:instrText xml:space="preserve"> PAGEREF _Toc243085518 \h </w:instrText>
+            </w:r>
+            <w:r>
+              <w:rPr>
+                <w:noProof/>
+                <w:webHidden/>
+              </w:rPr>
+            </w:r>
+            <w:r>
+              <w:rPr>
+                <w:noProof/>
+                <w:webHidden/>
+              </w:rPr>
+              <w:fldChar w:fldCharType="separate"/>
+            </w:r>
+            <w:r>
+              <w:rPr>
+                <w:noProof/>
+                <w:webHidden/>
+              </w:rPr>
+              <w:t>8</w:t>
+            </w:r>
+            <w:r>
+              <w:rPr>
+                <w:noProof/>
+                <w:webHidden/>
+              </w:rPr>
+              <w:fldChar w:fldCharType="end"/>
+            </w:r>
+          </w:hyperlink>
+        </w:p>
+        <w:p>
+          <w:pPr>
+            <w:pStyle w:val="TDC2"/>
+            <w:tabs>
+              <w:tab w:val="right" w:leader="dot" w:pos="8828"/>
+            </w:tabs>
+            <w:rPr>
+              <w:rFonts w:eastAsiaTheme="minorEastAsia"/>
+              <w:noProof/>
+              <w:lang w:eastAsia="es-MX"/>
+            </w:rPr>
+          </w:pPr>
+          <w:hyperlink w:anchor="_Toc243085519" w:history="1">
+            <w:r>
+              <w:rPr>
+                <w:rStyle w:val="Hipervnculo"/>
+                <w:noProof/>
+              </w:rPr>
+              <w:t>Pruebas de funcionamiento</w:t>
+            </w:r>
+            <w:r>
+              <w:rPr>
+                <w:noProof/>
+                <w:webHidden/>
+              </w:rPr>
+              <w:tab/>
+            </w:r>
+            <w:r>
+              <w:rPr>
+                <w:noProof/>
+                <w:webHidden/>
+              </w:rPr>
+              <w:fldChar w:fldCharType="begin"/>
+            </w:r>
+            <w:r>
+              <w:rPr>
+                <w:noProof/>
+                <w:webHidden/>
+              </w:rPr>
+              <w:instrText xml:space="preserve"> PAGEREF _Toc243085519 \h </w:instrText>
+            </w:r>
+            <w:r>
+              <w:rPr>
+                <w:noProof/>
+                <w:webHidden/>
+              </w:rPr>
+            </w:r>
+            <w:r>
+              <w:rPr>
+                <w:noProof/>
+                <w:webHidden/>
+              </w:rPr>
+              <w:fldChar w:fldCharType="separate"/>
+            </w:r>
+            <w:r>
+              <w:rPr>
+                <w:noProof/>
+                <w:webHidden/>
+              </w:rPr>
+              <w:t>10</w:t>
+            </w:r>
+            <w:r>
+              <w:rPr>
+                <w:noProof/>
+                <w:webHidden/>
+              </w:rPr>
+              <w:fldChar w:fldCharType="end"/>
+            </w:r>
+          </w:hyperlink>
+        </w:p>
+        <w:p>
+          <w:pPr>
+            <w:pStyle w:val="TDC2"/>
+            <w:tabs>
+              <w:tab w:val="right" w:leader="dot" w:pos="8828"/>
+            </w:tabs>
+            <w:rPr>
+              <w:rFonts w:eastAsiaTheme="minorEastAsia"/>
+              <w:noProof/>
+              <w:lang w:eastAsia="es-MX"/>
+            </w:rPr>
+          </w:pPr>
+          <w:hyperlink w:anchor="_Toc243085520" w:history="1">
+            <w:r>
+              <w:rPr>
+                <w:rStyle w:val="Hipervnculo"/>
+                <w:noProof/>
+              </w:rPr>
+              <w:t>Agenda de trabajo</w:t>
+            </w:r>
+            <w:r>
+              <w:rPr>
+                <w:noProof/>
+                <w:webHidden/>
+              </w:rPr>
+              <w:tab/>
+            </w:r>
+            <w:r>
+              <w:rPr>
+                <w:noProof/>
+                <w:webHidden/>
+              </w:rPr>
+              <w:fldChar w:fldCharType="begin"/>
+            </w:r>
+            <w:r>
+              <w:rPr>
+                <w:noProof/>
+                <w:webHidden/>
+              </w:rPr>
+              <w:instrText xml:space="preserve"> PAGEREF _Toc243085520 \h </w:instrText>
+            </w:r>
+            <w:r>
+              <w:rPr>
+                <w:noProof/>
+                <w:webHidden/>
+              </w:rPr>
+            </w:r>
+            <w:r>
+              <w:rPr>
+                <w:noProof/>
+                <w:webHidden/>
+              </w:rPr>
+              <w:fldChar w:fldCharType="separate"/>
+            </w:r>
+            <w:r>
+              <w:rPr>
+                <w:noProof/>
+                <w:webHidden/>
+              </w:rPr>
+              <w:t>11</w:t>
+            </w:r>
+            <w:r>
+              <w:rPr>
+                <w:noProof/>
+                <w:webHidden/>
+              </w:rPr>
+              <w:fldChar w:fldCharType="end"/>
+            </w:r>
+          </w:hyperlink>
+        </w:p>
+        <w:p>
+          <w:pPr>
+            <w:pStyle w:val="TDC2"/>
+            <w:tabs>
+              <w:tab w:val="right" w:leader="dot" w:pos="8828"/>
+            </w:tabs>
+            <w:rPr>
+              <w:rFonts w:eastAsiaTheme="minorEastAsia"/>
+              <w:noProof/>
+              <w:lang w:eastAsia="es-MX"/>
+            </w:rPr>
+          </w:pPr>
+          <w:hyperlink w:anchor="_Toc243085521" w:history="1">
+            <w:r>
+              <w:rPr>
+                <w:rStyle w:val="Hipervnculo"/>
+                <w:noProof/>
+              </w:rPr>
+              <w:t>Conclusiones</w:t>
+            </w:r>
+            <w:r>
+              <w:rPr>
+                <w:noProof/>
+                <w:webHidden/>
+              </w:rPr>
+              <w:tab/>
+            </w:r>
+            <w:r>
+              <w:rPr>
+                <w:noProof/>
+                <w:webHidden/>
+              </w:rPr>
+              <w:fldChar w:fldCharType="begin"/>
+            </w:r>
+            <w:r>
+              <w:rPr>
+                <w:noProof/>
+                <w:webHidden/>
+              </w:rPr>
+              <w:instrText xml:space="preserve"> PAGEREF _Toc243085521 \h </w:instrText>
+            </w:r>
+            <w:r>
+              <w:rPr>
+                <w:noProof/>
+                <w:webHidden/>
+              </w:rPr>
+            </w:r>
+            <w:r>
+              <w:rPr>
+                <w:noProof/>
+                <w:webHidden/>
+              </w:rPr>
+              <w:fldChar w:fldCharType="separate"/>
+            </w:r>
+            <w:r>
+              <w:rPr>
+                <w:noProof/>
+                <w:webHidden/>
+              </w:rPr>
+              <w:t>11</w:t>
+            </w:r>
+            <w:r>
+              <w:rPr>
+                <w:noProof/>
+                <w:webHidden/>
+              </w:rPr>
+              <w:fldChar w:fldCharType="end"/>
+            </w:r>
+          </w:hyperlink>
+        </w:p>
+        <w:p>
+          <w:pPr>
+            <w:pStyle w:val="TDC2"/>
+            <w:tabs>
+              <w:tab w:val="right" w:leader="dot" w:pos="8828"/>
+            </w:tabs>
+            <w:rPr>
+              <w:rFonts w:eastAsiaTheme="minorEastAsia"/>
+              <w:noProof/>
+              <w:lang w:eastAsia="es-MX"/>
+            </w:rPr>
+          </w:pPr>
+          <w:hyperlink w:anchor="_Toc243085522" w:history="1">
+            <w:r>
+              <w:rPr>
+                <w:rStyle w:val="Hipervnculo"/>
+                <w:noProof/>
+                <w:lang w:val="es-ES"/>
+              </w:rPr>
+              <w:t>Referencias</w:t>
+            </w:r>
+            <w:r>
+              <w:rPr>
+                <w:noProof/>
+                <w:webHidden/>
+              </w:rPr>
+              <w:tab/>
+            </w:r>
+            <w:r>
+              <w:rPr>
+                <w:noProof/>
+                <w:webHidden/>
+              </w:rPr>
+              <w:fldChar w:fldCharType="begin"/>
+            </w:r>
+            <w:r>
+              <w:rPr>
+                <w:noProof/>
+                <w:webHidden/>
+              </w:rPr>
+              <w:instrText xml:space="preserve"> PAGEREF _Toc243085522 \h </w:instrText>
+            </w:r>
+            <w:r>
+              <w:rPr>
+                <w:noProof/>
+                <w:webHidden/>
+              </w:rPr>
+            </w:r>
+            <w:r>
+              <w:rPr>
+                <w:noProof/>
+                <w:webHidden/>
+              </w:rPr>
+              <w:fldChar w:fldCharType="separate"/>
+            </w:r>
+            <w:r>
+              <w:rPr>
+                <w:noProof/>
+                <w:webHidden/>
+              </w:rPr>
+              <w:t>12</w:t>
+            </w:r>
+            <w:r>
+              <w:rPr>
+                <w:noProof/>
+                <w:webHidden/>
+              </w:rPr>
+              <w:fldChar w:fldCharType="end"/>
+            </w:r>
+          </w:hyperlink>
+        </w:p>
+        <w:p>
+          <w:r>
+            <w:rPr>
+              <w:b/>
+              <w:bCs/>
+              <w:lang w:val="es-ES"/>
+            </w:rPr>
+            <w:fldChar w:fldCharType="end"/>
+          </w:r>
+        </w:p>
+      </w:sdtContent>
+    </w:sdt>
+    <w:p/>
+    <w:p>
+      <w:pPr>
+        <w:pStyle w:val="Ttulo"/>
+        <w:rPr>
+          <w:sz w:val="28"/>
+          <w:szCs w:val="28"/>
+          <w:lang w:val="es-ES"/>
+        </w:rPr>
+      </w:pPr>
+    </w:p>
+    <w:p>
+      <w:pPr>
+        <w:pStyle w:val="Ttulo"/>
+        <w:rPr>
+          <w:sz w:val="28"/>
+          <w:szCs w:val="28"/>
+          <w:lang w:val="es-ES"/>
+        </w:rPr>
+      </w:pPr>
+    </w:p>
+    <w:p>
+      <w:pPr>
+        <w:pStyle w:val="Ttulo"/>
+        <w:rPr>
+          <w:sz w:val="28"/>
+          <w:szCs w:val="28"/>
+          <w:lang w:val="es-ES"/>
+        </w:rPr>
+      </w:pPr>
+    </w:p>
+    <w:p>
+      <w:pPr>
+        <w:pStyle w:val="Ttulo"/>
+        <w:rPr>
+          <w:sz w:val="28"/>
+          <w:szCs w:val="28"/>
+          <w:lang w:val="es-ES"/>
+        </w:rPr>
+      </w:pPr>
+    </w:p>
+    <w:p>
+      <w:pPr>
+        <w:pStyle w:val="Ttulo"/>
+        <w:rPr>
+          <w:sz w:val="28"/>
+          <w:szCs w:val="28"/>
+          <w:lang w:val="es-ES"/>
+        </w:rPr>
+      </w:pPr>
+    </w:p>
+    <w:p>
+      <w:pPr>
+        <w:pStyle w:val="Ttulo"/>
+        <w:rPr>
+          <w:sz w:val="28"/>
+          <w:szCs w:val="28"/>
+          <w:lang w:val="es-ES"/>
+        </w:rPr>
+      </w:pPr>
+    </w:p>
+    <w:p>
+      <w:pPr>
+        <w:pStyle w:val="Ttulo"/>
+        <w:rPr>
+          <w:sz w:val="28"/>
+          <w:szCs w:val="28"/>
+          <w:lang w:val="es-ES"/>
+        </w:rPr>
+      </w:pPr>
+    </w:p>
+    <w:p>
+      <w:pPr>
+        <w:pStyle w:val="Ttulo"/>
+        <w:rPr>
+          <w:sz w:val="28"/>
+          <w:szCs w:val="28"/>
+          <w:lang w:val="es-ES"/>
+        </w:rPr>
+      </w:pPr>
+    </w:p>
+    <w:p>
+      <w:pPr>
+        <w:pStyle w:val="Ttulo"/>
+        <w:rPr>
+          <w:sz w:val="28"/>
+          <w:szCs w:val="28"/>
+          <w:lang w:val="es-ES"/>
+        </w:rPr>
+      </w:pPr>
+    </w:p>
+    <w:p>
+      <w:pPr>
+        <w:pStyle w:val="Ttulo"/>
+        <w:rPr>
+          <w:sz w:val="28"/>
+          <w:szCs w:val="28"/>
+          <w:lang w:val="es-ES"/>
+        </w:rPr>
+      </w:pPr>
+    </w:p>
+    <w:p>
+      <w:pPr>
+        <w:pStyle w:val="Ttulo"/>
+        <w:rPr>
+          <w:lang w:val="es-ES"/>
+        </w:rPr>
+      </w:pPr>
+    </w:p>
+    <w:p>
+      <w:pPr>
+        <w:pStyle w:val="Ttulo1"/>
+        <w:rPr>
+          <w:lang w:val="es-ES"/>
+        </w:rPr>
+      </w:pPr>
+      <w:bookmarkStart w:id="1" w:name="_Toc243085507"/>
+      <w:r>
+        <w:rPr>
           <w:lang w:val="es-ES"/>
         </w:rPr>
         <w:t>Optimización de rutas de distribución usando búsqueda tabú</w:t>
       </w:r>
-    </w:p>
-    <w:p>
-      <w:pPr>
-        <w:pStyle w:val="Ttulo1"/>
-        <w:rPr>
-          <w:lang w:val="es-ES"/>
-        </w:rPr>
-      </w:pPr>
+      <w:bookmarkEnd w:id="1"/>
+    </w:p>
+    <w:p>
+      <w:pPr>
+        <w:pStyle w:val="Ttulo2"/>
+        <w:rPr>
+          <w:lang w:val="es-ES"/>
+        </w:rPr>
+      </w:pPr>
+      <w:bookmarkStart w:id="2" w:name="_Toc243085508"/>
       <w:r>
         <w:rPr>
           <w:lang w:val="es-ES"/>
         </w:rPr>
         <w:t>Introducción</w:t>
       </w:r>
+      <w:bookmarkEnd w:id="2"/>
     </w:p>
     <w:p>
       <w:pPr>
@@ -167,17 +3392,62 @@
     </w:p>
     <w:p>
       <w:pPr>
-        <w:pStyle w:val="Ttulo1"/>
-        <w:rPr>
-          <w:lang w:val="es-ES"/>
-        </w:rPr>
-      </w:pPr>
-      <w:r>
-        <w:rPr>
-          <w:lang w:val="es-ES"/>
-        </w:rPr>
+        <w:rPr>
+          <w:lang w:val="es-ES"/>
+        </w:rPr>
+      </w:pPr>
+    </w:p>
+    <w:p>
+      <w:pPr>
+        <w:rPr>
+          <w:lang w:val="es-ES"/>
+        </w:rPr>
+      </w:pPr>
+    </w:p>
+    <w:p>
+      <w:pPr>
+        <w:rPr>
+          <w:lang w:val="es-ES"/>
+        </w:rPr>
+      </w:pPr>
+    </w:p>
+    <w:p>
+      <w:pPr>
+        <w:rPr>
+          <w:lang w:val="es-ES"/>
+        </w:rPr>
+      </w:pPr>
+    </w:p>
+    <w:p>
+      <w:pPr>
+        <w:rPr>
+          <w:lang w:val="es-ES"/>
+        </w:rPr>
+      </w:pPr>
+    </w:p>
+    <w:p>
+      <w:pPr>
+        <w:rPr>
+          <w:lang w:val="es-ES"/>
+        </w:rPr>
+      </w:pPr>
+    </w:p>
+    <w:p>
+      <w:pPr>
+        <w:pStyle w:val="Ttulo2"/>
+        <w:rPr>
+          <w:lang w:val="es-ES"/>
+        </w:rPr>
+      </w:pPr>
+      <w:bookmarkStart w:id="3" w:name="_Toc243085509"/>
+      <w:r>
+        <w:rPr>
+          <w:lang w:val="es-ES"/>
+        </w:rPr>
+        <w:lastRenderedPageBreak/>
         <w:t>Objetivo general</w:t>
       </w:r>
+      <w:bookmarkEnd w:id="3"/>
     </w:p>
     <w:p>
       <w:pPr>
@@ -215,18 +3485,19 @@
     </w:p>
     <w:p>
       <w:pPr>
-        <w:pStyle w:val="Ttulo1"/>
-        <w:rPr>
-          <w:lang w:val="es-ES"/>
-        </w:rPr>
-      </w:pPr>
-      <w:r>
-        <w:rPr>
-          <w:lang w:val="es-ES"/>
-        </w:rPr>
-        <w:lastRenderedPageBreak/>
+        <w:pStyle w:val="Ttulo2"/>
+        <w:rPr>
+          <w:lang w:val="es-ES"/>
+        </w:rPr>
+      </w:pPr>
+      <w:bookmarkStart w:id="4" w:name="_Toc243085510"/>
+      <w:r>
+        <w:rPr>
+          <w:lang w:val="es-ES"/>
+        </w:rPr>
         <w:t>Objetivos específicos</w:t>
       </w:r>
+      <w:bookmarkEnd w:id="4"/>
     </w:p>
     <w:p>
       <w:pPr>
@@ -369,17 +3640,19 @@
     </w:p>
     <w:p>
       <w:pPr>
-        <w:pStyle w:val="Ttulo1"/>
-        <w:rPr>
-          <w:lang w:val="es-ES"/>
-        </w:rPr>
-      </w:pPr>
+        <w:pStyle w:val="Ttulo2"/>
+        <w:rPr>
+          <w:lang w:val="es-ES"/>
+        </w:rPr>
+      </w:pPr>
+      <w:bookmarkStart w:id="5" w:name="_Toc243085511"/>
       <w:r>
         <w:rPr>
           <w:lang w:val="es-ES"/>
         </w:rPr>
         <w:t>Justificación</w:t>
       </w:r>
+      <w:bookmarkEnd w:id="5"/>
     </w:p>
     <w:p>
       <w:pPr>
@@ -434,6 +3707,7 @@
         <w:rPr>
           <w:lang w:val="es-ES"/>
         </w:rPr>
+        <w:lastRenderedPageBreak/>
         <w:t xml:space="preserve">El hecho de tomar como base el problema del agente viajero para resolver el enrutamiento en este </w:t>
       </w:r>
       <w:r>
@@ -460,7 +3734,6 @@
         <w:rPr>
           <w:lang w:val="es-ES"/>
         </w:rPr>
-        <w:lastRenderedPageBreak/>
         <w:t xml:space="preserve">Debido a la forma en la que trabaja el método de búsqueda tabú, se permite aprovechar el poder de </w:t>
       </w:r>
       <w:proofErr w:type="gramStart"/>
@@ -505,17 +3778,19 @@
     </w:p>
     <w:p>
       <w:pPr>
-        <w:pStyle w:val="Ttulo1"/>
-        <w:rPr>
-          <w:lang w:val="es-ES"/>
-        </w:rPr>
-      </w:pPr>
+        <w:pStyle w:val="Ttulo2"/>
+        <w:rPr>
+          <w:lang w:val="es-ES"/>
+        </w:rPr>
+      </w:pPr>
+      <w:bookmarkStart w:id="6" w:name="_Toc243085512"/>
       <w:r>
         <w:rPr>
           <w:lang w:val="es-ES"/>
         </w:rPr>
         <w:t>Alcance</w:t>
       </w:r>
+      <w:bookmarkEnd w:id="6"/>
     </w:p>
     <w:p>
       <w:pPr>
@@ -608,11 +3883,12 @@
     </w:p>
     <w:p>
       <w:pPr>
-        <w:pStyle w:val="Ttulo1"/>
-        <w:rPr>
-          <w:lang w:val="es-ES"/>
-        </w:rPr>
-      </w:pPr>
+        <w:pStyle w:val="Ttulo2"/>
+        <w:rPr>
+          <w:lang w:val="es-ES"/>
+        </w:rPr>
+      </w:pPr>
+      <w:bookmarkStart w:id="7" w:name="_Toc243085513"/>
       <w:r>
         <w:rPr>
           <w:lang w:val="es-ES"/>
@@ -620,6 +3896,7 @@
         <w:lastRenderedPageBreak/>
         <w:t>Desarrollo</w:t>
       </w:r>
+      <w:bookmarkEnd w:id="7"/>
     </w:p>
     <w:p>
       <w:pPr>
@@ -700,16 +3977,12 @@
     <w:p>
       <w:pPr>
         <w:pStyle w:val="Ttulo2"/>
-        <w:rPr>
-          <w:lang w:val="es-ES"/>
-        </w:rPr>
-      </w:pPr>
-      <w:r>
-        <w:rPr>
-          <w:lang w:val="es-ES"/>
-        </w:rPr>
+      </w:pPr>
+      <w:bookmarkStart w:id="8" w:name="_Toc243085514"/>
+      <w:r>
         <w:t>Modelado del problema</w:t>
       </w:r>
+      <w:bookmarkEnd w:id="8"/>
     </w:p>
     <w:p>
       <w:pPr>
@@ -1922,7 +5195,15 @@
           <w:rFonts w:eastAsiaTheme="minorEastAsia"/>
           <w:lang w:val="es-ES"/>
         </w:rPr>
-        <w:t>Como se puede apreciar, sigue la misma estructura que se encuentra dentro de la sumatoria, pero aquí se utilizan la última y la primera posición del arreglo para calcular su costo directamente. Al representar esta leyenda matemáticamente, la función objetivo completa quedaría de la siguiente forma:</w:t>
+        <w:t xml:space="preserve">Como se puede apreciar, sigue la misma estructura que se encuentra dentro de la sumatoria, pero aquí se utilizan la última y la primera posición del arreglo para calcular </w:t>
+      </w:r>
+      <w:r>
+        <w:rPr>
+          <w:rFonts w:eastAsiaTheme="minorEastAsia"/>
+          <w:lang w:val="es-ES"/>
+        </w:rPr>
+        <w:lastRenderedPageBreak/>
+        <w:t>su costo directamente. Al representar esta leyenda matemáticamente, la función objetivo completa quedaría de la siguiente forma:</w:t>
       </w:r>
     </w:p>
     <w:p>
@@ -1940,7 +5221,6 @@
               <w:rFonts w:ascii="Cambria Math" w:eastAsiaTheme="minorEastAsia" w:hAnsi="Cambria Math"/>
               <w:lang w:val="es-ES"/>
             </w:rPr>
-            <w:lastRenderedPageBreak/>
             <m:t>Z</m:t>
           </m:r>
           <m:d>
@@ -3366,9 +6646,11 @@
       <w:pPr>
         <w:pStyle w:val="Ttulo2"/>
       </w:pPr>
+      <w:bookmarkStart w:id="9" w:name="_Toc243085515"/>
       <w:r>
         <w:t>Análisis de los datos</w:t>
       </w:r>
+      <w:bookmarkEnd w:id="9"/>
     </w:p>
     <w:p>
       <w:pPr>
@@ -3404,7 +6686,7 @@
                     <pic:cNvPicPr/>
                   </pic:nvPicPr>
                   <pic:blipFill>
-                    <a:blip r:embed="rId5"/>
+                    <a:blip r:embed="rId13"/>
                     <a:stretch>
                       <a:fillRect/>
                     </a:stretch>
@@ -3465,9 +6747,11 @@
       <w:pPr>
         <w:pStyle w:val="Ttulo2"/>
       </w:pPr>
+      <w:bookmarkStart w:id="10" w:name="_Toc243085516"/>
       <w:r>
         <w:t>Algoritmo de búsqueda tabú</w:t>
       </w:r>
+      <w:bookmarkEnd w:id="10"/>
     </w:p>
     <w:p>
       <w:pPr>
@@ -3501,16 +6785,8 @@
     </w:p>
     <w:tbl>
       <w:tblPr>
+        <w:tblStyle w:val="Tablaconcuadrcula5oscura"/>
         <w:tblW w:w="0" w:type="auto"/>
-        <w:jc w:val="center"/>
-        <w:tblBorders>
-          <w:top w:val="single" w:sz="4" w:space="0" w:color="BFBFBF"/>
-          <w:left w:val="single" w:sz="4" w:space="0" w:color="BFBFBF"/>
-          <w:bottom w:val="single" w:sz="4" w:space="0" w:color="BFBFBF"/>
-          <w:right w:val="single" w:sz="4" w:space="0" w:color="BFBFBF"/>
-          <w:insideH w:val="single" w:sz="4" w:space="0" w:color="BFBFBF"/>
-          <w:insideV w:val="single" w:sz="4" w:space="0" w:color="BFBFBF"/>
-        </w:tblBorders>
         <w:tblLayout w:type="fixed"/>
         <w:tblLook w:val="04A0" w:firstRow="1" w:lastRow="0" w:firstColumn="1" w:lastColumn="0" w:noHBand="0" w:noVBand="1"/>
       </w:tblPr>
@@ -3520,70 +6796,23 @@
       </w:tblGrid>
       <w:tr>
         <w:trPr>
-          <w:cantSplit/>
-          <w:tblHeader/>
-          <w:jc w:val="center"/>
+          <w:cnfStyle w:val="100000000000" w:firstRow="1" w:lastRow="0" w:firstColumn="0" w:lastColumn="0" w:oddVBand="0" w:evenVBand="0" w:oddHBand="0" w:evenHBand="0" w:firstRowFirstColumn="0" w:firstRowLastColumn="0" w:lastRowFirstColumn="0" w:lastRowLastColumn="0"/>
         </w:trPr>
         <w:tc>
           <w:tcPr>
-            <w:tcW w:w="2448" w:type="dxa"/>
-            <w:shd w:val="clear" w:color="auto" w:fill="DCE6F0"/>
-          </w:tcPr>
-          <w:p>
-            <w:pPr>
-              <w:keepNext/>
-              <w:spacing w:after="0"/>
-              <w:jc w:val="center"/>
-            </w:pPr>
-            <w:r>
-              <w:rPr>
-                <w:b/>
-                <w:sz w:val="19"/>
-              </w:rPr>
-              <w:t>Elemento</w:t>
-            </w:r>
-          </w:p>
-        </w:tc>
-        <w:tc>
-          <w:tcPr>
-            <w:tcW w:w="6192" w:type="dxa"/>
-            <w:shd w:val="clear" w:color="auto" w:fill="DCE6F0"/>
-          </w:tcPr>
-          <w:p>
-            <w:pPr>
-              <w:keepNext/>
-              <w:spacing w:after="0"/>
-              <w:jc w:val="center"/>
-            </w:pPr>
-            <w:r>
-              <w:rPr>
-                <w:b/>
-                <w:sz w:val="19"/>
-              </w:rPr>
-              <w:t>Valor utilizado</w:t>
-            </w:r>
-          </w:p>
-        </w:tc>
-      </w:tr>
-      <w:tr>
-        <w:trPr>
-          <w:cantSplit/>
-          <w:jc w:val="center"/>
-        </w:trPr>
-        <w:tc>
-          <w:tcPr>
+            <w:cnfStyle w:val="001000000000" w:firstRow="0" w:lastRow="0" w:firstColumn="1" w:lastColumn="0" w:oddVBand="0" w:evenVBand="0" w:oddHBand="0" w:evenHBand="0" w:firstRowFirstColumn="0" w:firstRowLastColumn="0" w:lastRowFirstColumn="0" w:lastRowLastColumn="0"/>
             <w:tcW w:w="2448" w:type="dxa"/>
           </w:tcPr>
           <w:p>
             <w:pPr>
               <w:keepNext/>
-              <w:spacing w:after="0"/>
+              <w:jc w:val="center"/>
             </w:pPr>
             <w:r>
               <w:rPr>
                 <w:sz w:val="19"/>
               </w:rPr>
-              <w:t>Solución inicial</w:t>
+              <w:t>Elemento</w:t>
             </w:r>
           </w:p>
         </w:tc>
@@ -3594,36 +6823,36 @@
           <w:p>
             <w:pPr>
               <w:keepNext/>
-              <w:spacing w:after="0"/>
+              <w:jc w:val="center"/>
+              <w:cnfStyle w:val="100000000000" w:firstRow="1" w:lastRow="0" w:firstColumn="0" w:lastColumn="0" w:oddVBand="0" w:evenVBand="0" w:oddHBand="0" w:evenHBand="0" w:firstRowFirstColumn="0" w:firstRowLastColumn="0" w:lastRowFirstColumn="0" w:lastRowLastColumn="0"/>
             </w:pPr>
             <w:r>
               <w:rPr>
                 <w:sz w:val="19"/>
               </w:rPr>
-              <w:t>Tiendas de cada CEDIS en el orden de la lista (ruta sin planear)</w:t>
+              <w:t>Valor utilizado</w:t>
             </w:r>
           </w:p>
         </w:tc>
       </w:tr>
       <w:tr>
         <w:trPr>
-          <w:cantSplit/>
-          <w:jc w:val="center"/>
+          <w:cnfStyle w:val="000000100000" w:firstRow="0" w:lastRow="0" w:firstColumn="0" w:lastColumn="0" w:oddVBand="0" w:evenVBand="0" w:oddHBand="1" w:evenHBand="0" w:firstRowFirstColumn="0" w:firstRowLastColumn="0" w:lastRowFirstColumn="0" w:lastRowLastColumn="0"/>
         </w:trPr>
         <w:tc>
           <w:tcPr>
+            <w:cnfStyle w:val="001000000000" w:firstRow="0" w:lastRow="0" w:firstColumn="1" w:lastColumn="0" w:oddVBand="0" w:evenVBand="0" w:oddHBand="0" w:evenHBand="0" w:firstRowFirstColumn="0" w:firstRowLastColumn="0" w:lastRowFirstColumn="0" w:lastRowLastColumn="0"/>
             <w:tcW w:w="2448" w:type="dxa"/>
           </w:tcPr>
           <w:p>
             <w:pPr>
               <w:keepNext/>
-              <w:spacing w:after="0"/>
             </w:pPr>
             <w:r>
               <w:rPr>
                 <w:sz w:val="19"/>
               </w:rPr>
-              <w:t>Vecinos</w:t>
+              <w:t>Solución inicial</w:t>
             </w:r>
           </w:p>
         </w:tc>
@@ -3634,36 +6863,32 @@
           <w:p>
             <w:pPr>
               <w:keepNext/>
-              <w:spacing w:after="0"/>
+              <w:cnfStyle w:val="000000100000" w:firstRow="0" w:lastRow="0" w:firstColumn="0" w:lastColumn="0" w:oddVBand="0" w:evenVBand="0" w:oddHBand="1" w:evenHBand="0" w:firstRowFirstColumn="0" w:firstRowLastColumn="0" w:lastRowFirstColumn="0" w:lastRowLastColumn="0"/>
             </w:pPr>
             <w:r>
               <w:rPr>
                 <w:sz w:val="19"/>
               </w:rPr>
-              <w:t>Intercambio (swap) de dos tiendas de la ruta: 36 vecinos por iteración</w:t>
+              <w:t>Tiendas de cada CEDIS en el orden de la lista (ruta sin planear)</w:t>
             </w:r>
           </w:p>
         </w:tc>
       </w:tr>
       <w:tr>
-        <w:trPr>
-          <w:cantSplit/>
-          <w:jc w:val="center"/>
-        </w:trPr>
         <w:tc>
           <w:tcPr>
+            <w:cnfStyle w:val="001000000000" w:firstRow="0" w:lastRow="0" w:firstColumn="1" w:lastColumn="0" w:oddVBand="0" w:evenVBand="0" w:oddHBand="0" w:evenHBand="0" w:firstRowFirstColumn="0" w:firstRowLastColumn="0" w:lastRowFirstColumn="0" w:lastRowLastColumn="0"/>
             <w:tcW w:w="2448" w:type="dxa"/>
           </w:tcPr>
           <w:p>
             <w:pPr>
               <w:keepNext/>
-              <w:spacing w:after="0"/>
             </w:pPr>
             <w:r>
               <w:rPr>
                 <w:sz w:val="19"/>
               </w:rPr>
-              <w:t>Lista tabú</w:t>
+              <w:t>Vecinos</w:t>
             </w:r>
           </w:p>
         </w:tc>
@@ -3674,49 +6899,35 @@
           <w:p>
             <w:pPr>
               <w:keepNext/>
-              <w:spacing w:after="0"/>
+              <w:cnfStyle w:val="000000000000" w:firstRow="0" w:lastRow="0" w:firstColumn="0" w:lastColumn="0" w:oddVBand="0" w:evenVBand="0" w:oddHBand="0" w:evenHBand="0" w:firstRowFirstColumn="0" w:firstRowLastColumn="0" w:lastRowFirstColumn="0" w:lastRowLastColumn="0"/>
             </w:pPr>
             <w:r>
               <w:rPr>
                 <w:sz w:val="19"/>
               </w:rPr>
-              <w:t xml:space="preserve">Últimos </w:t>
-            </w:r>
-            <w:r>
-              <w:rPr>
-                <w:b/>
-                <w:sz w:val="19"/>
-              </w:rPr>
-              <w:t>10</w:t>
-            </w:r>
-            <w:r>
-              <w:rPr>
-                <w:sz w:val="19"/>
-              </w:rPr>
-              <w:t xml:space="preserve"> pares de tiendas intercambiadas</w:t>
+              <w:t>Intercambio (swap) de dos tiendas de la ruta: 36 vecinos por iteración</w:t>
             </w:r>
           </w:p>
         </w:tc>
       </w:tr>
       <w:tr>
         <w:trPr>
-          <w:cantSplit/>
-          <w:jc w:val="center"/>
+          <w:cnfStyle w:val="000000100000" w:firstRow="0" w:lastRow="0" w:firstColumn="0" w:lastColumn="0" w:oddVBand="0" w:evenVBand="0" w:oddHBand="1" w:evenHBand="0" w:firstRowFirstColumn="0" w:firstRowLastColumn="0" w:lastRowFirstColumn="0" w:lastRowLastColumn="0"/>
         </w:trPr>
         <w:tc>
           <w:tcPr>
+            <w:cnfStyle w:val="001000000000" w:firstRow="0" w:lastRow="0" w:firstColumn="1" w:lastColumn="0" w:oddVBand="0" w:evenVBand="0" w:oddHBand="0" w:evenHBand="0" w:firstRowFirstColumn="0" w:firstRowLastColumn="0" w:lastRowFirstColumn="0" w:lastRowLastColumn="0"/>
             <w:tcW w:w="2448" w:type="dxa"/>
           </w:tcPr>
           <w:p>
             <w:pPr>
               <w:keepNext/>
-              <w:spacing w:after="0"/>
             </w:pPr>
             <w:r>
               <w:rPr>
                 <w:sz w:val="19"/>
               </w:rPr>
-              <w:t>Criterio de aspiración</w:t>
+              <w:t>Lista tabú</w:t>
             </w:r>
           </w:p>
         </w:tc>
@@ -3727,35 +6938,45 @@
           <w:p>
             <w:pPr>
               <w:keepNext/>
-              <w:spacing w:after="0"/>
+              <w:cnfStyle w:val="000000100000" w:firstRow="0" w:lastRow="0" w:firstColumn="0" w:lastColumn="0" w:oddVBand="0" w:evenVBand="0" w:oddHBand="1" w:evenHBand="0" w:firstRowFirstColumn="0" w:firstRowLastColumn="0" w:lastRowFirstColumn="0" w:lastRowLastColumn="0"/>
             </w:pPr>
             <w:r>
               <w:rPr>
                 <w:sz w:val="19"/>
               </w:rPr>
-              <w:t>Un movimiento tabú se permite si mejora la mejor solución encontrada</w:t>
+              <w:t xml:space="preserve">Últimos </w:t>
+            </w:r>
+            <w:r>
+              <w:rPr>
+                <w:b/>
+                <w:sz w:val="19"/>
+              </w:rPr>
+              <w:t>10</w:t>
+            </w:r>
+            <w:r>
+              <w:rPr>
+                <w:sz w:val="19"/>
+              </w:rPr>
+              <w:t xml:space="preserve"> pares de tiendas intercambiadas</w:t>
             </w:r>
           </w:p>
         </w:tc>
       </w:tr>
       <w:tr>
-        <w:trPr>
-          <w:cantSplit/>
-          <w:jc w:val="center"/>
-        </w:trPr>
         <w:tc>
           <w:tcPr>
+            <w:cnfStyle w:val="001000000000" w:firstRow="0" w:lastRow="0" w:firstColumn="1" w:lastColumn="0" w:oddVBand="0" w:evenVBand="0" w:oddHBand="0" w:evenHBand="0" w:firstRowFirstColumn="0" w:firstRowLastColumn="0" w:lastRowFirstColumn="0" w:lastRowLastColumn="0"/>
             <w:tcW w:w="2448" w:type="dxa"/>
           </w:tcPr>
           <w:p>
             <w:pPr>
-              <w:spacing w:after="0"/>
+              <w:keepNext/>
             </w:pPr>
             <w:r>
               <w:rPr>
                 <w:sz w:val="19"/>
               </w:rPr>
-              <w:t>Criterio de paro</w:t>
+              <w:t>Criterio de aspiración</w:t>
             </w:r>
           </w:p>
         </w:tc>
@@ -3765,7 +6986,43 @@
           </w:tcPr>
           <w:p>
             <w:pPr>
-              <w:spacing w:after="0"/>
+              <w:keepNext/>
+              <w:cnfStyle w:val="000000000000" w:firstRow="0" w:lastRow="0" w:firstColumn="0" w:lastColumn="0" w:oddVBand="0" w:evenVBand="0" w:oddHBand="0" w:evenHBand="0" w:firstRowFirstColumn="0" w:firstRowLastColumn="0" w:lastRowFirstColumn="0" w:lastRowLastColumn="0"/>
+            </w:pPr>
+            <w:r>
+              <w:rPr>
+                <w:sz w:val="19"/>
+              </w:rPr>
+              <w:t>Un movimiento tabú se permite si mejora la mejor solución encontrada</w:t>
+            </w:r>
+          </w:p>
+        </w:tc>
+      </w:tr>
+      <w:tr>
+        <w:trPr>
+          <w:cnfStyle w:val="000000100000" w:firstRow="0" w:lastRow="0" w:firstColumn="0" w:lastColumn="0" w:oddVBand="0" w:evenVBand="0" w:oddHBand="1" w:evenHBand="0" w:firstRowFirstColumn="0" w:firstRowLastColumn="0" w:lastRowFirstColumn="0" w:lastRowLastColumn="0"/>
+        </w:trPr>
+        <w:tc>
+          <w:tcPr>
+            <w:cnfStyle w:val="001000000000" w:firstRow="0" w:lastRow="0" w:firstColumn="1" w:lastColumn="0" w:oddVBand="0" w:evenVBand="0" w:oddHBand="0" w:evenHBand="0" w:firstRowFirstColumn="0" w:firstRowLastColumn="0" w:lastRowFirstColumn="0" w:lastRowLastColumn="0"/>
+            <w:tcW w:w="2448" w:type="dxa"/>
+          </w:tcPr>
+          <w:p>
+            <w:r>
+              <w:rPr>
+                <w:sz w:val="19"/>
+              </w:rPr>
+              <w:t>Criterio de paro</w:t>
+            </w:r>
+          </w:p>
+        </w:tc>
+        <w:tc>
+          <w:tcPr>
+            <w:tcW w:w="6192" w:type="dxa"/>
+          </w:tcPr>
+          <w:p>
+            <w:pPr>
+              <w:cnfStyle w:val="000000100000" w:firstRow="0" w:lastRow="0" w:firstColumn="0" w:lastColumn="0" w:oddVBand="0" w:evenVBand="0" w:oddHBand="1" w:evenHBand="0" w:firstRowFirstColumn="0" w:firstRowLastColumn="0" w:lastRowFirstColumn="0" w:lastRowLastColumn="0"/>
             </w:pPr>
             <w:r>
               <w:rPr>
@@ -3786,9 +7043,11 @@
       <w:pPr>
         <w:pStyle w:val="Ttulo2"/>
       </w:pPr>
+      <w:bookmarkStart w:id="11" w:name="_Toc243085517"/>
       <w:r>
         <w:t>Implementación computacional</w:t>
       </w:r>
+      <w:bookmarkEnd w:id="11"/>
     </w:p>
     <w:p>
       <w:pPr>
@@ -4110,9 +7369,11 @@
       <w:pPr>
         <w:pStyle w:val="Ttulo2"/>
       </w:pPr>
+      <w:bookmarkStart w:id="12" w:name="_Toc243085518"/>
       <w:r>
         <w:t>Resultados obtenidos</w:t>
       </w:r>
+      <w:bookmarkEnd w:id="12"/>
     </w:p>
     <w:p>
       <w:pPr>
@@ -4145,16 +7406,8 @@
     </w:p>
     <w:tbl>
       <w:tblPr>
+        <w:tblStyle w:val="Tablaconcuadrcula5oscura"/>
         <w:tblW w:w="0" w:type="auto"/>
-        <w:jc w:val="center"/>
-        <w:tblBorders>
-          <w:top w:val="single" w:sz="4" w:space="0" w:color="BFBFBF"/>
-          <w:left w:val="single" w:sz="4" w:space="0" w:color="BFBFBF"/>
-          <w:bottom w:val="single" w:sz="4" w:space="0" w:color="BFBFBF"/>
-          <w:right w:val="single" w:sz="4" w:space="0" w:color="BFBFBF"/>
-          <w:insideH w:val="single" w:sz="4" w:space="0" w:color="BFBFBF"/>
-          <w:insideV w:val="single" w:sz="4" w:space="0" w:color="BFBFBF"/>
-        </w:tblBorders>
         <w:tblLayout w:type="fixed"/>
         <w:tblLook w:val="04A0" w:firstRow="1" w:lastRow="0" w:firstColumn="1" w:lastColumn="0" w:noHBand="0" w:noVBand="1"/>
       </w:tblPr>
@@ -4167,130 +7420,23 @@
       </w:tblGrid>
       <w:tr>
         <w:trPr>
-          <w:cantSplit/>
-          <w:tblHeader/>
-          <w:jc w:val="center"/>
+          <w:cnfStyle w:val="100000000000" w:firstRow="1" w:lastRow="0" w:firstColumn="0" w:lastColumn="0" w:oddVBand="0" w:evenVBand="0" w:oddHBand="0" w:evenHBand="0" w:firstRowFirstColumn="0" w:firstRowLastColumn="0" w:lastRowFirstColumn="0" w:lastRowLastColumn="0"/>
         </w:trPr>
         <w:tc>
           <w:tcPr>
-            <w:tcW w:w="3168" w:type="dxa"/>
-            <w:shd w:val="clear" w:color="auto" w:fill="DCE6F0"/>
-          </w:tcPr>
-          <w:p>
-            <w:pPr>
-              <w:keepNext/>
-              <w:spacing w:after="0"/>
-              <w:jc w:val="center"/>
-            </w:pPr>
-            <w:r>
-              <w:rPr>
-                <w:b/>
-                <w:sz w:val="19"/>
-              </w:rPr>
-              <w:t>Método</w:t>
-            </w:r>
-          </w:p>
-        </w:tc>
-        <w:tc>
-          <w:tcPr>
-            <w:tcW w:w="1584" w:type="dxa"/>
-            <w:shd w:val="clear" w:color="auto" w:fill="DCE6F0"/>
-          </w:tcPr>
-          <w:p>
-            <w:pPr>
-              <w:keepNext/>
-              <w:spacing w:after="0"/>
-              <w:jc w:val="center"/>
-            </w:pPr>
-            <w:r>
-              <w:rPr>
-                <w:b/>
-                <w:sz w:val="19"/>
-              </w:rPr>
-              <w:t>Distancia (km)</w:t>
-            </w:r>
-          </w:p>
-        </w:tc>
-        <w:tc>
-          <w:tcPr>
-            <w:tcW w:w="1440" w:type="dxa"/>
-            <w:shd w:val="clear" w:color="auto" w:fill="DCE6F0"/>
-          </w:tcPr>
-          <w:p>
-            <w:pPr>
-              <w:keepNext/>
-              <w:spacing w:after="0"/>
-              <w:jc w:val="center"/>
-            </w:pPr>
-            <w:r>
-              <w:rPr>
-                <w:b/>
-                <w:sz w:val="19"/>
-              </w:rPr>
-              <w:t>Combustible</w:t>
-            </w:r>
-          </w:p>
-        </w:tc>
-        <w:tc>
-          <w:tcPr>
-            <w:tcW w:w="1296" w:type="dxa"/>
-            <w:shd w:val="clear" w:color="auto" w:fill="DCE6F0"/>
-          </w:tcPr>
-          <w:p>
-            <w:pPr>
-              <w:keepNext/>
-              <w:spacing w:after="0"/>
-              <w:jc w:val="center"/>
-            </w:pPr>
-            <w:r>
-              <w:rPr>
-                <w:b/>
-                <w:sz w:val="19"/>
-              </w:rPr>
-              <w:t>Manejo (h)</w:t>
-            </w:r>
-          </w:p>
-        </w:tc>
-        <w:tc>
-          <w:tcPr>
-            <w:tcW w:w="1152" w:type="dxa"/>
-            <w:shd w:val="clear" w:color="auto" w:fill="DCE6F0"/>
-          </w:tcPr>
-          <w:p>
-            <w:pPr>
-              <w:keepNext/>
-              <w:spacing w:after="0"/>
-              <w:jc w:val="center"/>
-            </w:pPr>
-            <w:r>
-              <w:rPr>
-                <w:b/>
-                <w:sz w:val="19"/>
-              </w:rPr>
-              <w:t>Mejora</w:t>
-            </w:r>
-          </w:p>
-        </w:tc>
-      </w:tr>
-      <w:tr>
-        <w:trPr>
-          <w:cantSplit/>
-          <w:jc w:val="center"/>
-        </w:trPr>
-        <w:tc>
-          <w:tcPr>
+            <w:cnfStyle w:val="001000000000" w:firstRow="0" w:lastRow="0" w:firstColumn="1" w:lastColumn="0" w:oddVBand="0" w:evenVBand="0" w:oddHBand="0" w:evenHBand="0" w:firstRowFirstColumn="0" w:firstRowLastColumn="0" w:lastRowFirstColumn="0" w:lastRowLastColumn="0"/>
             <w:tcW w:w="3168" w:type="dxa"/>
           </w:tcPr>
           <w:p>
             <w:pPr>
               <w:keepNext/>
-              <w:spacing w:after="0"/>
+              <w:jc w:val="center"/>
             </w:pPr>
             <w:r>
               <w:rPr>
                 <w:sz w:val="19"/>
               </w:rPr>
-              <w:t>Línea base (sin optimizar)</w:t>
+              <w:t>Método</w:t>
             </w:r>
           </w:p>
         </w:tc>
@@ -4301,14 +7447,14 @@
           <w:p>
             <w:pPr>
               <w:keepNext/>
-              <w:spacing w:after="0"/>
               <w:jc w:val="center"/>
+              <w:cnfStyle w:val="100000000000" w:firstRow="1" w:lastRow="0" w:firstColumn="0" w:lastColumn="0" w:oddVBand="0" w:evenVBand="0" w:oddHBand="0" w:evenHBand="0" w:firstRowFirstColumn="0" w:firstRowLastColumn="0" w:lastRowFirstColumn="0" w:lastRowLastColumn="0"/>
             </w:pPr>
             <w:r>
               <w:rPr>
                 <w:sz w:val="19"/>
               </w:rPr>
-              <w:t>569.87</w:t>
+              <w:t>Distancia (km)</w:t>
             </w:r>
           </w:p>
         </w:tc>
@@ -4319,14 +7465,14 @@
           <w:p>
             <w:pPr>
               <w:keepNext/>
-              <w:spacing w:after="0"/>
               <w:jc w:val="center"/>
+              <w:cnfStyle w:val="100000000000" w:firstRow="1" w:lastRow="0" w:firstColumn="0" w:lastColumn="0" w:oddVBand="0" w:evenVBand="0" w:oddHBand="0" w:evenHBand="0" w:firstRowFirstColumn="0" w:firstRowLastColumn="0" w:lastRowFirstColumn="0" w:lastRowLastColumn="0"/>
             </w:pPr>
             <w:r>
               <w:rPr>
                 <w:sz w:val="19"/>
               </w:rPr>
-              <w:t>85.48</w:t>
+              <w:t>Combustible</w:t>
             </w:r>
           </w:p>
         </w:tc>
@@ -4337,14 +7483,14 @@
           <w:p>
             <w:pPr>
               <w:keepNext/>
-              <w:spacing w:after="0"/>
               <w:jc w:val="center"/>
+              <w:cnfStyle w:val="100000000000" w:firstRow="1" w:lastRow="0" w:firstColumn="0" w:lastColumn="0" w:oddVBand="0" w:evenVBand="0" w:oddHBand="0" w:evenHBand="0" w:firstRowFirstColumn="0" w:firstRowLastColumn="0" w:lastRowFirstColumn="0" w:lastRowLastColumn="0"/>
             </w:pPr>
             <w:r>
               <w:rPr>
                 <w:sz w:val="19"/>
               </w:rPr>
-              <w:t>19.00</w:t>
+              <w:t>Manejo (h)</w:t>
             </w:r>
           </w:p>
         </w:tc>
@@ -4355,37 +7501,36 @@
           <w:p>
             <w:pPr>
               <w:keepNext/>
-              <w:spacing w:after="0"/>
               <w:jc w:val="center"/>
+              <w:cnfStyle w:val="100000000000" w:firstRow="1" w:lastRow="0" w:firstColumn="0" w:lastColumn="0" w:oddVBand="0" w:evenVBand="0" w:oddHBand="0" w:evenHBand="0" w:firstRowFirstColumn="0" w:firstRowLastColumn="0" w:lastRowFirstColumn="0" w:lastRowLastColumn="0"/>
             </w:pPr>
             <w:r>
               <w:rPr>
                 <w:sz w:val="19"/>
               </w:rPr>
-              <w:t>—</w:t>
+              <w:t>Mejora</w:t>
             </w:r>
           </w:p>
         </w:tc>
       </w:tr>
       <w:tr>
         <w:trPr>
-          <w:cantSplit/>
-          <w:jc w:val="center"/>
+          <w:cnfStyle w:val="000000100000" w:firstRow="0" w:lastRow="0" w:firstColumn="0" w:lastColumn="0" w:oddVBand="0" w:evenVBand="0" w:oddHBand="1" w:evenHBand="0" w:firstRowFirstColumn="0" w:firstRowLastColumn="0" w:lastRowFirstColumn="0" w:lastRowLastColumn="0"/>
         </w:trPr>
         <w:tc>
           <w:tcPr>
+            <w:cnfStyle w:val="001000000000" w:firstRow="0" w:lastRow="0" w:firstColumn="1" w:lastColumn="0" w:oddVBand="0" w:evenVBand="0" w:oddHBand="0" w:evenHBand="0" w:firstRowFirstColumn="0" w:firstRowLastColumn="0" w:lastRowFirstColumn="0" w:lastRowLastColumn="0"/>
             <w:tcW w:w="3168" w:type="dxa"/>
           </w:tcPr>
           <w:p>
             <w:pPr>
               <w:keepNext/>
-              <w:spacing w:after="0"/>
             </w:pPr>
             <w:r>
               <w:rPr>
                 <w:sz w:val="19"/>
               </w:rPr>
-              <w:t>Vecino más cercano</w:t>
+              <w:t>Línea base (sin optimizar)</w:t>
             </w:r>
           </w:p>
         </w:tc>
@@ -4396,14 +7541,14 @@
           <w:p>
             <w:pPr>
               <w:keepNext/>
-              <w:spacing w:after="0"/>
               <w:jc w:val="center"/>
+              <w:cnfStyle w:val="000000100000" w:firstRow="0" w:lastRow="0" w:firstColumn="0" w:lastColumn="0" w:oddVBand="0" w:evenVBand="0" w:oddHBand="1" w:evenHBand="0" w:firstRowFirstColumn="0" w:firstRowLastColumn="0" w:lastRowFirstColumn="0" w:lastRowLastColumn="0"/>
             </w:pPr>
             <w:r>
               <w:rPr>
                 <w:sz w:val="19"/>
               </w:rPr>
-              <w:t>285.83</w:t>
+              <w:t>569.87</w:t>
             </w:r>
           </w:p>
         </w:tc>
@@ -4414,14 +7559,14 @@
           <w:p>
             <w:pPr>
               <w:keepNext/>
-              <w:spacing w:after="0"/>
               <w:jc w:val="center"/>
+              <w:cnfStyle w:val="000000100000" w:firstRow="0" w:lastRow="0" w:firstColumn="0" w:lastColumn="0" w:oddVBand="0" w:evenVBand="0" w:oddHBand="1" w:evenHBand="0" w:firstRowFirstColumn="0" w:firstRowLastColumn="0" w:lastRowFirstColumn="0" w:lastRowLastColumn="0"/>
             </w:pPr>
             <w:r>
               <w:rPr>
                 <w:sz w:val="19"/>
               </w:rPr>
-              <w:t>42.87</w:t>
+              <w:t>85.48</w:t>
             </w:r>
           </w:p>
         </w:tc>
@@ -4432,14 +7577,14 @@
           <w:p>
             <w:pPr>
               <w:keepNext/>
-              <w:spacing w:after="0"/>
               <w:jc w:val="center"/>
+              <w:cnfStyle w:val="000000100000" w:firstRow="0" w:lastRow="0" w:firstColumn="0" w:lastColumn="0" w:oddVBand="0" w:evenVBand="0" w:oddHBand="1" w:evenHBand="0" w:firstRowFirstColumn="0" w:firstRowLastColumn="0" w:lastRowFirstColumn="0" w:lastRowLastColumn="0"/>
             </w:pPr>
             <w:r>
               <w:rPr>
                 <w:sz w:val="19"/>
               </w:rPr>
-              <w:t>9.53</w:t>
+              <w:t>19.00</w:t>
             </w:r>
           </w:p>
         </w:tc>
@@ -4450,36 +7595,33 @@
           <w:p>
             <w:pPr>
               <w:keepNext/>
-              <w:spacing w:after="0"/>
               <w:jc w:val="center"/>
+              <w:cnfStyle w:val="000000100000" w:firstRow="0" w:lastRow="0" w:firstColumn="0" w:lastColumn="0" w:oddVBand="0" w:evenVBand="0" w:oddHBand="1" w:evenHBand="0" w:firstRowFirstColumn="0" w:firstRowLastColumn="0" w:lastRowFirstColumn="0" w:lastRowLastColumn="0"/>
             </w:pPr>
             <w:r>
               <w:rPr>
                 <w:sz w:val="19"/>
               </w:rPr>
-              <w:t>49.8 %</w:t>
+              <w:t>—</w:t>
             </w:r>
           </w:p>
         </w:tc>
       </w:tr>
       <w:tr>
-        <w:trPr>
-          <w:cantSplit/>
-          <w:jc w:val="center"/>
-        </w:trPr>
         <w:tc>
           <w:tcPr>
+            <w:cnfStyle w:val="001000000000" w:firstRow="0" w:lastRow="0" w:firstColumn="1" w:lastColumn="0" w:oddVBand="0" w:evenVBand="0" w:oddHBand="0" w:evenHBand="0" w:firstRowFirstColumn="0" w:firstRowLastColumn="0" w:lastRowFirstColumn="0" w:lastRowLastColumn="0"/>
             <w:tcW w:w="3168" w:type="dxa"/>
           </w:tcPr>
           <w:p>
             <w:pPr>
-              <w:spacing w:after="0"/>
+              <w:keepNext/>
             </w:pPr>
             <w:r>
               <w:rPr>
                 <w:sz w:val="19"/>
               </w:rPr>
-              <w:t>Búsqueda tabú</w:t>
+              <w:t>Vecino más cercano</w:t>
             </w:r>
           </w:p>
         </w:tc>
@@ -4489,14 +7631,15 @@
           </w:tcPr>
           <w:p>
             <w:pPr>
-              <w:spacing w:after="0"/>
+              <w:keepNext/>
               <w:jc w:val="center"/>
+              <w:cnfStyle w:val="000000000000" w:firstRow="0" w:lastRow="0" w:firstColumn="0" w:lastColumn="0" w:oddVBand="0" w:evenVBand="0" w:oddHBand="0" w:evenHBand="0" w:firstRowFirstColumn="0" w:firstRowLastColumn="0" w:lastRowFirstColumn="0" w:lastRowLastColumn="0"/>
             </w:pPr>
             <w:r>
               <w:rPr>
                 <w:sz w:val="19"/>
               </w:rPr>
-              <w:t>269.81</w:t>
+              <w:t>285.83</w:t>
             </w:r>
           </w:p>
         </w:tc>
@@ -4506,14 +7649,15 @@
           </w:tcPr>
           <w:p>
             <w:pPr>
-              <w:spacing w:after="0"/>
+              <w:keepNext/>
               <w:jc w:val="center"/>
+              <w:cnfStyle w:val="000000000000" w:firstRow="0" w:lastRow="0" w:firstColumn="0" w:lastColumn="0" w:oddVBand="0" w:evenVBand="0" w:oddHBand="0" w:evenHBand="0" w:firstRowFirstColumn="0" w:firstRowLastColumn="0" w:lastRowFirstColumn="0" w:lastRowLastColumn="0"/>
             </w:pPr>
             <w:r>
               <w:rPr>
                 <w:sz w:val="19"/>
               </w:rPr>
-              <w:t>40.47</w:t>
+              <w:t>42.87</w:t>
             </w:r>
           </w:p>
         </w:tc>
@@ -4523,14 +7667,15 @@
           </w:tcPr>
           <w:p>
             <w:pPr>
-              <w:spacing w:after="0"/>
+              <w:keepNext/>
               <w:jc w:val="center"/>
+              <w:cnfStyle w:val="000000000000" w:firstRow="0" w:lastRow="0" w:firstColumn="0" w:lastColumn="0" w:oddVBand="0" w:evenVBand="0" w:oddHBand="0" w:evenHBand="0" w:firstRowFirstColumn="0" w:firstRowLastColumn="0" w:lastRowFirstColumn="0" w:lastRowLastColumn="0"/>
             </w:pPr>
             <w:r>
               <w:rPr>
                 <w:sz w:val="19"/>
               </w:rPr>
-              <w:t>8.99</w:t>
+              <w:t>9.53</w:t>
             </w:r>
           </w:p>
         </w:tc>
@@ -4540,8 +7685,96 @@
           </w:tcPr>
           <w:p>
             <w:pPr>
-              <w:spacing w:after="0"/>
+              <w:keepNext/>
               <w:jc w:val="center"/>
+              <w:cnfStyle w:val="000000000000" w:firstRow="0" w:lastRow="0" w:firstColumn="0" w:lastColumn="0" w:oddVBand="0" w:evenVBand="0" w:oddHBand="0" w:evenHBand="0" w:firstRowFirstColumn="0" w:firstRowLastColumn="0" w:lastRowFirstColumn="0" w:lastRowLastColumn="0"/>
+            </w:pPr>
+            <w:r>
+              <w:rPr>
+                <w:sz w:val="19"/>
+              </w:rPr>
+              <w:t>49.8 %</w:t>
+            </w:r>
+          </w:p>
+        </w:tc>
+      </w:tr>
+      <w:tr>
+        <w:trPr>
+          <w:cnfStyle w:val="000000100000" w:firstRow="0" w:lastRow="0" w:firstColumn="0" w:lastColumn="0" w:oddVBand="0" w:evenVBand="0" w:oddHBand="1" w:evenHBand="0" w:firstRowFirstColumn="0" w:firstRowLastColumn="0" w:lastRowFirstColumn="0" w:lastRowLastColumn="0"/>
+        </w:trPr>
+        <w:tc>
+          <w:tcPr>
+            <w:cnfStyle w:val="001000000000" w:firstRow="0" w:lastRow="0" w:firstColumn="1" w:lastColumn="0" w:oddVBand="0" w:evenVBand="0" w:oddHBand="0" w:evenHBand="0" w:firstRowFirstColumn="0" w:firstRowLastColumn="0" w:lastRowFirstColumn="0" w:lastRowLastColumn="0"/>
+            <w:tcW w:w="3168" w:type="dxa"/>
+          </w:tcPr>
+          <w:p>
+            <w:r>
+              <w:rPr>
+                <w:sz w:val="19"/>
+              </w:rPr>
+              <w:t>Búsqueda tabú</w:t>
+            </w:r>
+          </w:p>
+        </w:tc>
+        <w:tc>
+          <w:tcPr>
+            <w:tcW w:w="1584" w:type="dxa"/>
+          </w:tcPr>
+          <w:p>
+            <w:pPr>
+              <w:jc w:val="center"/>
+              <w:cnfStyle w:val="000000100000" w:firstRow="0" w:lastRow="0" w:firstColumn="0" w:lastColumn="0" w:oddVBand="0" w:evenVBand="0" w:oddHBand="1" w:evenHBand="0" w:firstRowFirstColumn="0" w:firstRowLastColumn="0" w:lastRowFirstColumn="0" w:lastRowLastColumn="0"/>
+            </w:pPr>
+            <w:r>
+              <w:rPr>
+                <w:sz w:val="19"/>
+              </w:rPr>
+              <w:t>269.81</w:t>
+            </w:r>
+          </w:p>
+        </w:tc>
+        <w:tc>
+          <w:tcPr>
+            <w:tcW w:w="1440" w:type="dxa"/>
+          </w:tcPr>
+          <w:p>
+            <w:pPr>
+              <w:jc w:val="center"/>
+              <w:cnfStyle w:val="000000100000" w:firstRow="0" w:lastRow="0" w:firstColumn="0" w:lastColumn="0" w:oddVBand="0" w:evenVBand="0" w:oddHBand="1" w:evenHBand="0" w:firstRowFirstColumn="0" w:firstRowLastColumn="0" w:lastRowFirstColumn="0" w:lastRowLastColumn="0"/>
+            </w:pPr>
+            <w:r>
+              <w:rPr>
+                <w:sz w:val="19"/>
+              </w:rPr>
+              <w:t>40.47</w:t>
+            </w:r>
+          </w:p>
+        </w:tc>
+        <w:tc>
+          <w:tcPr>
+            <w:tcW w:w="1296" w:type="dxa"/>
+          </w:tcPr>
+          <w:p>
+            <w:pPr>
+              <w:jc w:val="center"/>
+              <w:cnfStyle w:val="000000100000" w:firstRow="0" w:lastRow="0" w:firstColumn="0" w:lastColumn="0" w:oddVBand="0" w:evenVBand="0" w:oddHBand="1" w:evenHBand="0" w:firstRowFirstColumn="0" w:firstRowLastColumn="0" w:lastRowFirstColumn="0" w:lastRowLastColumn="0"/>
+            </w:pPr>
+            <w:r>
+              <w:rPr>
+                <w:sz w:val="19"/>
+              </w:rPr>
+              <w:t>8.99</w:t>
+            </w:r>
+          </w:p>
+        </w:tc>
+        <w:tc>
+          <w:tcPr>
+            <w:tcW w:w="1152" w:type="dxa"/>
+          </w:tcPr>
+          <w:p>
+            <w:pPr>
+              <w:jc w:val="center"/>
+              <w:cnfStyle w:val="000000100000" w:firstRow="0" w:lastRow="0" w:firstColumn="0" w:lastColumn="0" w:oddVBand="0" w:evenVBand="0" w:oddHBand="1" w:evenHBand="0" w:firstRowFirstColumn="0" w:firstRowLastColumn="0" w:lastRowFirstColumn="0" w:lastRowLastColumn="0"/>
             </w:pPr>
             <w:r>
               <w:rPr>
@@ -4593,7 +7826,7 @@
                     <pic:cNvPicPr/>
                   </pic:nvPicPr>
                   <pic:blipFill>
-                    <a:blip r:embed="rId6"/>
+                    <a:blip r:embed="rId14"/>
                     <a:stretch>
                       <a:fillRect/>
                     </a:stretch>
@@ -4668,7 +7901,7 @@
                     <pic:cNvPicPr/>
                   </pic:nvPicPr>
                   <pic:blipFill>
-                    <a:blip r:embed="rId7"/>
+                    <a:blip r:embed="rId15"/>
                     <a:stretch>
                       <a:fillRect/>
                     </a:stretch>
@@ -4752,7 +7985,7 @@
                     <pic:cNvPicPr/>
                   </pic:nvPicPr>
                   <pic:blipFill>
-                    <a:blip r:embed="rId8"/>
+                    <a:blip r:embed="rId16"/>
                     <a:stretch>
                       <a:fillRect/>
                     </a:stretch>
@@ -4797,9 +8030,11 @@
       <w:pPr>
         <w:pStyle w:val="Ttulo2"/>
       </w:pPr>
+      <w:bookmarkStart w:id="13" w:name="_Toc243085519"/>
       <w:r>
         <w:t>Pruebas de funcionamiento</w:t>
       </w:r>
+      <w:bookmarkEnd w:id="13"/>
     </w:p>
     <w:p>
       <w:pPr>
@@ -4848,16 +8083,8 @@
     </w:p>
     <w:tbl>
       <w:tblPr>
+        <w:tblStyle w:val="Tablaconcuadrcula5oscura"/>
         <w:tblW w:w="0" w:type="auto"/>
-        <w:jc w:val="center"/>
-        <w:tblBorders>
-          <w:top w:val="single" w:sz="4" w:space="0" w:color="BFBFBF"/>
-          <w:left w:val="single" w:sz="4" w:space="0" w:color="BFBFBF"/>
-          <w:bottom w:val="single" w:sz="4" w:space="0" w:color="BFBFBF"/>
-          <w:right w:val="single" w:sz="4" w:space="0" w:color="BFBFBF"/>
-          <w:insideH w:val="single" w:sz="4" w:space="0" w:color="BFBFBF"/>
-          <w:insideV w:val="single" w:sz="4" w:space="0" w:color="BFBFBF"/>
-        </w:tblBorders>
         <w:tblLayout w:type="fixed"/>
         <w:tblLook w:val="04A0" w:firstRow="1" w:lastRow="0" w:firstColumn="1" w:lastColumn="0" w:noHBand="0" w:noVBand="1"/>
       </w:tblPr>
@@ -4868,91 +8095,23 @@
       </w:tblGrid>
       <w:tr>
         <w:trPr>
-          <w:cantSplit/>
-          <w:tblHeader/>
-          <w:jc w:val="center"/>
+          <w:cnfStyle w:val="100000000000" w:firstRow="1" w:lastRow="0" w:firstColumn="0" w:lastColumn="0" w:oddVBand="0" w:evenVBand="0" w:oddHBand="0" w:evenHBand="0" w:firstRowFirstColumn="0" w:firstRowLastColumn="0" w:lastRowFirstColumn="0" w:lastRowLastColumn="0"/>
         </w:trPr>
         <w:tc>
           <w:tcPr>
-            <w:tcW w:w="2880" w:type="dxa"/>
-            <w:shd w:val="clear" w:color="auto" w:fill="DCE6F0"/>
-          </w:tcPr>
-          <w:p>
-            <w:pPr>
-              <w:keepNext/>
-              <w:spacing w:after="0"/>
-              <w:jc w:val="center"/>
-            </w:pPr>
-            <w:r>
-              <w:rPr>
-                <w:b/>
-                <w:sz w:val="19"/>
-              </w:rPr>
-              <w:t>Tamaño de la lista tabú</w:t>
-            </w:r>
-          </w:p>
-        </w:tc>
-        <w:tc>
-          <w:tcPr>
-            <w:tcW w:w="2880" w:type="dxa"/>
-            <w:shd w:val="clear" w:color="auto" w:fill="DCE6F0"/>
-          </w:tcPr>
-          <w:p>
-            <w:pPr>
-              <w:keepNext/>
-              <w:spacing w:after="0"/>
-              <w:jc w:val="center"/>
-            </w:pPr>
-            <w:r>
-              <w:rPr>
-                <w:b/>
-                <w:sz w:val="19"/>
-              </w:rPr>
-              <w:t>Distancia promedio (km)</w:t>
-            </w:r>
-          </w:p>
-        </w:tc>
-        <w:tc>
-          <w:tcPr>
-            <w:tcW w:w="2880" w:type="dxa"/>
-            <w:shd w:val="clear" w:color="auto" w:fill="DCE6F0"/>
-          </w:tcPr>
-          <w:p>
-            <w:pPr>
-              <w:keepNext/>
-              <w:spacing w:after="0"/>
-              <w:jc w:val="center"/>
-            </w:pPr>
-            <w:r>
-              <w:rPr>
-                <w:b/>
-                <w:sz w:val="19"/>
-              </w:rPr>
-              <w:t>Peor resultado (km)</w:t>
-            </w:r>
-          </w:p>
-        </w:tc>
-      </w:tr>
-      <w:tr>
-        <w:trPr>
-          <w:cantSplit/>
-          <w:jc w:val="center"/>
-        </w:trPr>
-        <w:tc>
-          <w:tcPr>
+            <w:cnfStyle w:val="001000000000" w:firstRow="0" w:lastRow="0" w:firstColumn="1" w:lastColumn="0" w:oddVBand="0" w:evenVBand="0" w:oddHBand="0" w:evenHBand="0" w:firstRowFirstColumn="0" w:firstRowLastColumn="0" w:lastRowFirstColumn="0" w:lastRowLastColumn="0"/>
             <w:tcW w:w="2880" w:type="dxa"/>
           </w:tcPr>
           <w:p>
             <w:pPr>
               <w:keepNext/>
-              <w:spacing w:after="0"/>
               <w:jc w:val="center"/>
             </w:pPr>
             <w:r>
               <w:rPr>
                 <w:sz w:val="19"/>
               </w:rPr>
-              <w:t>1</w:t>
+              <w:t>Tamaño de la lista tabú</w:t>
             </w:r>
           </w:p>
         </w:tc>
@@ -4963,14 +8122,14 @@
           <w:p>
             <w:pPr>
               <w:keepNext/>
-              <w:spacing w:after="0"/>
               <w:jc w:val="center"/>
+              <w:cnfStyle w:val="100000000000" w:firstRow="1" w:lastRow="0" w:firstColumn="0" w:lastColumn="0" w:oddVBand="0" w:evenVBand="0" w:oddHBand="0" w:evenHBand="0" w:firstRowFirstColumn="0" w:firstRowLastColumn="0" w:lastRowFirstColumn="0" w:lastRowLastColumn="0"/>
             </w:pPr>
             <w:r>
               <w:rPr>
                 <w:sz w:val="19"/>
               </w:rPr>
-              <w:t>282.67</w:t>
+              <w:t>Distancia promedio (km)</w:t>
             </w:r>
           </w:p>
         </w:tc>
@@ -4981,38 +8140,37 @@
           <w:p>
             <w:pPr>
               <w:keepNext/>
-              <w:spacing w:after="0"/>
               <w:jc w:val="center"/>
+              <w:cnfStyle w:val="100000000000" w:firstRow="1" w:lastRow="0" w:firstColumn="0" w:lastColumn="0" w:oddVBand="0" w:evenVBand="0" w:oddHBand="0" w:evenHBand="0" w:firstRowFirstColumn="0" w:firstRowLastColumn="0" w:lastRowFirstColumn="0" w:lastRowLastColumn="0"/>
             </w:pPr>
             <w:r>
               <w:rPr>
                 <w:sz w:val="19"/>
               </w:rPr>
-              <w:t>317.38</w:t>
+              <w:t>Peor resultado (km)</w:t>
             </w:r>
           </w:p>
         </w:tc>
       </w:tr>
       <w:tr>
         <w:trPr>
-          <w:cantSplit/>
-          <w:jc w:val="center"/>
+          <w:cnfStyle w:val="000000100000" w:firstRow="0" w:lastRow="0" w:firstColumn="0" w:lastColumn="0" w:oddVBand="0" w:evenVBand="0" w:oddHBand="1" w:evenHBand="0" w:firstRowFirstColumn="0" w:firstRowLastColumn="0" w:lastRowFirstColumn="0" w:lastRowLastColumn="0"/>
         </w:trPr>
         <w:tc>
           <w:tcPr>
+            <w:cnfStyle w:val="001000000000" w:firstRow="0" w:lastRow="0" w:firstColumn="1" w:lastColumn="0" w:oddVBand="0" w:evenVBand="0" w:oddHBand="0" w:evenHBand="0" w:firstRowFirstColumn="0" w:firstRowLastColumn="0" w:lastRowFirstColumn="0" w:lastRowLastColumn="0"/>
             <w:tcW w:w="2880" w:type="dxa"/>
           </w:tcPr>
           <w:p>
             <w:pPr>
               <w:keepNext/>
-              <w:spacing w:after="0"/>
               <w:jc w:val="center"/>
             </w:pPr>
             <w:r>
               <w:rPr>
                 <w:sz w:val="19"/>
               </w:rPr>
-              <w:t>3</w:t>
+              <w:t>1</w:t>
             </w:r>
           </w:p>
         </w:tc>
@@ -5023,14 +8181,14 @@
           <w:p>
             <w:pPr>
               <w:keepNext/>
-              <w:spacing w:after="0"/>
               <w:jc w:val="center"/>
+              <w:cnfStyle w:val="000000100000" w:firstRow="0" w:lastRow="0" w:firstColumn="0" w:lastColumn="0" w:oddVBand="0" w:evenVBand="0" w:oddHBand="1" w:evenHBand="0" w:firstRowFirstColumn="0" w:firstRowLastColumn="0" w:lastRowFirstColumn="0" w:lastRowLastColumn="0"/>
             </w:pPr>
             <w:r>
               <w:rPr>
                 <w:sz w:val="19"/>
               </w:rPr>
-              <w:t>274.74</w:t>
+              <w:t>282.67</w:t>
             </w:r>
           </w:p>
         </w:tc>
@@ -5041,38 +8199,34 @@
           <w:p>
             <w:pPr>
               <w:keepNext/>
-              <w:spacing w:after="0"/>
               <w:jc w:val="center"/>
+              <w:cnfStyle w:val="000000100000" w:firstRow="0" w:lastRow="0" w:firstColumn="0" w:lastColumn="0" w:oddVBand="0" w:evenVBand="0" w:oddHBand="1" w:evenHBand="0" w:firstRowFirstColumn="0" w:firstRowLastColumn="0" w:lastRowFirstColumn="0" w:lastRowLastColumn="0"/>
             </w:pPr>
             <w:r>
               <w:rPr>
                 <w:sz w:val="19"/>
               </w:rPr>
-              <w:t>282.83</w:t>
+              <w:t>317.38</w:t>
             </w:r>
           </w:p>
         </w:tc>
       </w:tr>
       <w:tr>
-        <w:trPr>
-          <w:cantSplit/>
-          <w:jc w:val="center"/>
-        </w:trPr>
         <w:tc>
           <w:tcPr>
+            <w:cnfStyle w:val="001000000000" w:firstRow="0" w:lastRow="0" w:firstColumn="1" w:lastColumn="0" w:oddVBand="0" w:evenVBand="0" w:oddHBand="0" w:evenHBand="0" w:firstRowFirstColumn="0" w:firstRowLastColumn="0" w:lastRowFirstColumn="0" w:lastRowLastColumn="0"/>
             <w:tcW w:w="2880" w:type="dxa"/>
           </w:tcPr>
           <w:p>
             <w:pPr>
               <w:keepNext/>
-              <w:spacing w:after="0"/>
               <w:jc w:val="center"/>
             </w:pPr>
             <w:r>
               <w:rPr>
                 <w:sz w:val="19"/>
               </w:rPr>
-              <w:t>5</w:t>
+              <w:t>3</w:t>
             </w:r>
           </w:p>
         </w:tc>
@@ -5083,14 +8237,14 @@
           <w:p>
             <w:pPr>
               <w:keepNext/>
-              <w:spacing w:after="0"/>
               <w:jc w:val="center"/>
+              <w:cnfStyle w:val="000000000000" w:firstRow="0" w:lastRow="0" w:firstColumn="0" w:lastColumn="0" w:oddVBand="0" w:evenVBand="0" w:oddHBand="0" w:evenHBand="0" w:firstRowFirstColumn="0" w:firstRowLastColumn="0" w:lastRowFirstColumn="0" w:lastRowLastColumn="0"/>
             </w:pPr>
             <w:r>
               <w:rPr>
                 <w:sz w:val="19"/>
               </w:rPr>
-              <w:t>272.58</w:t>
+              <w:t>274.74</w:t>
             </w:r>
           </w:p>
         </w:tc>
@@ -5101,38 +8255,37 @@
           <w:p>
             <w:pPr>
               <w:keepNext/>
-              <w:spacing w:after="0"/>
               <w:jc w:val="center"/>
+              <w:cnfStyle w:val="000000000000" w:firstRow="0" w:lastRow="0" w:firstColumn="0" w:lastColumn="0" w:oddVBand="0" w:evenVBand="0" w:oddHBand="0" w:evenHBand="0" w:firstRowFirstColumn="0" w:firstRowLastColumn="0" w:lastRowFirstColumn="0" w:lastRowLastColumn="0"/>
             </w:pPr>
             <w:r>
               <w:rPr>
                 <w:sz w:val="19"/>
               </w:rPr>
-              <w:t>276.09</w:t>
+              <w:t>282.83</w:t>
             </w:r>
           </w:p>
         </w:tc>
       </w:tr>
       <w:tr>
         <w:trPr>
-          <w:cantSplit/>
-          <w:jc w:val="center"/>
+          <w:cnfStyle w:val="000000100000" w:firstRow="0" w:lastRow="0" w:firstColumn="0" w:lastColumn="0" w:oddVBand="0" w:evenVBand="0" w:oddHBand="1" w:evenHBand="0" w:firstRowFirstColumn="0" w:firstRowLastColumn="0" w:lastRowFirstColumn="0" w:lastRowLastColumn="0"/>
         </w:trPr>
         <w:tc>
           <w:tcPr>
+            <w:cnfStyle w:val="001000000000" w:firstRow="0" w:lastRow="0" w:firstColumn="1" w:lastColumn="0" w:oddVBand="0" w:evenVBand="0" w:oddHBand="0" w:evenHBand="0" w:firstRowFirstColumn="0" w:firstRowLastColumn="0" w:lastRowFirstColumn="0" w:lastRowLastColumn="0"/>
             <w:tcW w:w="2880" w:type="dxa"/>
           </w:tcPr>
           <w:p>
             <w:pPr>
               <w:keepNext/>
-              <w:spacing w:after="0"/>
               <w:jc w:val="center"/>
             </w:pPr>
             <w:r>
               <w:rPr>
                 <w:sz w:val="19"/>
               </w:rPr>
-              <w:t>10</w:t>
+              <w:t>5</w:t>
             </w:r>
           </w:p>
         </w:tc>
@@ -5143,14 +8296,14 @@
           <w:p>
             <w:pPr>
               <w:keepNext/>
-              <w:spacing w:after="0"/>
               <w:jc w:val="center"/>
+              <w:cnfStyle w:val="000000100000" w:firstRow="0" w:lastRow="0" w:firstColumn="0" w:lastColumn="0" w:oddVBand="0" w:evenVBand="0" w:oddHBand="1" w:evenHBand="0" w:firstRowFirstColumn="0" w:firstRowLastColumn="0" w:lastRowFirstColumn="0" w:lastRowLastColumn="0"/>
             </w:pPr>
             <w:r>
               <w:rPr>
                 <w:sz w:val="19"/>
               </w:rPr>
-              <w:t>270.16</w:t>
+              <w:t>272.58</w:t>
             </w:r>
           </w:p>
         </w:tc>
@@ -5161,37 +8314,34 @@
           <w:p>
             <w:pPr>
               <w:keepNext/>
-              <w:spacing w:after="0"/>
               <w:jc w:val="center"/>
+              <w:cnfStyle w:val="000000100000" w:firstRow="0" w:lastRow="0" w:firstColumn="0" w:lastColumn="0" w:oddVBand="0" w:evenVBand="0" w:oddHBand="1" w:evenHBand="0" w:firstRowFirstColumn="0" w:firstRowLastColumn="0" w:lastRowFirstColumn="0" w:lastRowLastColumn="0"/>
             </w:pPr>
             <w:r>
               <w:rPr>
                 <w:sz w:val="19"/>
               </w:rPr>
-              <w:t>273.94</w:t>
+              <w:t>276.09</w:t>
             </w:r>
           </w:p>
         </w:tc>
       </w:tr>
       <w:tr>
-        <w:trPr>
-          <w:cantSplit/>
-          <w:jc w:val="center"/>
-        </w:trPr>
         <w:tc>
           <w:tcPr>
+            <w:cnfStyle w:val="001000000000" w:firstRow="0" w:lastRow="0" w:firstColumn="1" w:lastColumn="0" w:oddVBand="0" w:evenVBand="0" w:oddHBand="0" w:evenHBand="0" w:firstRowFirstColumn="0" w:firstRowLastColumn="0" w:lastRowFirstColumn="0" w:lastRowLastColumn="0"/>
             <w:tcW w:w="2880" w:type="dxa"/>
           </w:tcPr>
           <w:p>
             <w:pPr>
-              <w:spacing w:after="0"/>
+              <w:keepNext/>
               <w:jc w:val="center"/>
             </w:pPr>
             <w:r>
               <w:rPr>
                 <w:sz w:val="19"/>
               </w:rPr>
-              <w:t>15</w:t>
+              <w:t>10</w:t>
             </w:r>
           </w:p>
         </w:tc>
@@ -5201,14 +8351,15 @@
           </w:tcPr>
           <w:p>
             <w:pPr>
-              <w:spacing w:after="0"/>
+              <w:keepNext/>
               <w:jc w:val="center"/>
+              <w:cnfStyle w:val="000000000000" w:firstRow="0" w:lastRow="0" w:firstColumn="0" w:lastColumn="0" w:oddVBand="0" w:evenVBand="0" w:oddHBand="0" w:evenHBand="0" w:firstRowFirstColumn="0" w:firstRowLastColumn="0" w:lastRowFirstColumn="0" w:lastRowLastColumn="0"/>
             </w:pPr>
             <w:r>
               <w:rPr>
                 <w:sz w:val="19"/>
               </w:rPr>
-              <w:t>270.45</w:t>
+              <w:t>270.16</w:t>
             </w:r>
           </w:p>
         </w:tc>
@@ -5218,8 +8369,65 @@
           </w:tcPr>
           <w:p>
             <w:pPr>
-              <w:spacing w:after="0"/>
+              <w:keepNext/>
               <w:jc w:val="center"/>
+              <w:cnfStyle w:val="000000000000" w:firstRow="0" w:lastRow="0" w:firstColumn="0" w:lastColumn="0" w:oddVBand="0" w:evenVBand="0" w:oddHBand="0" w:evenHBand="0" w:firstRowFirstColumn="0" w:firstRowLastColumn="0" w:lastRowFirstColumn="0" w:lastRowLastColumn="0"/>
+            </w:pPr>
+            <w:r>
+              <w:rPr>
+                <w:sz w:val="19"/>
+              </w:rPr>
+              <w:t>273.94</w:t>
+            </w:r>
+          </w:p>
+        </w:tc>
+      </w:tr>
+      <w:tr>
+        <w:trPr>
+          <w:cnfStyle w:val="000000100000" w:firstRow="0" w:lastRow="0" w:firstColumn="0" w:lastColumn="0" w:oddVBand="0" w:evenVBand="0" w:oddHBand="1" w:evenHBand="0" w:firstRowFirstColumn="0" w:firstRowLastColumn="0" w:lastRowFirstColumn="0" w:lastRowLastColumn="0"/>
+        </w:trPr>
+        <w:tc>
+          <w:tcPr>
+            <w:cnfStyle w:val="001000000000" w:firstRow="0" w:lastRow="0" w:firstColumn="1" w:lastColumn="0" w:oddVBand="0" w:evenVBand="0" w:oddHBand="0" w:evenHBand="0" w:firstRowFirstColumn="0" w:firstRowLastColumn="0" w:lastRowFirstColumn="0" w:lastRowLastColumn="0"/>
+            <w:tcW w:w="2880" w:type="dxa"/>
+          </w:tcPr>
+          <w:p>
+            <w:pPr>
+              <w:jc w:val="center"/>
+            </w:pPr>
+            <w:r>
+              <w:rPr>
+                <w:sz w:val="19"/>
+              </w:rPr>
+              <w:t>15</w:t>
+            </w:r>
+          </w:p>
+        </w:tc>
+        <w:tc>
+          <w:tcPr>
+            <w:tcW w:w="2880" w:type="dxa"/>
+          </w:tcPr>
+          <w:p>
+            <w:pPr>
+              <w:jc w:val="center"/>
+              <w:cnfStyle w:val="000000100000" w:firstRow="0" w:lastRow="0" w:firstColumn="0" w:lastColumn="0" w:oddVBand="0" w:evenVBand="0" w:oddHBand="1" w:evenHBand="0" w:firstRowFirstColumn="0" w:firstRowLastColumn="0" w:lastRowFirstColumn="0" w:lastRowLastColumn="0"/>
+            </w:pPr>
+            <w:r>
+              <w:rPr>
+                <w:sz w:val="19"/>
+              </w:rPr>
+              <w:t>270.45</w:t>
+            </w:r>
+          </w:p>
+        </w:tc>
+        <w:tc>
+          <w:tcPr>
+            <w:tcW w:w="2880" w:type="dxa"/>
+          </w:tcPr>
+          <w:p>
+            <w:pPr>
+              <w:jc w:val="center"/>
+              <w:cnfStyle w:val="000000100000" w:firstRow="0" w:lastRow="0" w:firstColumn="0" w:lastColumn="0" w:oddVBand="0" w:evenVBand="0" w:oddHBand="1" w:evenHBand="0" w:firstRowFirstColumn="0" w:firstRowLastColumn="0" w:lastRowFirstColumn="0" w:lastRowLastColumn="0"/>
             </w:pPr>
             <w:r>
               <w:rPr>
@@ -5251,12 +8459,14 @@
     </w:p>
     <w:p>
       <w:pPr>
-        <w:pStyle w:val="Ttulo1"/>
-      </w:pPr>
+        <w:pStyle w:val="Ttulo2"/>
+      </w:pPr>
+      <w:bookmarkStart w:id="14" w:name="_Toc243085520"/>
       <w:r>
         <w:lastRenderedPageBreak/>
         <w:t>Agenda de trabajo</w:t>
       </w:r>
+      <w:bookmarkEnd w:id="14"/>
     </w:p>
     <w:p>
       <w:pPr>
@@ -5281,16 +8491,8 @@
     </w:p>
     <w:tbl>
       <w:tblPr>
+        <w:tblStyle w:val="Tablaconcuadrcula5oscura"/>
         <w:tblW w:w="0" w:type="auto"/>
-        <w:jc w:val="center"/>
-        <w:tblBorders>
-          <w:top w:val="single" w:sz="4" w:space="0" w:color="BFBFBF"/>
-          <w:left w:val="single" w:sz="4" w:space="0" w:color="BFBFBF"/>
-          <w:bottom w:val="single" w:sz="4" w:space="0" w:color="BFBFBF"/>
-          <w:right w:val="single" w:sz="4" w:space="0" w:color="BFBFBF"/>
-          <w:insideH w:val="single" w:sz="4" w:space="0" w:color="BFBFBF"/>
-          <w:insideV w:val="single" w:sz="4" w:space="0" w:color="BFBFBF"/>
-        </w:tblBorders>
         <w:tblLayout w:type="fixed"/>
         <w:tblLook w:val="04A0" w:firstRow="1" w:lastRow="0" w:firstColumn="1" w:lastColumn="0" w:noHBand="0" w:noVBand="1"/>
       </w:tblPr>
@@ -5303,130 +8505,23 @@
       </w:tblGrid>
       <w:tr>
         <w:trPr>
-          <w:cantSplit/>
-          <w:tblHeader/>
-          <w:jc w:val="center"/>
+          <w:cnfStyle w:val="100000000000" w:firstRow="1" w:lastRow="0" w:firstColumn="0" w:lastColumn="0" w:oddVBand="0" w:evenVBand="0" w:oddHBand="0" w:evenHBand="0" w:firstRowFirstColumn="0" w:firstRowLastColumn="0" w:lastRowFirstColumn="0" w:lastRowLastColumn="0"/>
         </w:trPr>
         <w:tc>
           <w:tcPr>
-            <w:tcW w:w="1944" w:type="dxa"/>
-            <w:shd w:val="clear" w:color="auto" w:fill="DCE6F0"/>
-          </w:tcPr>
-          <w:p>
-            <w:pPr>
-              <w:keepNext/>
-              <w:spacing w:after="0"/>
-              <w:jc w:val="center"/>
-            </w:pPr>
-            <w:r>
-              <w:rPr>
-                <w:b/>
-                <w:sz w:val="19"/>
-              </w:rPr>
-              <w:t>Fase</w:t>
-            </w:r>
-          </w:p>
-        </w:tc>
-        <w:tc>
-          <w:tcPr>
-            <w:tcW w:w="3384" w:type="dxa"/>
-            <w:shd w:val="clear" w:color="auto" w:fill="DCE6F0"/>
-          </w:tcPr>
-          <w:p>
-            <w:pPr>
-              <w:keepNext/>
-              <w:spacing w:after="0"/>
-              <w:jc w:val="center"/>
-            </w:pPr>
-            <w:r>
-              <w:rPr>
-                <w:b/>
-                <w:sz w:val="19"/>
-              </w:rPr>
-              <w:t>Actividades</w:t>
-            </w:r>
-          </w:p>
-        </w:tc>
-        <w:tc>
-          <w:tcPr>
-            <w:tcW w:w="893" w:type="dxa"/>
-            <w:shd w:val="clear" w:color="auto" w:fill="DCE6F0"/>
-          </w:tcPr>
-          <w:p>
-            <w:pPr>
-              <w:keepNext/>
-              <w:spacing w:after="0"/>
-              <w:jc w:val="center"/>
-            </w:pPr>
-            <w:r>
-              <w:rPr>
-                <w:b/>
-                <w:sz w:val="19"/>
-              </w:rPr>
-              <w:t>Inicio</w:t>
-            </w:r>
-          </w:p>
-        </w:tc>
-        <w:tc>
-          <w:tcPr>
-            <w:tcW w:w="893" w:type="dxa"/>
-            <w:shd w:val="clear" w:color="auto" w:fill="DCE6F0"/>
-          </w:tcPr>
-          <w:p>
-            <w:pPr>
-              <w:keepNext/>
-              <w:spacing w:after="0"/>
-              <w:jc w:val="center"/>
-            </w:pPr>
-            <w:r>
-              <w:rPr>
-                <w:b/>
-                <w:sz w:val="19"/>
-              </w:rPr>
-              <w:t>Fin</w:t>
-            </w:r>
-          </w:p>
-        </w:tc>
-        <w:tc>
-          <w:tcPr>
-            <w:tcW w:w="1670" w:type="dxa"/>
-            <w:shd w:val="clear" w:color="auto" w:fill="DCE6F0"/>
-          </w:tcPr>
-          <w:p>
-            <w:pPr>
-              <w:keepNext/>
-              <w:spacing w:after="0"/>
-              <w:jc w:val="center"/>
-            </w:pPr>
-            <w:r>
-              <w:rPr>
-                <w:b/>
-                <w:sz w:val="19"/>
-              </w:rPr>
-              <w:t>Entregable</w:t>
-            </w:r>
-          </w:p>
-        </w:tc>
-      </w:tr>
-      <w:tr>
-        <w:trPr>
-          <w:cantSplit/>
-          <w:jc w:val="center"/>
-        </w:trPr>
-        <w:tc>
-          <w:tcPr>
+            <w:cnfStyle w:val="001000000000" w:firstRow="0" w:lastRow="0" w:firstColumn="1" w:lastColumn="0" w:oddVBand="0" w:evenVBand="0" w:oddHBand="0" w:evenHBand="0" w:firstRowFirstColumn="0" w:firstRowLastColumn="0" w:lastRowFirstColumn="0" w:lastRowLastColumn="0"/>
             <w:tcW w:w="1944" w:type="dxa"/>
           </w:tcPr>
           <w:p>
             <w:pPr>
               <w:keepNext/>
-              <w:spacing w:after="0"/>
+              <w:jc w:val="center"/>
             </w:pPr>
             <w:r>
               <w:rPr>
                 <w:sz w:val="19"/>
               </w:rPr>
-              <w:t>1. Análisis del problema</w:t>
+              <w:t>Fase</w:t>
             </w:r>
           </w:p>
         </w:tc>
@@ -5437,13 +8532,14 @@
           <w:p>
             <w:pPr>
               <w:keepNext/>
-              <w:spacing w:after="0"/>
+              <w:jc w:val="center"/>
+              <w:cnfStyle w:val="100000000000" w:firstRow="1" w:lastRow="0" w:firstColumn="0" w:lastColumn="0" w:oddVBand="0" w:evenVBand="0" w:oddHBand="0" w:evenHBand="0" w:firstRowFirstColumn="0" w:firstRowLastColumn="0" w:lastRowFirstColumn="0" w:lastRowLastColumn="0"/>
             </w:pPr>
             <w:r>
               <w:rPr>
                 <w:sz w:val="19"/>
               </w:rPr>
-              <w:t>Investigar el contexto y revisar los datos</w:t>
+              <w:t>Actividades</w:t>
             </w:r>
           </w:p>
         </w:tc>
@@ -5454,13 +8550,14 @@
           <w:p>
             <w:pPr>
               <w:keepNext/>
-              <w:spacing w:after="0"/>
+              <w:jc w:val="center"/>
+              <w:cnfStyle w:val="100000000000" w:firstRow="1" w:lastRow="0" w:firstColumn="0" w:lastColumn="0" w:oddVBand="0" w:evenVBand="0" w:oddHBand="0" w:evenHBand="0" w:firstRowFirstColumn="0" w:firstRowLastColumn="0" w:lastRowFirstColumn="0" w:lastRowLastColumn="0"/>
             </w:pPr>
             <w:r>
               <w:rPr>
                 <w:sz w:val="19"/>
               </w:rPr>
-              <w:t>1 oct</w:t>
+              <w:t>Inicio</w:t>
             </w:r>
           </w:p>
         </w:tc>
@@ -5471,10 +8568,14 @@
           <w:p>
             <w:pPr>
               <w:keepNext/>
-              <w:spacing w:after="0"/>
+              <w:jc w:val="center"/>
+              <w:cnfStyle w:val="100000000000" w:firstRow="1" w:lastRow="0" w:firstColumn="0" w:lastColumn="0" w:oddVBand="0" w:evenVBand="0" w:oddHBand="0" w:evenHBand="0" w:firstRowFirstColumn="0" w:firstRowLastColumn="0" w:lastRowFirstColumn="0" w:lastRowLastColumn="0"/>
             </w:pPr>
             <w:r>
-              <w:t>3 oct</w:t>
+              <w:rPr>
+                <w:sz w:val="19"/>
+              </w:rPr>
+              <w:t>Fin</w:t>
             </w:r>
           </w:p>
         </w:tc>
@@ -5485,36 +8586,36 @@
           <w:p>
             <w:pPr>
               <w:keepNext/>
-              <w:spacing w:after="0"/>
+              <w:jc w:val="center"/>
+              <w:cnfStyle w:val="100000000000" w:firstRow="1" w:lastRow="0" w:firstColumn="0" w:lastColumn="0" w:oddVBand="0" w:evenVBand="0" w:oddHBand="0" w:evenHBand="0" w:firstRowFirstColumn="0" w:firstRowLastColumn="0" w:lastRowFirstColumn="0" w:lastRowLastColumn="0"/>
             </w:pPr>
             <w:r>
               <w:rPr>
                 <w:sz w:val="19"/>
               </w:rPr>
-              <w:t>Introducción y alcance</w:t>
+              <w:t>Entregable</w:t>
             </w:r>
           </w:p>
         </w:tc>
       </w:tr>
       <w:tr>
         <w:trPr>
-          <w:cantSplit/>
-          <w:jc w:val="center"/>
+          <w:cnfStyle w:val="000000100000" w:firstRow="0" w:lastRow="0" w:firstColumn="0" w:lastColumn="0" w:oddVBand="0" w:evenVBand="0" w:oddHBand="1" w:evenHBand="0" w:firstRowFirstColumn="0" w:firstRowLastColumn="0" w:lastRowFirstColumn="0" w:lastRowLastColumn="0"/>
         </w:trPr>
         <w:tc>
           <w:tcPr>
+            <w:cnfStyle w:val="001000000000" w:firstRow="0" w:lastRow="0" w:firstColumn="1" w:lastColumn="0" w:oddVBand="0" w:evenVBand="0" w:oddHBand="0" w:evenHBand="0" w:firstRowFirstColumn="0" w:firstRowLastColumn="0" w:lastRowFirstColumn="0" w:lastRowLastColumn="0"/>
             <w:tcW w:w="1944" w:type="dxa"/>
           </w:tcPr>
           <w:p>
             <w:pPr>
               <w:keepNext/>
-              <w:spacing w:after="0"/>
             </w:pPr>
             <w:r>
               <w:rPr>
                 <w:sz w:val="19"/>
               </w:rPr>
-              <w:t>2. Modelado</w:t>
+              <w:t>1. Análisis del problema</w:t>
             </w:r>
           </w:p>
         </w:tc>
@@ -5525,13 +8626,13 @@
           <w:p>
             <w:pPr>
               <w:keepNext/>
-              <w:spacing w:after="0"/>
+              <w:cnfStyle w:val="000000100000" w:firstRow="0" w:lastRow="0" w:firstColumn="0" w:lastColumn="0" w:oddVBand="0" w:evenVBand="0" w:oddHBand="1" w:evenHBand="0" w:firstRowFirstColumn="0" w:firstRowLastColumn="0" w:lastRowFirstColumn="0" w:lastRowLastColumn="0"/>
             </w:pPr>
             <w:r>
               <w:rPr>
                 <w:sz w:val="19"/>
               </w:rPr>
-              <w:t>Variables, función objetivo, normalización y asignación</w:t>
+              <w:t>Investigar el contexto y revisar los datos</w:t>
             </w:r>
           </w:p>
         </w:tc>
@@ -5542,13 +8643,13 @@
           <w:p>
             <w:pPr>
               <w:keepNext/>
-              <w:spacing w:after="0"/>
+              <w:cnfStyle w:val="000000100000" w:firstRow="0" w:lastRow="0" w:firstColumn="0" w:lastColumn="0" w:oddVBand="0" w:evenVBand="0" w:oddHBand="1" w:evenHBand="0" w:firstRowFirstColumn="0" w:firstRowLastColumn="0" w:lastRowFirstColumn="0" w:lastRowLastColumn="0"/>
             </w:pPr>
             <w:r>
               <w:rPr>
                 <w:sz w:val="19"/>
               </w:rPr>
-              <w:t xml:space="preserve">4 oct </w:t>
+              <w:t>1 oct</w:t>
             </w:r>
           </w:p>
         </w:tc>
@@ -5559,19 +8660,10 @@
           <w:p>
             <w:pPr>
               <w:keepNext/>
-              <w:spacing w:after="0"/>
+              <w:cnfStyle w:val="000000100000" w:firstRow="0" w:lastRow="0" w:firstColumn="0" w:lastColumn="0" w:oddVBand="0" w:evenVBand="0" w:oddHBand="1" w:evenHBand="0" w:firstRowFirstColumn="0" w:firstRowLastColumn="0" w:lastRowFirstColumn="0" w:lastRowLastColumn="0"/>
             </w:pPr>
             <w:r>
-              <w:rPr>
-                <w:sz w:val="19"/>
-              </w:rPr>
-              <w:t>8</w:t>
-            </w:r>
-            <w:r>
-              <w:rPr>
-                <w:sz w:val="19"/>
-              </w:rPr>
-              <w:t xml:space="preserve"> oct</w:t>
+              <w:t>3 oct</w:t>
             </w:r>
           </w:p>
         </w:tc>
@@ -5582,36 +8674,32 @@
           <w:p>
             <w:pPr>
               <w:keepNext/>
-              <w:spacing w:after="0"/>
+              <w:cnfStyle w:val="000000100000" w:firstRow="0" w:lastRow="0" w:firstColumn="0" w:lastColumn="0" w:oddVBand="0" w:evenVBand="0" w:oddHBand="1" w:evenHBand="0" w:firstRowFirstColumn="0" w:firstRowLastColumn="0" w:lastRowFirstColumn="0" w:lastRowLastColumn="0"/>
             </w:pPr>
             <w:r>
               <w:rPr>
                 <w:sz w:val="19"/>
               </w:rPr>
-              <w:t>Modelado del problema</w:t>
+              <w:t>Introducción y alcance</w:t>
             </w:r>
           </w:p>
         </w:tc>
       </w:tr>
       <w:tr>
-        <w:trPr>
-          <w:cantSplit/>
-          <w:jc w:val="center"/>
-        </w:trPr>
         <w:tc>
           <w:tcPr>
+            <w:cnfStyle w:val="001000000000" w:firstRow="0" w:lastRow="0" w:firstColumn="1" w:lastColumn="0" w:oddVBand="0" w:evenVBand="0" w:oddHBand="0" w:evenHBand="0" w:firstRowFirstColumn="0" w:firstRowLastColumn="0" w:lastRowFirstColumn="0" w:lastRowLastColumn="0"/>
             <w:tcW w:w="1944" w:type="dxa"/>
           </w:tcPr>
           <w:p>
             <w:pPr>
               <w:keepNext/>
-              <w:spacing w:after="0"/>
             </w:pPr>
             <w:r>
               <w:rPr>
                 <w:sz w:val="19"/>
               </w:rPr>
-              <w:t>3. Selección del algoritmo</w:t>
+              <w:t>2. Modelado</w:t>
             </w:r>
           </w:p>
         </w:tc>
@@ -5622,13 +8710,13 @@
           <w:p>
             <w:pPr>
               <w:keepNext/>
-              <w:spacing w:after="0"/>
+              <w:cnfStyle w:val="000000000000" w:firstRow="0" w:lastRow="0" w:firstColumn="0" w:lastColumn="0" w:oddVBand="0" w:evenVBand="0" w:oddHBand="0" w:evenHBand="0" w:firstRowFirstColumn="0" w:firstRowLastColumn="0" w:lastRowFirstColumn="0" w:lastRowLastColumn="0"/>
             </w:pPr>
             <w:r>
               <w:rPr>
                 <w:sz w:val="19"/>
               </w:rPr>
-              <w:t>Comparar recocido simulado y búsqueda tabú</w:t>
+              <w:t>Variables, función objetivo, normalización y asignación</w:t>
             </w:r>
           </w:p>
         </w:tc>
@@ -5639,19 +8727,13 @@
           <w:p>
             <w:pPr>
               <w:keepNext/>
-              <w:spacing w:after="0"/>
+              <w:cnfStyle w:val="000000000000" w:firstRow="0" w:lastRow="0" w:firstColumn="0" w:lastColumn="0" w:oddVBand="0" w:evenVBand="0" w:oddHBand="0" w:evenHBand="0" w:firstRowFirstColumn="0" w:firstRowLastColumn="0" w:lastRowFirstColumn="0" w:lastRowLastColumn="0"/>
             </w:pPr>
             <w:r>
               <w:rPr>
                 <w:sz w:val="19"/>
               </w:rPr>
-              <w:t>8</w:t>
-            </w:r>
-            <w:r>
-              <w:rPr>
-                <w:sz w:val="19"/>
-              </w:rPr>
-              <w:t xml:space="preserve"> oct</w:t>
+              <w:t xml:space="preserve">4 oct </w:t>
             </w:r>
           </w:p>
         </w:tc>
@@ -5662,13 +8744,13 @@
           <w:p>
             <w:pPr>
               <w:keepNext/>
-              <w:spacing w:after="0"/>
+              <w:cnfStyle w:val="000000000000" w:firstRow="0" w:lastRow="0" w:firstColumn="0" w:lastColumn="0" w:oddVBand="0" w:evenVBand="0" w:oddHBand="0" w:evenHBand="0" w:firstRowFirstColumn="0" w:firstRowLastColumn="0" w:lastRowFirstColumn="0" w:lastRowLastColumn="0"/>
             </w:pPr>
             <w:r>
               <w:rPr>
                 <w:sz w:val="19"/>
               </w:rPr>
-              <w:t>9</w:t>
+              <w:t>8</w:t>
             </w:r>
             <w:r>
               <w:rPr>
@@ -5685,36 +8767,35 @@
           <w:p>
             <w:pPr>
               <w:keepNext/>
-              <w:spacing w:after="0"/>
+              <w:cnfStyle w:val="000000000000" w:firstRow="0" w:lastRow="0" w:firstColumn="0" w:lastColumn="0" w:oddVBand="0" w:evenVBand="0" w:oddHBand="0" w:evenHBand="0" w:firstRowFirstColumn="0" w:firstRowLastColumn="0" w:lastRowFirstColumn="0" w:lastRowLastColumn="0"/>
             </w:pPr>
             <w:r>
               <w:rPr>
                 <w:sz w:val="19"/>
               </w:rPr>
-              <w:t>Justificación</w:t>
+              <w:t>Modelado del problema</w:t>
             </w:r>
           </w:p>
         </w:tc>
       </w:tr>
       <w:tr>
         <w:trPr>
-          <w:cantSplit/>
-          <w:jc w:val="center"/>
+          <w:cnfStyle w:val="000000100000" w:firstRow="0" w:lastRow="0" w:firstColumn="0" w:lastColumn="0" w:oddVBand="0" w:evenVBand="0" w:oddHBand="1" w:evenHBand="0" w:firstRowFirstColumn="0" w:firstRowLastColumn="0" w:lastRowFirstColumn="0" w:lastRowLastColumn="0"/>
         </w:trPr>
         <w:tc>
           <w:tcPr>
+            <w:cnfStyle w:val="001000000000" w:firstRow="0" w:lastRow="0" w:firstColumn="1" w:lastColumn="0" w:oddVBand="0" w:evenVBand="0" w:oddHBand="0" w:evenHBand="0" w:firstRowFirstColumn="0" w:firstRowLastColumn="0" w:lastRowFirstColumn="0" w:lastRowLastColumn="0"/>
             <w:tcW w:w="1944" w:type="dxa"/>
           </w:tcPr>
           <w:p>
             <w:pPr>
               <w:keepNext/>
-              <w:spacing w:after="0"/>
             </w:pPr>
             <w:r>
               <w:rPr>
                 <w:sz w:val="19"/>
               </w:rPr>
-              <w:t>4. Implementación</w:t>
+              <w:t>3. Selección del algoritmo</w:t>
             </w:r>
           </w:p>
         </w:tc>
@@ -5725,7 +8806,106 @@
           <w:p>
             <w:pPr>
               <w:keepNext/>
-              <w:spacing w:after="0"/>
+              <w:cnfStyle w:val="000000100000" w:firstRow="0" w:lastRow="0" w:firstColumn="0" w:lastColumn="0" w:oddVBand="0" w:evenVBand="0" w:oddHBand="1" w:evenHBand="0" w:firstRowFirstColumn="0" w:firstRowLastColumn="0" w:lastRowFirstColumn="0" w:lastRowLastColumn="0"/>
+            </w:pPr>
+            <w:r>
+              <w:rPr>
+                <w:sz w:val="19"/>
+              </w:rPr>
+              <w:t>Comparar recocido simulado y búsqueda tabú</w:t>
+            </w:r>
+          </w:p>
+        </w:tc>
+        <w:tc>
+          <w:tcPr>
+            <w:tcW w:w="893" w:type="dxa"/>
+          </w:tcPr>
+          <w:p>
+            <w:pPr>
+              <w:keepNext/>
+              <w:cnfStyle w:val="000000100000" w:firstRow="0" w:lastRow="0" w:firstColumn="0" w:lastColumn="0" w:oddVBand="0" w:evenVBand="0" w:oddHBand="1" w:evenHBand="0" w:firstRowFirstColumn="0" w:firstRowLastColumn="0" w:lastRowFirstColumn="0" w:lastRowLastColumn="0"/>
+            </w:pPr>
+            <w:r>
+              <w:rPr>
+                <w:sz w:val="19"/>
+              </w:rPr>
+              <w:t>8</w:t>
+            </w:r>
+            <w:r>
+              <w:rPr>
+                <w:sz w:val="19"/>
+              </w:rPr>
+              <w:t xml:space="preserve"> oct</w:t>
+            </w:r>
+          </w:p>
+        </w:tc>
+        <w:tc>
+          <w:tcPr>
+            <w:tcW w:w="893" w:type="dxa"/>
+          </w:tcPr>
+          <w:p>
+            <w:pPr>
+              <w:keepNext/>
+              <w:cnfStyle w:val="000000100000" w:firstRow="0" w:lastRow="0" w:firstColumn="0" w:lastColumn="0" w:oddVBand="0" w:evenVBand="0" w:oddHBand="1" w:evenHBand="0" w:firstRowFirstColumn="0" w:firstRowLastColumn="0" w:lastRowFirstColumn="0" w:lastRowLastColumn="0"/>
+            </w:pPr>
+            <w:r>
+              <w:rPr>
+                <w:sz w:val="19"/>
+              </w:rPr>
+              <w:t>9</w:t>
+            </w:r>
+            <w:r>
+              <w:rPr>
+                <w:sz w:val="19"/>
+              </w:rPr>
+              <w:t xml:space="preserve"> oct</w:t>
+            </w:r>
+          </w:p>
+        </w:tc>
+        <w:tc>
+          <w:tcPr>
+            <w:tcW w:w="1670" w:type="dxa"/>
+          </w:tcPr>
+          <w:p>
+            <w:pPr>
+              <w:keepNext/>
+              <w:cnfStyle w:val="000000100000" w:firstRow="0" w:lastRow="0" w:firstColumn="0" w:lastColumn="0" w:oddVBand="0" w:evenVBand="0" w:oddHBand="1" w:evenHBand="0" w:firstRowFirstColumn="0" w:firstRowLastColumn="0" w:lastRowFirstColumn="0" w:lastRowLastColumn="0"/>
+            </w:pPr>
+            <w:r>
+              <w:rPr>
+                <w:sz w:val="19"/>
+              </w:rPr>
+              <w:t>Justificación</w:t>
+            </w:r>
+          </w:p>
+        </w:tc>
+      </w:tr>
+      <w:tr>
+        <w:tc>
+          <w:tcPr>
+            <w:cnfStyle w:val="001000000000" w:firstRow="0" w:lastRow="0" w:firstColumn="1" w:lastColumn="0" w:oddVBand="0" w:evenVBand="0" w:oddHBand="0" w:evenHBand="0" w:firstRowFirstColumn="0" w:firstRowLastColumn="0" w:lastRowFirstColumn="0" w:lastRowLastColumn="0"/>
+            <w:tcW w:w="1944" w:type="dxa"/>
+          </w:tcPr>
+          <w:p>
+            <w:pPr>
+              <w:keepNext/>
+            </w:pPr>
+            <w:r>
+              <w:rPr>
+                <w:sz w:val="19"/>
+              </w:rPr>
+              <w:t>4. Implementación</w:t>
+            </w:r>
+          </w:p>
+        </w:tc>
+        <w:tc>
+          <w:tcPr>
+            <w:tcW w:w="3384" w:type="dxa"/>
+          </w:tcPr>
+          <w:p>
+            <w:pPr>
+              <w:keepNext/>
+              <w:cnfStyle w:val="000000000000" w:firstRow="0" w:lastRow="0" w:firstColumn="0" w:lastColumn="0" w:oddVBand="0" w:evenVBand="0" w:oddHBand="0" w:evenHBand="0" w:firstRowFirstColumn="0" w:firstRowLastColumn="0" w:lastRowFirstColumn="0" w:lastRowLastColumn="0"/>
             </w:pPr>
             <w:r>
               <w:rPr>
@@ -5750,7 +8930,7 @@
           <w:p>
             <w:pPr>
               <w:keepNext/>
-              <w:spacing w:after="0"/>
+              <w:cnfStyle w:val="000000000000" w:firstRow="0" w:lastRow="0" w:firstColumn="0" w:lastColumn="0" w:oddVBand="0" w:evenVBand="0" w:oddHBand="0" w:evenHBand="0" w:firstRowFirstColumn="0" w:firstRowLastColumn="0" w:lastRowFirstColumn="0" w:lastRowLastColumn="0"/>
             </w:pPr>
             <w:r>
               <w:rPr>
@@ -5773,7 +8953,7 @@
           <w:p>
             <w:pPr>
               <w:keepNext/>
-              <w:spacing w:after="0"/>
+              <w:cnfStyle w:val="000000000000" w:firstRow="0" w:lastRow="0" w:firstColumn="0" w:lastColumn="0" w:oddVBand="0" w:evenVBand="0" w:oddHBand="0" w:evenHBand="0" w:firstRowFirstColumn="0" w:firstRowLastColumn="0" w:lastRowFirstColumn="0" w:lastRowLastColumn="0"/>
             </w:pPr>
             <w:r>
               <w:rPr>
@@ -5796,7 +8976,7 @@
           <w:p>
             <w:pPr>
               <w:keepNext/>
-              <w:spacing w:after="0"/>
+              <w:cnfStyle w:val="000000000000" w:firstRow="0" w:lastRow="0" w:firstColumn="0" w:lastColumn="0" w:oddVBand="0" w:evenVBand="0" w:oddHBand="0" w:evenHBand="0" w:firstRowFirstColumn="0" w:firstRowLastColumn="0" w:lastRowFirstColumn="0" w:lastRowLastColumn="0"/>
             </w:pPr>
             <w:r>
               <w:rPr>
@@ -5809,17 +8989,16 @@
       </w:tr>
       <w:tr>
         <w:trPr>
-          <w:cantSplit/>
-          <w:jc w:val="center"/>
+          <w:cnfStyle w:val="000000100000" w:firstRow="0" w:lastRow="0" w:firstColumn="0" w:lastColumn="0" w:oddVBand="0" w:evenVBand="0" w:oddHBand="1" w:evenHBand="0" w:firstRowFirstColumn="0" w:firstRowLastColumn="0" w:lastRowFirstColumn="0" w:lastRowLastColumn="0"/>
         </w:trPr>
         <w:tc>
           <w:tcPr>
+            <w:cnfStyle w:val="001000000000" w:firstRow="0" w:lastRow="0" w:firstColumn="1" w:lastColumn="0" w:oddVBand="0" w:evenVBand="0" w:oddHBand="0" w:evenHBand="0" w:firstRowFirstColumn="0" w:firstRowLastColumn="0" w:lastRowFirstColumn="0" w:lastRowLastColumn="0"/>
             <w:tcW w:w="1944" w:type="dxa"/>
           </w:tcPr>
           <w:p>
             <w:pPr>
               <w:keepNext/>
-              <w:spacing w:after="0"/>
             </w:pPr>
             <w:r>
               <w:rPr>
@@ -5836,7 +9015,7 @@
           <w:p>
             <w:pPr>
               <w:keepNext/>
-              <w:spacing w:after="0"/>
+              <w:cnfStyle w:val="000000100000" w:firstRow="0" w:lastRow="0" w:firstColumn="0" w:lastColumn="0" w:oddVBand="0" w:evenVBand="0" w:oddHBand="1" w:evenHBand="0" w:firstRowFirstColumn="0" w:firstRowLastColumn="0" w:lastRowFirstColumn="0" w:lastRowLastColumn="0"/>
             </w:pPr>
             <w:r>
               <w:rPr>
@@ -5853,7 +9032,7 @@
           <w:p>
             <w:pPr>
               <w:keepNext/>
-              <w:spacing w:after="0"/>
+              <w:cnfStyle w:val="000000100000" w:firstRow="0" w:lastRow="0" w:firstColumn="0" w:lastColumn="0" w:oddVBand="0" w:evenVBand="0" w:oddHBand="1" w:evenHBand="0" w:firstRowFirstColumn="0" w:firstRowLastColumn="0" w:lastRowFirstColumn="0" w:lastRowLastColumn="0"/>
             </w:pPr>
             <w:r>
               <w:rPr>
@@ -5876,7 +9055,7 @@
           <w:p>
             <w:pPr>
               <w:keepNext/>
-              <w:spacing w:after="0"/>
+              <w:cnfStyle w:val="000000100000" w:firstRow="0" w:lastRow="0" w:firstColumn="0" w:lastColumn="0" w:oddVBand="0" w:evenVBand="0" w:oddHBand="1" w:evenHBand="0" w:firstRowFirstColumn="0" w:firstRowLastColumn="0" w:lastRowFirstColumn="0" w:lastRowLastColumn="0"/>
             </w:pPr>
             <w:r>
               <w:rPr>
@@ -5905,7 +9084,7 @@
           <w:p>
             <w:pPr>
               <w:keepNext/>
-              <w:spacing w:after="0"/>
+              <w:cnfStyle w:val="000000100000" w:firstRow="0" w:lastRow="0" w:firstColumn="0" w:lastColumn="0" w:oddVBand="0" w:evenVBand="0" w:oddHBand="1" w:evenHBand="0" w:firstRowFirstColumn="0" w:firstRowLastColumn="0" w:lastRowFirstColumn="0" w:lastRowLastColumn="0"/>
             </w:pPr>
             <w:r>
               <w:rPr>
@@ -5917,18 +9096,12 @@
         </w:tc>
       </w:tr>
       <w:tr>
-        <w:trPr>
-          <w:cantSplit/>
-          <w:jc w:val="center"/>
-        </w:trPr>
         <w:tc>
           <w:tcPr>
+            <w:cnfStyle w:val="001000000000" w:firstRow="0" w:lastRow="0" w:firstColumn="1" w:lastColumn="0" w:oddVBand="0" w:evenVBand="0" w:oddHBand="0" w:evenHBand="0" w:firstRowFirstColumn="0" w:firstRowLastColumn="0" w:lastRowFirstColumn="0" w:lastRowLastColumn="0"/>
             <w:tcW w:w="1944" w:type="dxa"/>
           </w:tcPr>
           <w:p>
-            <w:pPr>
-              <w:spacing w:after="0"/>
-            </w:pPr>
             <w:r>
               <w:rPr>
                 <w:sz w:val="19"/>
@@ -5943,7 +9116,7 @@
           </w:tcPr>
           <w:p>
             <w:pPr>
-              <w:spacing w:after="0"/>
+              <w:cnfStyle w:val="000000000000" w:firstRow="0" w:lastRow="0" w:firstColumn="0" w:lastColumn="0" w:oddVBand="0" w:evenVBand="0" w:oddHBand="0" w:evenHBand="0" w:firstRowFirstColumn="0" w:firstRowLastColumn="0" w:lastRowFirstColumn="0" w:lastRowLastColumn="0"/>
             </w:pPr>
             <w:r>
               <w:rPr>
@@ -5959,7 +9132,7 @@
           </w:tcPr>
           <w:p>
             <w:pPr>
-              <w:spacing w:after="0"/>
+              <w:cnfStyle w:val="000000000000" w:firstRow="0" w:lastRow="0" w:firstColumn="0" w:lastColumn="0" w:oddVBand="0" w:evenVBand="0" w:oddHBand="0" w:evenHBand="0" w:firstRowFirstColumn="0" w:firstRowLastColumn="0" w:lastRowFirstColumn="0" w:lastRowLastColumn="0"/>
             </w:pPr>
             <w:r>
               <w:rPr>
@@ -5987,7 +9160,7 @@
           </w:tcPr>
           <w:p>
             <w:pPr>
-              <w:spacing w:after="0"/>
+              <w:cnfStyle w:val="000000000000" w:firstRow="0" w:lastRow="0" w:firstColumn="0" w:lastColumn="0" w:oddVBand="0" w:evenVBand="0" w:oddHBand="0" w:evenHBand="0" w:firstRowFirstColumn="0" w:firstRowLastColumn="0" w:lastRowFirstColumn="0" w:lastRowLastColumn="0"/>
             </w:pPr>
             <w:r>
               <w:rPr>
@@ -6015,7 +9188,7 @@
           </w:tcPr>
           <w:p>
             <w:pPr>
-              <w:spacing w:after="0"/>
+              <w:cnfStyle w:val="000000000000" w:firstRow="0" w:lastRow="0" w:firstColumn="0" w:lastColumn="0" w:oddVBand="0" w:evenVBand="0" w:oddHBand="0" w:evenHBand="0" w:firstRowFirstColumn="0" w:firstRowLastColumn="0" w:lastRowFirstColumn="0" w:lastRowLastColumn="0"/>
             </w:pPr>
             <w:r>
               <w:rPr>
@@ -6034,11 +9207,13 @@
     </w:p>
     <w:p>
       <w:pPr>
-        <w:pStyle w:val="Ttulo1"/>
-      </w:pPr>
+        <w:pStyle w:val="Ttulo2"/>
+      </w:pPr>
+      <w:bookmarkStart w:id="15" w:name="_Toc243085521"/>
       <w:r>
         <w:t>Conclusiones</w:t>
       </w:r>
+      <w:bookmarkEnd w:id="15"/>
     </w:p>
     <w:p>
       <w:pPr>
@@ -6074,13 +9249,13 @@
     </w:p>
     <w:p>
       <w:pPr>
-        <w:pStyle w:val="Ttulo1"/>
-        <w:pageBreakBefore/>
+        <w:pStyle w:val="Ttulo2"/>
         <w:rPr>
           <w:rFonts w:eastAsiaTheme="minorEastAsia"/>
           <w:lang w:val="es-ES"/>
         </w:rPr>
       </w:pPr>
+      <w:bookmarkStart w:id="16" w:name="_Toc243085522"/>
       <w:r>
         <w:rPr>
           <w:rFonts w:eastAsiaTheme="minorEastAsia"/>
@@ -6089,6 +9264,7 @@
         <w:lastRenderedPageBreak/>
         <w:t>Referencias</w:t>
       </w:r>
+      <w:bookmarkEnd w:id="16"/>
     </w:p>
     <w:p>
       <w:pPr>
@@ -6277,7 +9453,7 @@
         </w:rPr>
         <w:t xml:space="preserve">Hernández, C. E. (2024, November 15). Estos son los horarios de todas las rutas de camiones en Culiacán. Revista Espejo. </w:t>
       </w:r>
-      <w:hyperlink r:id="rId9" w:history="1">
+      <w:hyperlink r:id="rId17" w:history="1">
         <w:r>
           <w:rPr>
             <w:rStyle w:val="Hipervnculo"/>
@@ -6406,7 +9582,7 @@
         </w:rPr>
         <w:t xml:space="preserve">., &amp; Murillo, Á. (2014). EL PROBLEMA DEL AGENTE VIAJERO: UN ALGORITMO DETERMINÍSTICO USANDO BÚSQUEDA TABÚ. Revista de Matemática: Teoría y Aplicaciones, 211. </w:t>
       </w:r>
-      <w:hyperlink r:id="rId10" w:history="1">
+      <w:hyperlink r:id="rId18" w:history="1">
         <w:r>
           <w:rPr>
             <w:rStyle w:val="Hipervnculo"/>
@@ -6489,7 +9665,7 @@
         </w:rPr>
         <w:t xml:space="preserve">. Medium. </w:t>
       </w:r>
-      <w:hyperlink r:id="rId11" w:history="1">
+      <w:hyperlink r:id="rId19" w:history="1">
         <w:r>
           <w:rPr>
             <w:rStyle w:val="Hipervnculo"/>
@@ -6532,11 +9708,344 @@
     <w:sectPr>
       <w:pgSz w:w="12240" w:h="15840"/>
       <w:pgMar w:top="1417" w:right="1701" w:bottom="1417" w:left="1701" w:header="708" w:footer="708" w:gutter="0"/>
+      <w:pgNumType w:start="0"/>
       <w:cols w:space="708"/>
+      <w:titlePg/>
       <w:docGrid w:linePitch="360"/>
     </w:sectPr>
   </w:body>
 </w:document>
+</file>
+
+<file path=word/endnotes.xml><?xml version="1.0" encoding="utf-8"?>
+<w:endnotes xmlns:wpc="http://schemas.microsoft.com/office/word/2010/wordprocessingCanvas" xmlns:cx="http://schemas.microsoft.com/office/drawing/2014/chartex" xmlns:cx1="http://schemas.microsoft.com/office/drawing/2015/9/8/chartex" xmlns:cx2="http://schemas.microsoft.com/office/drawing/2015/10/21/chartex" xmlns:cx3="http://schemas.microsoft.com/office/drawing/2016/5/9/chartex" xmlns:cx4="http://schemas.microsoft.com/office/drawing/2016/5/10/chartex" xmlns:cx5="http://schemas.microsoft.com/office/drawing/2016/5/11/chartex" xmlns:cx6="http://schemas.microsoft.com/office/drawing/2016/5/12/chartex" xmlns:cx7="http://schemas.microsoft.com/office/drawing/2016/5/13/chartex" xmlns:cx8="http://schemas.microsoft.com/office/drawing/2016/5/14/chartex" xmlns:mc="http://schemas.openxmlformats.org/markup-compatibility/2006" xmlns:aink="http://schemas.microsoft.com/office/drawing/2016/ink" xmlns:am3d="http://schemas.microsoft.com/office/drawing/2017/model3d" xmlns:o="urn:schemas-microsoft-com:office:office" xmlns:oel="http://schemas.microsoft.com/office/2019/extlst" xmlns:r="http://schemas.openxmlformats.org/officeDocument/2006/relationships" xmlns:m="http://schemas.openxmlformats.org/officeDocument/2006/math" xmlns:v="urn:schemas-microsoft-com:vml" xmlns:wp14="http://schemas.microsoft.com/office/word/2010/wordprocessingDrawing" xmlns:wp="http://schemas.openxmlformats.org/drawingml/2006/wordprocessingDrawing" xmlns:w10="urn:schemas-microsoft-com:office:word" xmlns:w="http://schemas.openxmlformats.org/wordprocessingml/2006/main" xmlns:w14="http://schemas.microsoft.com/office/word/2010/wordml" xmlns:w15="http://schemas.microsoft.com/office/word/2012/wordml" xmlns:w16cex="http://schemas.microsoft.com/office/word/2018/wordml/cex" xmlns:w16cid="http://schemas.microsoft.com/office/word/2016/wordml/cid" xmlns:w16="http://schemas.microsoft.com/office/word/2018/wordml" xmlns:w16du="http://schemas.microsoft.com/office/word/2023/wordml/word16du" xmlns:w16sdtdh="http://schemas.microsoft.com/office/word/2020/wordml/sdtdatahash" xmlns:w16sdtfl="http://schemas.microsoft.com/office/word/2024/wordml/sdtformatlock" xmlns:w16se="http://schemas.microsoft.com/office/word/2015/wordml/symex" xmlns:wpg="http://schemas.microsoft.com/office/word/2010/wordprocessingGroup" xmlns:wpi="http://schemas.microsoft.com/office/word/2010/wordprocessingInk" xmlns:wne="http://schemas.microsoft.com/office/word/2006/wordml" xmlns:wps="http://schemas.microsoft.com/office/word/2010/wordprocessingShape" mc:Ignorable="w14 w15 w16se w16cid w16 w16cex w16sdtdh w16sdtfl w16du wp14">
+  <w:endnote w:type="separator" w:id="-1">
+    <w:p>
+      <w:pPr>
+        <w:spacing w:after="0" w:line="240" w:lineRule="auto"/>
+      </w:pPr>
+      <w:r>
+        <w:separator/>
+      </w:r>
+    </w:p>
+  </w:endnote>
+  <w:endnote w:type="continuationSeparator" w:id="0">
+    <w:p>
+      <w:pPr>
+        <w:spacing w:after="0" w:line="240" w:lineRule="auto"/>
+      </w:pPr>
+      <w:r>
+        <w:continuationSeparator/>
+      </w:r>
+    </w:p>
+  </w:endnote>
+</w:endnotes>
+</file>
+
+<file path=word/footer1.xml><?xml version="1.0" encoding="utf-8"?>
+<w:ftr xmlns:wpc="http://schemas.microsoft.com/office/word/2010/wordprocessingCanvas" xmlns:cx="http://schemas.microsoft.com/office/drawing/2014/chartex" xmlns:cx1="http://schemas.microsoft.com/office/drawing/2015/9/8/chartex" xmlns:cx2="http://schemas.microsoft.com/office/drawing/2015/10/21/chartex" xmlns:cx3="http://schemas.microsoft.com/office/drawing/2016/5/9/chartex" xmlns:cx4="http://schemas.microsoft.com/office/drawing/2016/5/10/chartex" xmlns:cx5="http://schemas.microsoft.com/office/drawing/2016/5/11/chartex" xmlns:cx6="http://schemas.microsoft.com/office/drawing/2016/5/12/chartex" xmlns:cx7="http://schemas.microsoft.com/office/drawing/2016/5/13/chartex" xmlns:cx8="http://schemas.microsoft.com/office/drawing/2016/5/14/chartex" xmlns:mc="http://schemas.openxmlformats.org/markup-compatibility/2006" xmlns:aink="http://schemas.microsoft.com/office/drawing/2016/ink" xmlns:am3d="http://schemas.microsoft.com/office/drawing/2017/model3d" xmlns:o="urn:schemas-microsoft-com:office:office" xmlns:oel="http://schemas.microsoft.com/office/2019/extlst" xmlns:r="http://schemas.openxmlformats.org/officeDocument/2006/relationships" xmlns:m="http://schemas.openxmlformats.org/officeDocument/2006/math" xmlns:v="urn:schemas-microsoft-com:vml" xmlns:wp14="http://schemas.microsoft.com/office/word/2010/wordprocessingDrawing" xmlns:wp="http://schemas.openxmlformats.org/drawingml/2006/wordprocessingDrawing" xmlns:w10="urn:schemas-microsoft-com:office:word" xmlns:w="http://schemas.openxmlformats.org/wordprocessingml/2006/main" xmlns:w14="http://schemas.microsoft.com/office/word/2010/wordml" xmlns:w15="http://schemas.microsoft.com/office/word/2012/wordml" xmlns:w16cex="http://schemas.microsoft.com/office/word/2018/wordml/cex" xmlns:w16cid="http://schemas.microsoft.com/office/word/2016/wordml/cid" xmlns:w16="http://schemas.microsoft.com/office/word/2018/wordml" xmlns:w16du="http://schemas.microsoft.com/office/word/2023/wordml/word16du" xmlns:w16sdtdh="http://schemas.microsoft.com/office/word/2020/wordml/sdtdatahash" xmlns:w16sdtfl="http://schemas.microsoft.com/office/word/2024/wordml/sdtformatlock" xmlns:w16se="http://schemas.microsoft.com/office/word/2015/wordml/symex" xmlns:wpg="http://schemas.microsoft.com/office/word/2010/wordprocessingGroup" xmlns:wpi="http://schemas.microsoft.com/office/word/2010/wordprocessingInk" xmlns:wne="http://schemas.microsoft.com/office/word/2006/wordml" xmlns:wps="http://schemas.microsoft.com/office/word/2010/wordprocessingShape" mc:Ignorable="w14 w15 w16se w16cid w16 w16cex w16sdtdh w16sdtfl w16du wp14">
+  <w:sdt>
+    <w:sdtPr>
+      <w:id w:val="-1772073828"/>
+      <w:docPartObj>
+        <w:docPartGallery w:val="Page Numbers (Bottom of Page)"/>
+        <w:docPartUnique/>
+      </w:docPartObj>
+    </w:sdtPr>
+    <w:sdtContent>
+      <w:p>
+        <w:pPr>
+          <w:pStyle w:val="Piedepgina"/>
+          <w:jc w:val="right"/>
+        </w:pPr>
+        <w:r>
+          <w:rPr>
+            <w:noProof/>
+          </w:rPr>
+          <w:drawing>
+            <wp:anchor distT="0" distB="0" distL="114300" distR="114300" simplePos="0" relativeHeight="251659264" behindDoc="1" locked="0" layoutInCell="1" allowOverlap="1" wp14:anchorId="70F12C3F" wp14:editId="6F3B62E5">
+              <wp:simplePos x="0" y="0"/>
+              <wp:positionH relativeFrom="column">
+                <wp:posOffset>-860002</wp:posOffset>
+              </wp:positionH>
+              <wp:positionV relativeFrom="paragraph">
+                <wp:posOffset>42757</wp:posOffset>
+              </wp:positionV>
+              <wp:extent cx="508000" cy="508000"/>
+              <wp:effectExtent l="0" t="0" r="6350" b="6350"/>
+              <wp:wrapNone/>
+              <wp:docPr id="710973373" name="Imagen 2"/>
+              <wp:cNvGraphicFramePr>
+                <a:graphicFrameLocks xmlns:a="http://schemas.openxmlformats.org/drawingml/2006/main" noChangeAspect="1"/>
+              </wp:cNvGraphicFramePr>
+              <a:graphic xmlns:a="http://schemas.openxmlformats.org/drawingml/2006/main">
+                <a:graphicData uri="http://schemas.openxmlformats.org/drawingml/2006/picture">
+                  <pic:pic xmlns:pic="http://schemas.openxmlformats.org/drawingml/2006/picture">
+                    <pic:nvPicPr>
+                      <pic:cNvPr id="710973373" name="Imagen 710973373"/>
+                      <pic:cNvPicPr/>
+                    </pic:nvPicPr>
+                    <pic:blipFill>
+                      <a:blip r:embed="rId1">
+                        <a:extLst>
+                          <a:ext uri="{28A0092B-C50C-407E-A947-70E740481C1C}">
+                            <a14:useLocalDpi xmlns:a14="http://schemas.microsoft.com/office/drawing/2010/main" val="0"/>
+                          </a:ext>
+                        </a:extLst>
+                      </a:blip>
+                      <a:stretch>
+                        <a:fillRect/>
+                      </a:stretch>
+                    </pic:blipFill>
+                    <pic:spPr>
+                      <a:xfrm flipH="1">
+                        <a:off x="0" y="0"/>
+                        <a:ext cx="508905" cy="508905"/>
+                      </a:xfrm>
+                      <a:prstGeom prst="rect">
+                        <a:avLst/>
+                      </a:prstGeom>
+                    </pic:spPr>
+                  </pic:pic>
+                </a:graphicData>
+              </a:graphic>
+              <wp14:sizeRelH relativeFrom="page">
+                <wp14:pctWidth>0</wp14:pctWidth>
+              </wp14:sizeRelH>
+              <wp14:sizeRelV relativeFrom="page">
+                <wp14:pctHeight>0</wp14:pctHeight>
+              </wp14:sizeRelV>
+            </wp:anchor>
+          </w:drawing>
+        </w:r>
+        <w:r>
+          <w:fldChar w:fldCharType="begin"/>
+        </w:r>
+        <w:r>
+          <w:instrText>PAGE   \* MERGEFORMAT</w:instrText>
+        </w:r>
+        <w:r>
+          <w:fldChar w:fldCharType="separate"/>
+        </w:r>
+        <w:r>
+          <w:rPr>
+            <w:lang w:val="es-ES"/>
+          </w:rPr>
+          <w:t>2</w:t>
+        </w:r>
+        <w:r>
+          <w:fldChar w:fldCharType="end"/>
+        </w:r>
+      </w:p>
+    </w:sdtContent>
+  </w:sdt>
+  <w:p>
+    <w:pPr>
+      <w:pStyle w:val="Piedepgina"/>
+    </w:pPr>
+    <w:r>
+      <w:t>Tecnológico Nacional de México Campus Culiacán</w:t>
+    </w:r>
+  </w:p>
+</w:ftr>
+</file>
+
+<file path=word/footnotes.xml><?xml version="1.0" encoding="utf-8"?>
+<w:footnotes xmlns:wpc="http://schemas.microsoft.com/office/word/2010/wordprocessingCanvas" xmlns:cx="http://schemas.microsoft.com/office/drawing/2014/chartex" xmlns:cx1="http://schemas.microsoft.com/office/drawing/2015/9/8/chartex" xmlns:cx2="http://schemas.microsoft.com/office/drawing/2015/10/21/chartex" xmlns:cx3="http://schemas.microsoft.com/office/drawing/2016/5/9/chartex" xmlns:cx4="http://schemas.microsoft.com/office/drawing/2016/5/10/chartex" xmlns:cx5="http://schemas.microsoft.com/office/drawing/2016/5/11/chartex" xmlns:cx6="http://schemas.microsoft.com/office/drawing/2016/5/12/chartex" xmlns:cx7="http://schemas.microsoft.com/office/drawing/2016/5/13/chartex" xmlns:cx8="http://schemas.microsoft.com/office/drawing/2016/5/14/chartex" xmlns:mc="http://schemas.openxmlformats.org/markup-compatibility/2006" xmlns:aink="http://schemas.microsoft.com/office/drawing/2016/ink" xmlns:am3d="http://schemas.microsoft.com/office/drawing/2017/model3d" xmlns:o="urn:schemas-microsoft-com:office:office" xmlns:oel="http://schemas.microsoft.com/office/2019/extlst" xmlns:r="http://schemas.openxmlformats.org/officeDocument/2006/relationships" xmlns:m="http://schemas.openxmlformats.org/officeDocument/2006/math" xmlns:v="urn:schemas-microsoft-com:vml" xmlns:wp14="http://schemas.microsoft.com/office/word/2010/wordprocessingDrawing" xmlns:wp="http://schemas.openxmlformats.org/drawingml/2006/wordprocessingDrawing" xmlns:w10="urn:schemas-microsoft-com:office:word" xmlns:w="http://schemas.openxmlformats.org/wordprocessingml/2006/main" xmlns:w14="http://schemas.microsoft.com/office/word/2010/wordml" xmlns:w15="http://schemas.microsoft.com/office/word/2012/wordml" xmlns:w16cex="http://schemas.microsoft.com/office/word/2018/wordml/cex" xmlns:w16cid="http://schemas.microsoft.com/office/word/2016/wordml/cid" xmlns:w16="http://schemas.microsoft.com/office/word/2018/wordml" xmlns:w16du="http://schemas.microsoft.com/office/word/2023/wordml/word16du" xmlns:w16sdtdh="http://schemas.microsoft.com/office/word/2020/wordml/sdtdatahash" xmlns:w16sdtfl="http://schemas.microsoft.com/office/word/2024/wordml/sdtformatlock" xmlns:w16se="http://schemas.microsoft.com/office/word/2015/wordml/symex" xmlns:wpg="http://schemas.microsoft.com/office/word/2010/wordprocessingGroup" xmlns:wpi="http://schemas.microsoft.com/office/word/2010/wordprocessingInk" xmlns:wne="http://schemas.microsoft.com/office/word/2006/wordml" xmlns:wps="http://schemas.microsoft.com/office/word/2010/wordprocessingShape" mc:Ignorable="w14 w15 w16se w16cid w16 w16cex w16sdtdh w16sdtfl w16du wp14">
+  <w:footnote w:type="separator" w:id="-1">
+    <w:p>
+      <w:pPr>
+        <w:spacing w:after="0" w:line="240" w:lineRule="auto"/>
+      </w:pPr>
+      <w:r>
+        <w:separator/>
+      </w:r>
+    </w:p>
+  </w:footnote>
+  <w:footnote w:type="continuationSeparator" w:id="0">
+    <w:p>
+      <w:pPr>
+        <w:spacing w:after="0" w:line="240" w:lineRule="auto"/>
+      </w:pPr>
+      <w:r>
+        <w:continuationSeparator/>
+      </w:r>
+    </w:p>
+  </w:footnote>
+</w:footnotes>
+</file>
+
+<file path=word/header1.xml><?xml version="1.0" encoding="utf-8"?>
+<w:hdr xmlns:wpc="http://schemas.microsoft.com/office/word/2010/wordprocessingCanvas" xmlns:cx="http://schemas.microsoft.com/office/drawing/2014/chartex" xmlns:cx1="http://schemas.microsoft.com/office/drawing/2015/9/8/chartex" xmlns:cx2="http://schemas.microsoft.com/office/drawing/2015/10/21/chartex" xmlns:cx3="http://schemas.microsoft.com/office/drawing/2016/5/9/chartex" xmlns:cx4="http://schemas.microsoft.com/office/drawing/2016/5/10/chartex" xmlns:cx5="http://schemas.microsoft.com/office/drawing/2016/5/11/chartex" xmlns:cx6="http://schemas.microsoft.com/office/drawing/2016/5/12/chartex" xmlns:cx7="http://schemas.microsoft.com/office/drawing/2016/5/13/chartex" xmlns:cx8="http://schemas.microsoft.com/office/drawing/2016/5/14/chartex" xmlns:mc="http://schemas.openxmlformats.org/markup-compatibility/2006" xmlns:aink="http://schemas.microsoft.com/office/drawing/2016/ink" xmlns:am3d="http://schemas.microsoft.com/office/drawing/2017/model3d" xmlns:o="urn:schemas-microsoft-com:office:office" xmlns:oel="http://schemas.microsoft.com/office/2019/extlst" xmlns:r="http://schemas.openxmlformats.org/officeDocument/2006/relationships" xmlns:m="http://schemas.openxmlformats.org/officeDocument/2006/math" xmlns:v="urn:schemas-microsoft-com:vml" xmlns:wp14="http://schemas.microsoft.com/office/word/2010/wordprocessingDrawing" xmlns:wp="http://schemas.openxmlformats.org/drawingml/2006/wordprocessingDrawing" xmlns:w10="urn:schemas-microsoft-com:office:word" xmlns:w="http://schemas.openxmlformats.org/wordprocessingml/2006/main" xmlns:w14="http://schemas.microsoft.com/office/word/2010/wordml" xmlns:w15="http://schemas.microsoft.com/office/word/2012/wordml" xmlns:w16cex="http://schemas.microsoft.com/office/word/2018/wordml/cex" xmlns:w16cid="http://schemas.microsoft.com/office/word/2016/wordml/cid" xmlns:w16="http://schemas.microsoft.com/office/word/2018/wordml" xmlns:w16du="http://schemas.microsoft.com/office/word/2023/wordml/word16du" xmlns:w16sdtdh="http://schemas.microsoft.com/office/word/2020/wordml/sdtdatahash" xmlns:w16sdtfl="http://schemas.microsoft.com/office/word/2024/wordml/sdtformatlock" xmlns:w16se="http://schemas.microsoft.com/office/word/2015/wordml/symex" xmlns:wpg="http://schemas.microsoft.com/office/word/2010/wordprocessingGroup" xmlns:wpi="http://schemas.microsoft.com/office/word/2010/wordprocessingInk" xmlns:wne="http://schemas.microsoft.com/office/word/2006/wordml" xmlns:wps="http://schemas.microsoft.com/office/word/2010/wordprocessingShape" mc:Ignorable="w14 w15 w16se w16cid w16 w16cex w16sdtdh w16sdtfl w16du wp14">
+  <w:p>
+    <w:pPr>
+      <w:pStyle w:val="Encabezado"/>
+    </w:pPr>
+    <w:r>
+      <w:rPr>
+        <w:noProof/>
+      </w:rPr>
+      <mc:AlternateContent>
+        <mc:Choice Requires="wps">
+          <w:drawing>
+            <wp:anchor distT="0" distB="0" distL="118745" distR="118745" simplePos="0" relativeHeight="251661312" behindDoc="1" locked="0" layoutInCell="1" allowOverlap="0" wp14:anchorId="0B2B14E1" wp14:editId="0ECCA16E">
+              <wp:simplePos x="0" y="0"/>
+              <wp:positionH relativeFrom="margin">
+                <wp:align>center</wp:align>
+              </wp:positionH>
+              <mc:AlternateContent>
+                <mc:Choice Requires="wp14">
+                  <wp:positionV relativeFrom="page">
+                    <wp14:pctPosVOffset>4500</wp14:pctPosVOffset>
+                  </wp:positionV>
+                </mc:Choice>
+                <mc:Fallback>
+                  <wp:positionV relativeFrom="page">
+                    <wp:posOffset>452120</wp:posOffset>
+                  </wp:positionV>
+                </mc:Fallback>
+              </mc:AlternateContent>
+              <wp:extent cx="5950039" cy="270457"/>
+              <wp:effectExtent l="0" t="0" r="0" b="7620"/>
+              <wp:wrapSquare wrapText="bothSides"/>
+              <wp:docPr id="197" name="Rectángulo 200"/>
+              <wp:cNvGraphicFramePr/>
+              <a:graphic xmlns:a="http://schemas.openxmlformats.org/drawingml/2006/main">
+                <a:graphicData uri="http://schemas.microsoft.com/office/word/2010/wordprocessingShape">
+                  <wps:wsp>
+                    <wps:cNvSpPr/>
+                    <wps:spPr>
+                      <a:xfrm>
+                        <a:off x="0" y="0"/>
+                        <a:ext cx="5950039" cy="270457"/>
+                      </a:xfrm>
+                      <a:prstGeom prst="rect">
+                        <a:avLst/>
+                      </a:prstGeom>
+                      <a:solidFill>
+                        <a:schemeClr val="accent1"/>
+                      </a:solidFill>
+                      <a:ln>
+                        <a:noFill/>
+                      </a:ln>
+                    </wps:spPr>
+                    <wps:style>
+                      <a:lnRef idx="2">
+                        <a:schemeClr val="accent1">
+                          <a:shade val="50000"/>
+                        </a:schemeClr>
+                      </a:lnRef>
+                      <a:fillRef idx="1">
+                        <a:schemeClr val="accent1"/>
+                      </a:fillRef>
+                      <a:effectRef idx="0">
+                        <a:schemeClr val="accent1"/>
+                      </a:effectRef>
+                      <a:fontRef idx="minor">
+                        <a:schemeClr val="lt1"/>
+                      </a:fontRef>
+                    </wps:style>
+                    <wps:txbx>
+                      <w:txbxContent>
+                        <w:sdt>
+                          <w:sdtPr>
+                            <w:rPr>
+                              <w:caps/>
+                              <w:color w:val="FFFFFF" w:themeColor="background1"/>
+                            </w:rPr>
+                            <w:alias w:val="Título"/>
+                            <w:tag w:val=""/>
+                            <w:id w:val="1189017394"/>
+                            <w:dataBinding w:prefixMappings="xmlns:ns0='http://purl.org/dc/elements/1.1/' xmlns:ns1='http://schemas.openxmlformats.org/package/2006/metadata/core-properties' " w:xpath="/ns1:coreProperties[1]/ns0:title[1]" w:storeItemID="{6C3C8BC8-F283-45AE-878A-BAB7291924A1}"/>
+                            <w:text/>
+                          </w:sdtPr>
+                          <w:sdtContent>
+                            <w:p>
+                              <w:pPr>
+                                <w:pStyle w:val="Encabezado"/>
+                                <w:jc w:val="center"/>
+                                <w:rPr>
+                                  <w:caps/>
+                                  <w:color w:val="FFFFFF" w:themeColor="background1"/>
+                                </w:rPr>
+                              </w:pPr>
+                              <w:r>
+                                <w:rPr>
+                                  <w:caps/>
+                                  <w:color w:val="FFFFFF" w:themeColor="background1"/>
+                                </w:rPr>
+                                <w:t>Sistema de enrutamiento para tiendas de autoservicio</w:t>
+                              </w:r>
+                            </w:p>
+                          </w:sdtContent>
+                        </w:sdt>
+                      </w:txbxContent>
+                    </wps:txbx>
+                    <wps:bodyPr rot="0" spcFirstLastPara="0" vertOverflow="overflow" horzOverflow="overflow" vert="horz" wrap="square" lIns="91440" tIns="45720" rIns="91440" bIns="45720" numCol="1" spcCol="0" rtlCol="0" fromWordArt="0" anchor="ctr" anchorCtr="0" forceAA="0" compatLnSpc="1">
+                      <a:prstTxWarp prst="textNoShape">
+                        <a:avLst/>
+                      </a:prstTxWarp>
+                      <a:spAutoFit/>
+                    </wps:bodyPr>
+                  </wps:wsp>
+                </a:graphicData>
+              </a:graphic>
+              <wp14:sizeRelH relativeFrom="margin">
+                <wp14:pctWidth>100000</wp14:pctWidth>
+              </wp14:sizeRelH>
+              <wp14:sizeRelV relativeFrom="page">
+                <wp14:pctHeight>2700</wp14:pctHeight>
+              </wp14:sizeRelV>
+            </wp:anchor>
+          </w:drawing>
+        </mc:Choice>
+        <mc:Fallback>
+          <w:pict>
+            <v:rect w14:anchorId="0B2B14E1" id="Rectángulo 200" o:spid="_x0000_s1036" style="position:absolute;margin-left:0;margin-top:0;width:468.5pt;height:21.3pt;z-index:-251655168;visibility:visible;mso-wrap-style:square;mso-width-percent:1000;mso-height-percent:27;mso-top-percent:45;mso-wrap-distance-left:9.35pt;mso-wrap-distance-top:0;mso-wrap-distance-right:9.35pt;mso-wrap-distance-bottom:0;mso-position-horizontal:center;mso-position-horizontal-relative:margin;mso-position-vertical-relative:page;mso-width-percent:1000;mso-height-percent:27;mso-top-percent:45;mso-width-relative:margin;mso-height-relative:page;v-text-anchor:middle" o:gfxdata="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" o:allowoverlap="f" fillcolor="#156082 [3204]" stroked="f" strokeweight="1.5pt">
+              <v:textbox style="mso-fit-shape-to-text:t">
+                <w:txbxContent>
+                  <w:sdt>
+                    <w:sdtPr>
+                      <w:rPr>
+                        <w:caps/>
+                        <w:color w:val="FFFFFF" w:themeColor="background1"/>
+                      </w:rPr>
+                      <w:alias w:val="Título"/>
+                      <w:tag w:val=""/>
+                      <w:id w:val="1189017394"/>
+                      <w:dataBinding w:prefixMappings="xmlns:ns0='http://purl.org/dc/elements/1.1/' xmlns:ns1='http://schemas.openxmlformats.org/package/2006/metadata/core-properties' " w:xpath="/ns1:coreProperties[1]/ns0:title[1]" w:storeItemID="{6C3C8BC8-F283-45AE-878A-BAB7291924A1}"/>
+                      <w:text/>
+                    </w:sdtPr>
+                    <w:sdtContent>
+                      <w:p>
+                        <w:pPr>
+                          <w:pStyle w:val="Encabezado"/>
+                          <w:jc w:val="center"/>
+                          <w:rPr>
+                            <w:caps/>
+                            <w:color w:val="FFFFFF" w:themeColor="background1"/>
+                          </w:rPr>
+                        </w:pPr>
+                        <w:r>
+                          <w:rPr>
+                            <w:caps/>
+                            <w:color w:val="FFFFFF" w:themeColor="background1"/>
+                          </w:rPr>
+                          <w:t>Sistema de enrutamiento para tiendas de autoservicio</w:t>
+                        </w:r>
+                      </w:p>
+                    </w:sdtContent>
+                  </w:sdt>
+                </w:txbxContent>
+              </v:textbox>
+              <w10:wrap type="square" anchorx="margin" anchory="page"/>
+            </v:rect>
+          </w:pict>
+        </mc:Fallback>
+      </mc:AlternateContent>
+    </w:r>
+  </w:p>
+</w:hdr>
 </file>
 
 <file path=word/numbering.xml><?xml version="1.0" encoding="utf-8"?>
@@ -6881,9 +10390,9 @@
     </w:lvl>
   </w:abstractNum>
   <w:abstractNum w:abstractNumId="3" w15:restartNumberingAfterBreak="0">
-    <w:nsid w:val="6C106381"/>
+    <w:nsid w:val="5E58243A"/>
     <w:multiLevelType w:val="hybridMultilevel"/>
-    <w:tmpl w:val="1E282BEA"/>
+    <w:tmpl w:val="1D128ABA"/>
     <w:lvl w:ilvl="0" w:tplc="080A0001">
       <w:start w:val="1"/>
       <w:numFmt w:val="bullet"/>
@@ -6993,8 +10502,121 @@
       </w:rPr>
     </w:lvl>
   </w:abstractNum>
+  <w:abstractNum w:abstractNumId="4" w15:restartNumberingAfterBreak="0">
+    <w:nsid w:val="6C106381"/>
+    <w:multiLevelType w:val="hybridMultilevel"/>
+    <w:tmpl w:val="1E282BEA"/>
+    <w:lvl w:ilvl="0" w:tplc="080A0001">
+      <w:start w:val="1"/>
+      <w:numFmt w:val="bullet"/>
+      <w:lvlText w:val=""/>
+      <w:lvlJc w:val="left"/>
+      <w:pPr>
+        <w:ind w:left="720" w:hanging="360"/>
+      </w:pPr>
+      <w:rPr>
+        <w:rFonts w:ascii="Symbol" w:hAnsi="Symbol" w:hint="default"/>
+      </w:rPr>
+    </w:lvl>
+    <w:lvl w:ilvl="1" w:tplc="080A0003" w:tentative="1">
+      <w:start w:val="1"/>
+      <w:numFmt w:val="bullet"/>
+      <w:lvlText w:val="o"/>
+      <w:lvlJc w:val="left"/>
+      <w:pPr>
+        <w:ind w:left="1440" w:hanging="360"/>
+      </w:pPr>
+      <w:rPr>
+        <w:rFonts w:ascii="Courier New" w:hAnsi="Courier New" w:cs="Courier New" w:hint="default"/>
+      </w:rPr>
+    </w:lvl>
+    <w:lvl w:ilvl="2" w:tplc="080A0005" w:tentative="1">
+      <w:start w:val="1"/>
+      <w:numFmt w:val="bullet"/>
+      <w:lvlText w:val=""/>
+      <w:lvlJc w:val="left"/>
+      <w:pPr>
+        <w:ind w:left="2160" w:hanging="360"/>
+      </w:pPr>
+      <w:rPr>
+        <w:rFonts w:ascii="Wingdings" w:hAnsi="Wingdings" w:hint="default"/>
+      </w:rPr>
+    </w:lvl>
+    <w:lvl w:ilvl="3" w:tplc="080A0001" w:tentative="1">
+      <w:start w:val="1"/>
+      <w:numFmt w:val="bullet"/>
+      <w:lvlText w:val=""/>
+      <w:lvlJc w:val="left"/>
+      <w:pPr>
+        <w:ind w:left="2880" w:hanging="360"/>
+      </w:pPr>
+      <w:rPr>
+        <w:rFonts w:ascii="Symbol" w:hAnsi="Symbol" w:hint="default"/>
+      </w:rPr>
+    </w:lvl>
+    <w:lvl w:ilvl="4" w:tplc="080A0003" w:tentative="1">
+      <w:start w:val="1"/>
+      <w:numFmt w:val="bullet"/>
+      <w:lvlText w:val="o"/>
+      <w:lvlJc w:val="left"/>
+      <w:pPr>
+        <w:ind w:left="3600" w:hanging="360"/>
+      </w:pPr>
+      <w:rPr>
+        <w:rFonts w:ascii="Courier New" w:hAnsi="Courier New" w:cs="Courier New" w:hint="default"/>
+      </w:rPr>
+    </w:lvl>
+    <w:lvl w:ilvl="5" w:tplc="080A0005" w:tentative="1">
+      <w:start w:val="1"/>
+      <w:numFmt w:val="bullet"/>
+      <w:lvlText w:val=""/>
+      <w:lvlJc w:val="left"/>
+      <w:pPr>
+        <w:ind w:left="4320" w:hanging="360"/>
+      </w:pPr>
+      <w:rPr>
+        <w:rFonts w:ascii="Wingdings" w:hAnsi="Wingdings" w:hint="default"/>
+      </w:rPr>
+    </w:lvl>
+    <w:lvl w:ilvl="6" w:tplc="080A0001" w:tentative="1">
+      <w:start w:val="1"/>
+      <w:numFmt w:val="bullet"/>
+      <w:lvlText w:val=""/>
+      <w:lvlJc w:val="left"/>
+      <w:pPr>
+        <w:ind w:left="5040" w:hanging="360"/>
+      </w:pPr>
+      <w:rPr>
+        <w:rFonts w:ascii="Symbol" w:hAnsi="Symbol" w:hint="default"/>
+      </w:rPr>
+    </w:lvl>
+    <w:lvl w:ilvl="7" w:tplc="080A0003" w:tentative="1">
+      <w:start w:val="1"/>
+      <w:numFmt w:val="bullet"/>
+      <w:lvlText w:val="o"/>
+      <w:lvlJc w:val="left"/>
+      <w:pPr>
+        <w:ind w:left="5760" w:hanging="360"/>
+      </w:pPr>
+      <w:rPr>
+        <w:rFonts w:ascii="Courier New" w:hAnsi="Courier New" w:cs="Courier New" w:hint="default"/>
+      </w:rPr>
+    </w:lvl>
+    <w:lvl w:ilvl="8" w:tplc="080A0005" w:tentative="1">
+      <w:start w:val="1"/>
+      <w:numFmt w:val="bullet"/>
+      <w:lvlText w:val=""/>
+      <w:lvlJc w:val="left"/>
+      <w:pPr>
+        <w:ind w:left="6480" w:hanging="360"/>
+      </w:pPr>
+      <w:rPr>
+        <w:rFonts w:ascii="Wingdings" w:hAnsi="Wingdings" w:hint="default"/>
+      </w:rPr>
+    </w:lvl>
+  </w:abstractNum>
   <w:num w:numId="1" w16cid:durableId="480510611">
-    <w:abstractNumId w:val="3"/>
+    <w:abstractNumId w:val="4"/>
   </w:num>
   <w:num w:numId="2" w16cid:durableId="657923334">
     <w:abstractNumId w:val="0"/>
@@ -7004,6 +10626,9 @@
   </w:num>
   <w:num w:numId="4" w16cid:durableId="1409303958">
     <w:abstractNumId w:val="1"/>
+  </w:num>
+  <w:num w:numId="5" w16cid:durableId="242885155">
+    <w:abstractNumId w:val="3"/>
   </w:num>
 </w:numbering>
 </file>
@@ -7094,7 +10719,7 @@
     <w:lsdException w:name="Closing" w:semiHidden="1" w:unhideWhenUsed="1"/>
     <w:lsdException w:name="Signature" w:semiHidden="1" w:unhideWhenUsed="1"/>
     <w:lsdException w:name="Default Paragraph Font" w:semiHidden="1" w:uiPriority="1" w:unhideWhenUsed="1"/>
-    <w:lsdException w:name="Body Text" w:semiHidden="1" w:unhideWhenUsed="1"/>
+    <w:lsdException w:name="Body Text" w:semiHidden="1" w:uiPriority="1" w:unhideWhenUsed="1" w:qFormat="1"/>
     <w:lsdException w:name="Body Text Indent" w:semiHidden="1" w:unhideWhenUsed="1"/>
     <w:lsdException w:name="List Continue" w:semiHidden="1" w:unhideWhenUsed="1"/>
     <w:lsdException w:name="List Continue 2" w:semiHidden="1" w:unhideWhenUsed="1"/>
@@ -7610,7 +11235,6 @@
   <w:style w:type="character" w:default="1" w:styleId="Fuentedeprrafopredeter">
     <w:name w:val="Default Paragraph Font"/>
     <w:uiPriority w:val="1"/>
-    <w:semiHidden/>
     <w:unhideWhenUsed/>
   </w:style>
   <w:style w:type="table" w:default="1" w:styleId="Tablanormal">
@@ -7956,6 +11580,239 @@
       <w:shd w:val="clear" w:color="auto" w:fill="E1DFDD"/>
     </w:rPr>
   </w:style>
+  <w:style w:type="paragraph" w:styleId="Textoindependiente">
+    <w:name w:val="Body Text"/>
+    <w:basedOn w:val="Normal"/>
+    <w:link w:val="TextoindependienteCar"/>
+    <w:uiPriority w:val="1"/>
+    <w:qFormat/>
+    <w:rsid w:val="00055CE4"/>
+    <w:pPr>
+      <w:widowControl w:val="0"/>
+      <w:autoSpaceDE w:val="0"/>
+      <w:autoSpaceDN w:val="0"/>
+      <w:spacing w:after="0" w:line="240" w:lineRule="auto"/>
+      <w:ind w:left="3146"/>
+    </w:pPr>
+    <w:rPr>
+      <w:rFonts w:ascii="Trebuchet MS" w:eastAsia="Trebuchet MS" w:hAnsi="Trebuchet MS" w:cs="Trebuchet MS"/>
+      <w:kern w:val="0"/>
+      <w:sz w:val="21"/>
+      <w:szCs w:val="21"/>
+      <w:lang w:val="es-ES"/>
+      <w14:ligatures w14:val="none"/>
+    </w:rPr>
+  </w:style>
+  <w:style w:type="character" w:customStyle="1" w:styleId="TextoindependienteCar">
+    <w:name w:val="Texto independiente Car"/>
+    <w:basedOn w:val="Fuentedeprrafopredeter"/>
+    <w:link w:val="Textoindependiente"/>
+    <w:uiPriority w:val="1"/>
+    <w:rsid w:val="00055CE4"/>
+    <w:rPr>
+      <w:rFonts w:ascii="Trebuchet MS" w:eastAsia="Trebuchet MS" w:hAnsi="Trebuchet MS" w:cs="Trebuchet MS"/>
+      <w:kern w:val="0"/>
+      <w:sz w:val="21"/>
+      <w:szCs w:val="21"/>
+      <w:lang w:val="es-ES"/>
+      <w14:ligatures w14:val="none"/>
+    </w:rPr>
+  </w:style>
+  <w:style w:type="paragraph" w:styleId="Piedepgina">
+    <w:name w:val="footer"/>
+    <w:basedOn w:val="Normal"/>
+    <w:link w:val="PiedepginaCar"/>
+    <w:uiPriority w:val="99"/>
+    <w:unhideWhenUsed/>
+    <w:rsid w:val="00055CE4"/>
+    <w:pPr>
+      <w:tabs>
+        <w:tab w:val="center" w:pos="4419"/>
+        <w:tab w:val="right" w:pos="8838"/>
+      </w:tabs>
+      <w:spacing w:after="0" w:line="240" w:lineRule="auto"/>
+    </w:pPr>
+  </w:style>
+  <w:style w:type="character" w:customStyle="1" w:styleId="PiedepginaCar">
+    <w:name w:val="Pie de página Car"/>
+    <w:basedOn w:val="Fuentedeprrafopredeter"/>
+    <w:link w:val="Piedepgina"/>
+    <w:uiPriority w:val="99"/>
+    <w:rsid w:val="00055CE4"/>
+  </w:style>
+  <w:style w:type="paragraph" w:styleId="TtuloTDC">
+    <w:name w:val="TOC Heading"/>
+    <w:basedOn w:val="Ttulo1"/>
+    <w:next w:val="Normal"/>
+    <w:uiPriority w:val="39"/>
+    <w:unhideWhenUsed/>
+    <w:qFormat/>
+    <w:rsid w:val="00055CE4"/>
+    <w:pPr>
+      <w:spacing w:before="240" w:after="0" w:line="259" w:lineRule="auto"/>
+      <w:outlineLvl w:val="9"/>
+    </w:pPr>
+    <w:rPr>
+      <w:kern w:val="0"/>
+      <w:sz w:val="32"/>
+      <w:szCs w:val="32"/>
+      <w:lang w:eastAsia="es-MX"/>
+      <w14:ligatures w14:val="none"/>
+    </w:rPr>
+  </w:style>
+  <w:style w:type="paragraph" w:styleId="TDC1">
+    <w:name w:val="toc 1"/>
+    <w:basedOn w:val="Normal"/>
+    <w:next w:val="Normal"/>
+    <w:autoRedefine/>
+    <w:uiPriority w:val="39"/>
+    <w:unhideWhenUsed/>
+    <w:rsid w:val="00055CE4"/>
+    <w:pPr>
+      <w:spacing w:after="100"/>
+    </w:pPr>
+  </w:style>
+  <w:style w:type="paragraph" w:styleId="TDC2">
+    <w:name w:val="toc 2"/>
+    <w:basedOn w:val="Normal"/>
+    <w:next w:val="Normal"/>
+    <w:autoRedefine/>
+    <w:uiPriority w:val="39"/>
+    <w:unhideWhenUsed/>
+    <w:rsid w:val="00055CE4"/>
+    <w:pPr>
+      <w:spacing w:after="100"/>
+      <w:ind w:left="240"/>
+    </w:pPr>
+  </w:style>
+  <w:style w:type="paragraph" w:styleId="Encabezado">
+    <w:name w:val="header"/>
+    <w:basedOn w:val="Normal"/>
+    <w:link w:val="EncabezadoCar"/>
+    <w:uiPriority w:val="99"/>
+    <w:unhideWhenUsed/>
+    <w:rsid w:val="00055CE4"/>
+    <w:pPr>
+      <w:tabs>
+        <w:tab w:val="center" w:pos="4419"/>
+        <w:tab w:val="right" w:pos="8838"/>
+      </w:tabs>
+      <w:spacing w:after="0" w:line="240" w:lineRule="auto"/>
+    </w:pPr>
+  </w:style>
+  <w:style w:type="character" w:customStyle="1" w:styleId="EncabezadoCar">
+    <w:name w:val="Encabezado Car"/>
+    <w:basedOn w:val="Fuentedeprrafopredeter"/>
+    <w:link w:val="Encabezado"/>
+    <w:uiPriority w:val="99"/>
+    <w:rsid w:val="00055CE4"/>
+  </w:style>
+  <w:style w:type="table" w:styleId="Tablaconcuadrcula5oscura">
+    <w:name w:val="Grid Table 5 Dark"/>
+    <w:basedOn w:val="Tablanormal"/>
+    <w:uiPriority w:val="50"/>
+    <w:rsid w:val="00055CE4"/>
+    <w:pPr>
+      <w:spacing w:after="0" w:line="240" w:lineRule="auto"/>
+    </w:pPr>
+    <w:tblPr>
+      <w:tblStyleRowBandSize w:val="1"/>
+      <w:tblStyleColBandSize w:val="1"/>
+      <w:tblBorders>
+        <w:top w:val="single" w:sz="4" w:space="0" w:color="FFFFFF" w:themeColor="background1"/>
+        <w:left w:val="single" w:sz="4" w:space="0" w:color="FFFFFF" w:themeColor="background1"/>
+        <w:bottom w:val="single" w:sz="4" w:space="0" w:color="FFFFFF" w:themeColor="background1"/>
+        <w:right w:val="single" w:sz="4" w:space="0" w:color="FFFFFF" w:themeColor="background1"/>
+        <w:insideH w:val="single" w:sz="4" w:space="0" w:color="FFFFFF" w:themeColor="background1"/>
+        <w:insideV w:val="single" w:sz="4" w:space="0" w:color="FFFFFF" w:themeColor="background1"/>
+      </w:tblBorders>
+    </w:tblPr>
+    <w:tcPr>
+      <w:shd w:val="clear" w:color="auto" w:fill="CCCCCC" w:themeFill="text1" w:themeFillTint="33"/>
+    </w:tcPr>
+    <w:tblStylePr w:type="firstRow">
+      <w:rPr>
+        <w:b/>
+        <w:bCs/>
+        <w:color w:val="FFFFFF" w:themeColor="background1"/>
+      </w:rPr>
+      <w:tblPr/>
+      <w:tcPr>
+        <w:tcBorders>
+          <w:top w:val="single" w:sz="4" w:space="0" w:color="FFFFFF" w:themeColor="background1"/>
+          <w:left w:val="single" w:sz="4" w:space="0" w:color="FFFFFF" w:themeColor="background1"/>
+          <w:right w:val="single" w:sz="4" w:space="0" w:color="FFFFFF" w:themeColor="background1"/>
+          <w:insideH w:val="nil"/>
+          <w:insideV w:val="nil"/>
+        </w:tcBorders>
+        <w:shd w:val="clear" w:color="auto" w:fill="000000" w:themeFill="text1"/>
+      </w:tcPr>
+    </w:tblStylePr>
+    <w:tblStylePr w:type="lastRow">
+      <w:rPr>
+        <w:b/>
+        <w:bCs/>
+        <w:color w:val="FFFFFF" w:themeColor="background1"/>
+      </w:rPr>
+      <w:tblPr/>
+      <w:tcPr>
+        <w:tcBorders>
+          <w:left w:val="single" w:sz="4" w:space="0" w:color="FFFFFF" w:themeColor="background1"/>
+          <w:bottom w:val="single" w:sz="4" w:space="0" w:color="FFFFFF" w:themeColor="background1"/>
+          <w:right w:val="single" w:sz="4" w:space="0" w:color="FFFFFF" w:themeColor="background1"/>
+          <w:insideH w:val="nil"/>
+          <w:insideV w:val="nil"/>
+        </w:tcBorders>
+        <w:shd w:val="clear" w:color="auto" w:fill="000000" w:themeFill="text1"/>
+      </w:tcPr>
+    </w:tblStylePr>
+    <w:tblStylePr w:type="firstCol">
+      <w:rPr>
+        <w:b/>
+        <w:bCs/>
+        <w:color w:val="FFFFFF" w:themeColor="background1"/>
+      </w:rPr>
+      <w:tblPr/>
+      <w:tcPr>
+        <w:tcBorders>
+          <w:top w:val="single" w:sz="4" w:space="0" w:color="FFFFFF" w:themeColor="background1"/>
+          <w:left w:val="single" w:sz="4" w:space="0" w:color="FFFFFF" w:themeColor="background1"/>
+          <w:bottom w:val="single" w:sz="4" w:space="0" w:color="FFFFFF" w:themeColor="background1"/>
+          <w:insideV w:val="nil"/>
+        </w:tcBorders>
+        <w:shd w:val="clear" w:color="auto" w:fill="000000" w:themeFill="text1"/>
+      </w:tcPr>
+    </w:tblStylePr>
+    <w:tblStylePr w:type="lastCol">
+      <w:rPr>
+        <w:b/>
+        <w:bCs/>
+        <w:color w:val="FFFFFF" w:themeColor="background1"/>
+      </w:rPr>
+      <w:tblPr/>
+      <w:tcPr>
+        <w:tcBorders>
+          <w:top w:val="single" w:sz="4" w:space="0" w:color="FFFFFF" w:themeColor="background1"/>
+          <w:bottom w:val="single" w:sz="4" w:space="0" w:color="FFFFFF" w:themeColor="background1"/>
+          <w:right w:val="single" w:sz="4" w:space="0" w:color="FFFFFF" w:themeColor="background1"/>
+          <w:insideV w:val="nil"/>
+        </w:tcBorders>
+        <w:shd w:val="clear" w:color="auto" w:fill="000000" w:themeFill="text1"/>
+      </w:tcPr>
+    </w:tblStylePr>
+    <w:tblStylePr w:type="band1Vert">
+      <w:tblPr/>
+      <w:tcPr>
+        <w:shd w:val="clear" w:color="auto" w:fill="999999" w:themeFill="text1" w:themeFillTint="66"/>
+      </w:tcPr>
+    </w:tblStylePr>
+    <w:tblStylePr w:type="band1Horz">
+      <w:tblPr/>
+      <w:tcPr>
+        <w:shd w:val="clear" w:color="auto" w:fill="999999" w:themeFill="text1" w:themeFillTint="66"/>
+      </w:tcPr>
+    </w:tblStylePr>
+  </w:style>
 </w:styles>
 </file>
 
